--- a/bluebook_generator/kb/KPIs for Petrochemcals.docx
+++ b/bluebook_generator/kb/KPIs for Petrochemcals.docx
@@ -19,12 +19,6 @@
         <w:gridCol w:w="4320"/>
       </w:tblGrid>
       <w:tr>
-        <w:tblPrEx>
-          <w:tblCellMar>
-            <w:top w:w="0" w:type="dxa"/>
-            <w:bottom w:w="0" w:type="dxa"/>
-          </w:tblCellMar>
-        </w:tblPrEx>
         <w:tc>
           <w:tcPr>
             <w:tcW w:w="8748" w:type="dxa"/>
@@ -80,10 +74,6 @@
           <w:tblBorders>
             <w:top w:val="none" w:sz="0" w:space="0" w:color="auto"/>
           </w:tblBorders>
-          <w:tblCellMar>
-            <w:top w:w="0" w:type="dxa"/>
-            <w:bottom w:w="0" w:type="dxa"/>
-          </w:tblCellMar>
         </w:tblPrEx>
         <w:tc>
           <w:tcPr>
@@ -140,10 +130,6 @@
           <w:tblBorders>
             <w:top w:val="none" w:sz="0" w:space="0" w:color="auto"/>
           </w:tblBorders>
-          <w:tblCellMar>
-            <w:top w:w="0" w:type="dxa"/>
-            <w:bottom w:w="0" w:type="dxa"/>
-          </w:tblCellMar>
         </w:tblPrEx>
         <w:tc>
           <w:tcPr>
@@ -200,10 +186,6 @@
           <w:tblBorders>
             <w:top w:val="none" w:sz="0" w:space="0" w:color="auto"/>
           </w:tblBorders>
-          <w:tblCellMar>
-            <w:top w:w="0" w:type="dxa"/>
-            <w:bottom w:w="0" w:type="dxa"/>
-          </w:tblCellMar>
         </w:tblPrEx>
         <w:tc>
           <w:tcPr>
@@ -236,13 +218,15 @@
               <w:spacing w:after="0" w:line="240" w:lineRule="auto"/>
               <w:rPr>
                 <w:rFonts w:ascii="Helvetica" w:hAnsi="Helvetica" w:cs="Helvetica"/>
-                <w:kern w:val="0"/>
-                <w:lang w:val="en-US"/>
-              </w:rPr>
-            </w:pPr>
-            <w:r>
-              <w:rPr>
-                <w:rFonts w:ascii="Helvetica" w:hAnsi="Helvetica" w:cs="Helvetica"/>
+                <w:color w:val="EE0000"/>
+                <w:kern w:val="0"/>
+                <w:lang w:val="en-US"/>
+              </w:rPr>
+            </w:pPr>
+            <w:r>
+              <w:rPr>
+                <w:rFonts w:ascii="Helvetica" w:hAnsi="Helvetica" w:cs="Helvetica"/>
+                <w:color w:val="EE0000"/>
                 <w:kern w:val="0"/>
                 <w:lang w:val="en-US"/>
               </w:rPr>
@@ -281,13 +265,15 @@
               <w:spacing w:after="0" w:line="240" w:lineRule="auto"/>
               <w:rPr>
                 <w:rFonts w:ascii="Helvetica" w:hAnsi="Helvetica" w:cs="Helvetica"/>
-                <w:kern w:val="0"/>
-                <w:lang w:val="en-US"/>
-              </w:rPr>
-            </w:pPr>
-            <w:r>
-              <w:rPr>
-                <w:rFonts w:ascii="Helvetica" w:hAnsi="Helvetica" w:cs="Helvetica"/>
+                <w:color w:val="EE0000"/>
+                <w:kern w:val="0"/>
+                <w:lang w:val="en-US"/>
+              </w:rPr>
+            </w:pPr>
+            <w:r>
+              <w:rPr>
+                <w:rFonts w:ascii="Helvetica" w:hAnsi="Helvetica" w:cs="Helvetica"/>
+                <w:color w:val="EE0000"/>
                 <w:kern w:val="0"/>
                 <w:lang w:val="en-US"/>
               </w:rPr>
@@ -301,10 +287,6 @@
           <w:tblBorders>
             <w:top w:val="none" w:sz="0" w:space="0" w:color="auto"/>
           </w:tblBorders>
-          <w:tblCellMar>
-            <w:top w:w="0" w:type="dxa"/>
-            <w:bottom w:w="0" w:type="dxa"/>
-          </w:tblCellMar>
         </w:tblPrEx>
         <w:tc>
           <w:tcPr>
@@ -337,13 +319,15 @@
               <w:spacing w:after="0" w:line="240" w:lineRule="auto"/>
               <w:rPr>
                 <w:rFonts w:ascii="Helvetica" w:hAnsi="Helvetica" w:cs="Helvetica"/>
-                <w:kern w:val="0"/>
-                <w:lang w:val="en-US"/>
-              </w:rPr>
-            </w:pPr>
-            <w:r>
-              <w:rPr>
-                <w:rFonts w:ascii="Helvetica" w:hAnsi="Helvetica" w:cs="Helvetica"/>
+                <w:color w:val="EE0000"/>
+                <w:kern w:val="0"/>
+                <w:lang w:val="en-US"/>
+              </w:rPr>
+            </w:pPr>
+            <w:r>
+              <w:rPr>
+                <w:rFonts w:ascii="Helvetica" w:hAnsi="Helvetica" w:cs="Helvetica"/>
+                <w:color w:val="EE0000"/>
                 <w:kern w:val="0"/>
                 <w:lang w:val="en-US"/>
               </w:rPr>
@@ -382,13 +366,15 @@
               <w:spacing w:after="0" w:line="240" w:lineRule="auto"/>
               <w:rPr>
                 <w:rFonts w:ascii="Helvetica" w:hAnsi="Helvetica" w:cs="Helvetica"/>
-                <w:kern w:val="0"/>
-                <w:lang w:val="en-US"/>
-              </w:rPr>
-            </w:pPr>
-            <w:r>
-              <w:rPr>
-                <w:rFonts w:ascii="Helvetica" w:hAnsi="Helvetica" w:cs="Helvetica"/>
+                <w:color w:val="EE0000"/>
+                <w:kern w:val="0"/>
+                <w:lang w:val="en-US"/>
+              </w:rPr>
+            </w:pPr>
+            <w:r>
+              <w:rPr>
+                <w:rFonts w:ascii="Helvetica" w:hAnsi="Helvetica" w:cs="Helvetica"/>
+                <w:color w:val="EE0000"/>
                 <w:kern w:val="0"/>
                 <w:lang w:val="en-US"/>
               </w:rPr>
@@ -402,10 +388,6 @@
           <w:tblBorders>
             <w:top w:val="none" w:sz="0" w:space="0" w:color="auto"/>
           </w:tblBorders>
-          <w:tblCellMar>
-            <w:top w:w="0" w:type="dxa"/>
-            <w:bottom w:w="0" w:type="dxa"/>
-          </w:tblCellMar>
         </w:tblPrEx>
         <w:tc>
           <w:tcPr>
@@ -438,13 +420,15 @@
               <w:spacing w:after="0" w:line="240" w:lineRule="auto"/>
               <w:rPr>
                 <w:rFonts w:ascii="Helvetica" w:hAnsi="Helvetica" w:cs="Helvetica"/>
-                <w:kern w:val="0"/>
-                <w:lang w:val="en-US"/>
-              </w:rPr>
-            </w:pPr>
-            <w:r>
-              <w:rPr>
-                <w:rFonts w:ascii="Helvetica" w:hAnsi="Helvetica" w:cs="Helvetica"/>
+                <w:color w:val="EE0000"/>
+                <w:kern w:val="0"/>
+                <w:lang w:val="en-US"/>
+              </w:rPr>
+            </w:pPr>
+            <w:r>
+              <w:rPr>
+                <w:rFonts w:ascii="Helvetica" w:hAnsi="Helvetica" w:cs="Helvetica"/>
+                <w:color w:val="EE0000"/>
                 <w:kern w:val="0"/>
                 <w:lang w:val="en-US"/>
               </w:rPr>
@@ -483,13 +467,15 @@
               <w:spacing w:after="0" w:line="240" w:lineRule="auto"/>
               <w:rPr>
                 <w:rFonts w:ascii="Helvetica" w:hAnsi="Helvetica" w:cs="Helvetica"/>
-                <w:kern w:val="0"/>
-                <w:lang w:val="en-US"/>
-              </w:rPr>
-            </w:pPr>
-            <w:r>
-              <w:rPr>
-                <w:rFonts w:ascii="Helvetica" w:hAnsi="Helvetica" w:cs="Helvetica"/>
+                <w:color w:val="EE0000"/>
+                <w:kern w:val="0"/>
+                <w:lang w:val="en-US"/>
+              </w:rPr>
+            </w:pPr>
+            <w:r>
+              <w:rPr>
+                <w:rFonts w:ascii="Helvetica" w:hAnsi="Helvetica" w:cs="Helvetica"/>
+                <w:color w:val="EE0000"/>
                 <w:kern w:val="0"/>
                 <w:lang w:val="en-US"/>
               </w:rPr>
@@ -503,10 +489,6 @@
           <w:tblBorders>
             <w:top w:val="none" w:sz="0" w:space="0" w:color="auto"/>
           </w:tblBorders>
-          <w:tblCellMar>
-            <w:top w:w="0" w:type="dxa"/>
-            <w:bottom w:w="0" w:type="dxa"/>
-          </w:tblCellMar>
         </w:tblPrEx>
         <w:tc>
           <w:tcPr>
@@ -539,13 +521,15 @@
               <w:spacing w:after="0" w:line="240" w:lineRule="auto"/>
               <w:rPr>
                 <w:rFonts w:ascii="Helvetica" w:hAnsi="Helvetica" w:cs="Helvetica"/>
-                <w:kern w:val="0"/>
-                <w:lang w:val="en-US"/>
-              </w:rPr>
-            </w:pPr>
-            <w:r>
-              <w:rPr>
-                <w:rFonts w:ascii="Helvetica" w:hAnsi="Helvetica" w:cs="Helvetica"/>
+                <w:color w:val="EE0000"/>
+                <w:kern w:val="0"/>
+                <w:lang w:val="en-US"/>
+              </w:rPr>
+            </w:pPr>
+            <w:r>
+              <w:rPr>
+                <w:rFonts w:ascii="Helvetica" w:hAnsi="Helvetica" w:cs="Helvetica"/>
+                <w:color w:val="EE0000"/>
                 <w:kern w:val="0"/>
                 <w:lang w:val="en-US"/>
               </w:rPr>
@@ -584,13 +568,15 @@
               <w:spacing w:after="0" w:line="240" w:lineRule="auto"/>
               <w:rPr>
                 <w:rFonts w:ascii="Helvetica" w:hAnsi="Helvetica" w:cs="Helvetica"/>
-                <w:kern w:val="0"/>
-                <w:lang w:val="en-US"/>
-              </w:rPr>
-            </w:pPr>
-            <w:r>
-              <w:rPr>
-                <w:rFonts w:ascii="Helvetica" w:hAnsi="Helvetica" w:cs="Helvetica"/>
+                <w:color w:val="EE0000"/>
+                <w:kern w:val="0"/>
+                <w:lang w:val="en-US"/>
+              </w:rPr>
+            </w:pPr>
+            <w:r>
+              <w:rPr>
+                <w:rFonts w:ascii="Helvetica" w:hAnsi="Helvetica" w:cs="Helvetica"/>
+                <w:color w:val="EE0000"/>
                 <w:kern w:val="0"/>
                 <w:lang w:val="en-US"/>
               </w:rPr>
@@ -604,10 +590,6 @@
           <w:tblBorders>
             <w:top w:val="none" w:sz="0" w:space="0" w:color="auto"/>
           </w:tblBorders>
-          <w:tblCellMar>
-            <w:top w:w="0" w:type="dxa"/>
-            <w:bottom w:w="0" w:type="dxa"/>
-          </w:tblCellMar>
         </w:tblPrEx>
         <w:tc>
           <w:tcPr>
@@ -640,13 +622,15 @@
               <w:spacing w:after="0" w:line="240" w:lineRule="auto"/>
               <w:rPr>
                 <w:rFonts w:ascii="Helvetica" w:hAnsi="Helvetica" w:cs="Helvetica"/>
-                <w:kern w:val="0"/>
-                <w:lang w:val="en-US"/>
-              </w:rPr>
-            </w:pPr>
-            <w:r>
-              <w:rPr>
-                <w:rFonts w:ascii="Helvetica" w:hAnsi="Helvetica" w:cs="Helvetica"/>
+                <w:color w:val="EE0000"/>
+                <w:kern w:val="0"/>
+                <w:lang w:val="en-US"/>
+              </w:rPr>
+            </w:pPr>
+            <w:r>
+              <w:rPr>
+                <w:rFonts w:ascii="Helvetica" w:hAnsi="Helvetica" w:cs="Helvetica"/>
+                <w:color w:val="EE0000"/>
                 <w:kern w:val="0"/>
                 <w:lang w:val="en-US"/>
               </w:rPr>
@@ -685,13 +669,15 @@
               <w:spacing w:after="0" w:line="240" w:lineRule="auto"/>
               <w:rPr>
                 <w:rFonts w:ascii="Helvetica" w:hAnsi="Helvetica" w:cs="Helvetica"/>
-                <w:kern w:val="0"/>
-                <w:lang w:val="en-US"/>
-              </w:rPr>
-            </w:pPr>
-            <w:r>
-              <w:rPr>
-                <w:rFonts w:ascii="Helvetica" w:hAnsi="Helvetica" w:cs="Helvetica"/>
+                <w:color w:val="EE0000"/>
+                <w:kern w:val="0"/>
+                <w:lang w:val="en-US"/>
+              </w:rPr>
+            </w:pPr>
+            <w:r>
+              <w:rPr>
+                <w:rFonts w:ascii="Helvetica" w:hAnsi="Helvetica" w:cs="Helvetica"/>
+                <w:color w:val="EE0000"/>
                 <w:kern w:val="0"/>
                 <w:lang w:val="en-US"/>
               </w:rPr>
@@ -705,10 +691,6 @@
           <w:tblBorders>
             <w:top w:val="none" w:sz="0" w:space="0" w:color="auto"/>
           </w:tblBorders>
-          <w:tblCellMar>
-            <w:top w:w="0" w:type="dxa"/>
-            <w:bottom w:w="0" w:type="dxa"/>
-          </w:tblCellMar>
         </w:tblPrEx>
         <w:tc>
           <w:tcPr>
@@ -741,13 +723,15 @@
               <w:spacing w:after="0" w:line="240" w:lineRule="auto"/>
               <w:rPr>
                 <w:rFonts w:ascii="Helvetica" w:hAnsi="Helvetica" w:cs="Helvetica"/>
-                <w:kern w:val="0"/>
-                <w:lang w:val="en-US"/>
-              </w:rPr>
-            </w:pPr>
-            <w:r>
-              <w:rPr>
-                <w:rFonts w:ascii="Helvetica" w:hAnsi="Helvetica" w:cs="Helvetica"/>
+                <w:color w:val="EE0000"/>
+                <w:kern w:val="0"/>
+                <w:lang w:val="en-US"/>
+              </w:rPr>
+            </w:pPr>
+            <w:r>
+              <w:rPr>
+                <w:rFonts w:ascii="Helvetica" w:hAnsi="Helvetica" w:cs="Helvetica"/>
+                <w:color w:val="EE0000"/>
                 <w:kern w:val="0"/>
                 <w:lang w:val="en-US"/>
               </w:rPr>
@@ -786,13 +770,15 @@
               <w:spacing w:after="0" w:line="240" w:lineRule="auto"/>
               <w:rPr>
                 <w:rFonts w:ascii="Helvetica" w:hAnsi="Helvetica" w:cs="Helvetica"/>
-                <w:kern w:val="0"/>
-                <w:lang w:val="en-US"/>
-              </w:rPr>
-            </w:pPr>
-            <w:r>
-              <w:rPr>
-                <w:rFonts w:ascii="Helvetica" w:hAnsi="Helvetica" w:cs="Helvetica"/>
+                <w:color w:val="EE0000"/>
+                <w:kern w:val="0"/>
+                <w:lang w:val="en-US"/>
+              </w:rPr>
+            </w:pPr>
+            <w:r>
+              <w:rPr>
+                <w:rFonts w:ascii="Helvetica" w:hAnsi="Helvetica" w:cs="Helvetica"/>
+                <w:color w:val="EE0000"/>
                 <w:kern w:val="0"/>
                 <w:lang w:val="en-US"/>
               </w:rPr>
@@ -806,10 +792,6 @@
           <w:tblBorders>
             <w:top w:val="none" w:sz="0" w:space="0" w:color="auto"/>
           </w:tblBorders>
-          <w:tblCellMar>
-            <w:top w:w="0" w:type="dxa"/>
-            <w:bottom w:w="0" w:type="dxa"/>
-          </w:tblCellMar>
         </w:tblPrEx>
         <w:tc>
           <w:tcPr>
@@ -842,13 +824,15 @@
               <w:spacing w:after="0" w:line="240" w:lineRule="auto"/>
               <w:rPr>
                 <w:rFonts w:ascii="Helvetica" w:hAnsi="Helvetica" w:cs="Helvetica"/>
-                <w:kern w:val="0"/>
-                <w:lang w:val="en-US"/>
-              </w:rPr>
-            </w:pPr>
-            <w:r>
-              <w:rPr>
-                <w:rFonts w:ascii="Helvetica" w:hAnsi="Helvetica" w:cs="Helvetica"/>
+                <w:color w:val="EE0000"/>
+                <w:kern w:val="0"/>
+                <w:lang w:val="en-US"/>
+              </w:rPr>
+            </w:pPr>
+            <w:r>
+              <w:rPr>
+                <w:rFonts w:ascii="Helvetica" w:hAnsi="Helvetica" w:cs="Helvetica"/>
+                <w:color w:val="EE0000"/>
                 <w:kern w:val="0"/>
                 <w:lang w:val="en-US"/>
               </w:rPr>
@@ -887,13 +871,15 @@
               <w:spacing w:after="0" w:line="240" w:lineRule="auto"/>
               <w:rPr>
                 <w:rFonts w:ascii="Helvetica" w:hAnsi="Helvetica" w:cs="Helvetica"/>
-                <w:kern w:val="0"/>
-                <w:lang w:val="en-US"/>
-              </w:rPr>
-            </w:pPr>
-            <w:r>
-              <w:rPr>
-                <w:rFonts w:ascii="Helvetica" w:hAnsi="Helvetica" w:cs="Helvetica"/>
+                <w:color w:val="EE0000"/>
+                <w:kern w:val="0"/>
+                <w:lang w:val="en-US"/>
+              </w:rPr>
+            </w:pPr>
+            <w:r>
+              <w:rPr>
+                <w:rFonts w:ascii="Helvetica" w:hAnsi="Helvetica" w:cs="Helvetica"/>
+                <w:color w:val="EE0000"/>
                 <w:kern w:val="0"/>
                 <w:lang w:val="en-US"/>
               </w:rPr>
@@ -907,10 +893,6 @@
           <w:tblBorders>
             <w:top w:val="none" w:sz="0" w:space="0" w:color="auto"/>
           </w:tblBorders>
-          <w:tblCellMar>
-            <w:top w:w="0" w:type="dxa"/>
-            <w:bottom w:w="0" w:type="dxa"/>
-          </w:tblCellMar>
         </w:tblPrEx>
         <w:tc>
           <w:tcPr>
@@ -943,13 +925,15 @@
               <w:spacing w:after="0" w:line="240" w:lineRule="auto"/>
               <w:rPr>
                 <w:rFonts w:ascii="Helvetica" w:hAnsi="Helvetica" w:cs="Helvetica"/>
-                <w:kern w:val="0"/>
-                <w:lang w:val="en-US"/>
-              </w:rPr>
-            </w:pPr>
-            <w:r>
-              <w:rPr>
-                <w:rFonts w:ascii="Helvetica" w:hAnsi="Helvetica" w:cs="Helvetica"/>
+                <w:color w:val="EE0000"/>
+                <w:kern w:val="0"/>
+                <w:lang w:val="en-US"/>
+              </w:rPr>
+            </w:pPr>
+            <w:r>
+              <w:rPr>
+                <w:rFonts w:ascii="Helvetica" w:hAnsi="Helvetica" w:cs="Helvetica"/>
+                <w:color w:val="EE0000"/>
                 <w:kern w:val="0"/>
                 <w:lang w:val="en-US"/>
               </w:rPr>
@@ -988,13 +972,15 @@
               <w:spacing w:after="0" w:line="240" w:lineRule="auto"/>
               <w:rPr>
                 <w:rFonts w:ascii="Helvetica" w:hAnsi="Helvetica" w:cs="Helvetica"/>
-                <w:kern w:val="0"/>
-                <w:lang w:val="en-US"/>
-              </w:rPr>
-            </w:pPr>
-            <w:r>
-              <w:rPr>
-                <w:rFonts w:ascii="Helvetica" w:hAnsi="Helvetica" w:cs="Helvetica"/>
+                <w:color w:val="EE0000"/>
+                <w:kern w:val="0"/>
+                <w:lang w:val="en-US"/>
+              </w:rPr>
+            </w:pPr>
+            <w:r>
+              <w:rPr>
+                <w:rFonts w:ascii="Helvetica" w:hAnsi="Helvetica" w:cs="Helvetica"/>
+                <w:color w:val="EE0000"/>
                 <w:kern w:val="0"/>
                 <w:lang w:val="en-US"/>
               </w:rPr>
@@ -1008,10 +994,6 @@
           <w:tblBorders>
             <w:top w:val="none" w:sz="0" w:space="0" w:color="auto"/>
           </w:tblBorders>
-          <w:tblCellMar>
-            <w:top w:w="0" w:type="dxa"/>
-            <w:bottom w:w="0" w:type="dxa"/>
-          </w:tblCellMar>
         </w:tblPrEx>
         <w:tc>
           <w:tcPr>
@@ -1109,10 +1091,6 @@
           <w:tblBorders>
             <w:top w:val="none" w:sz="0" w:space="0" w:color="auto"/>
           </w:tblBorders>
-          <w:tblCellMar>
-            <w:top w:w="0" w:type="dxa"/>
-            <w:bottom w:w="0" w:type="dxa"/>
-          </w:tblCellMar>
         </w:tblPrEx>
         <w:tc>
           <w:tcPr>
@@ -1210,10 +1188,6 @@
           <w:tblBorders>
             <w:top w:val="none" w:sz="0" w:space="0" w:color="auto"/>
           </w:tblBorders>
-          <w:tblCellMar>
-            <w:top w:w="0" w:type="dxa"/>
-            <w:bottom w:w="0" w:type="dxa"/>
-          </w:tblCellMar>
         </w:tblPrEx>
         <w:tc>
           <w:tcPr>
@@ -1311,10 +1285,6 @@
           <w:tblBorders>
             <w:top w:val="none" w:sz="0" w:space="0" w:color="auto"/>
           </w:tblBorders>
-          <w:tblCellMar>
-            <w:top w:w="0" w:type="dxa"/>
-            <w:bottom w:w="0" w:type="dxa"/>
-          </w:tblCellMar>
         </w:tblPrEx>
         <w:tc>
           <w:tcPr>
@@ -1412,10 +1382,6 @@
           <w:tblBorders>
             <w:top w:val="none" w:sz="0" w:space="0" w:color="auto"/>
           </w:tblBorders>
-          <w:tblCellMar>
-            <w:top w:w="0" w:type="dxa"/>
-            <w:bottom w:w="0" w:type="dxa"/>
-          </w:tblCellMar>
         </w:tblPrEx>
         <w:tc>
           <w:tcPr>
@@ -1472,10 +1438,6 @@
           <w:tblBorders>
             <w:top w:val="none" w:sz="0" w:space="0" w:color="auto"/>
           </w:tblBorders>
-          <w:tblCellMar>
-            <w:top w:w="0" w:type="dxa"/>
-            <w:bottom w:w="0" w:type="dxa"/>
-          </w:tblCellMar>
         </w:tblPrEx>
         <w:tc>
           <w:tcPr>
@@ -1508,13 +1470,15 @@
               <w:spacing w:after="0" w:line="240" w:lineRule="auto"/>
               <w:rPr>
                 <w:rFonts w:ascii="Helvetica" w:hAnsi="Helvetica" w:cs="Helvetica"/>
-                <w:kern w:val="0"/>
-                <w:lang w:val="en-US"/>
-              </w:rPr>
-            </w:pPr>
-            <w:r>
-              <w:rPr>
-                <w:rFonts w:ascii="Helvetica" w:hAnsi="Helvetica" w:cs="Helvetica"/>
+                <w:color w:val="EE0000"/>
+                <w:kern w:val="0"/>
+                <w:lang w:val="en-US"/>
+              </w:rPr>
+            </w:pPr>
+            <w:r>
+              <w:rPr>
+                <w:rFonts w:ascii="Helvetica" w:hAnsi="Helvetica" w:cs="Helvetica"/>
+                <w:color w:val="EE0000"/>
                 <w:kern w:val="0"/>
                 <w:lang w:val="en-US"/>
               </w:rPr>
@@ -1553,13 +1517,15 @@
               <w:spacing w:after="0" w:line="240" w:lineRule="auto"/>
               <w:rPr>
                 <w:rFonts w:ascii="Helvetica" w:hAnsi="Helvetica" w:cs="Helvetica"/>
-                <w:kern w:val="0"/>
-                <w:lang w:val="en-US"/>
-              </w:rPr>
-            </w:pPr>
-            <w:r>
-              <w:rPr>
-                <w:rFonts w:ascii="Helvetica" w:hAnsi="Helvetica" w:cs="Helvetica"/>
+                <w:color w:val="EE0000"/>
+                <w:kern w:val="0"/>
+                <w:lang w:val="en-US"/>
+              </w:rPr>
+            </w:pPr>
+            <w:r>
+              <w:rPr>
+                <w:rFonts w:ascii="Helvetica" w:hAnsi="Helvetica" w:cs="Helvetica"/>
+                <w:color w:val="EE0000"/>
                 <w:kern w:val="0"/>
                 <w:lang w:val="en-US"/>
               </w:rPr>
@@ -1588,6 +1554,7 @@
               <w:spacing w:after="0" w:line="240" w:lineRule="auto"/>
               <w:rPr>
                 <w:rFonts w:ascii="Helvetica" w:hAnsi="Helvetica" w:cs="Helvetica"/>
+                <w:color w:val="EE0000"/>
                 <w:kern w:val="0"/>
                 <w:lang w:val="en-US"/>
               </w:rPr>
@@ -1600,10 +1567,6 @@
           <w:tblBorders>
             <w:top w:val="none" w:sz="0" w:space="0" w:color="auto"/>
           </w:tblBorders>
-          <w:tblCellMar>
-            <w:top w:w="0" w:type="dxa"/>
-            <w:bottom w:w="0" w:type="dxa"/>
-          </w:tblCellMar>
         </w:tblPrEx>
         <w:tc>
           <w:tcPr>
@@ -1636,13 +1599,15 @@
               <w:spacing w:after="0" w:line="240" w:lineRule="auto"/>
               <w:rPr>
                 <w:rFonts w:ascii="Helvetica" w:hAnsi="Helvetica" w:cs="Helvetica"/>
-                <w:kern w:val="0"/>
-                <w:lang w:val="en-US"/>
-              </w:rPr>
-            </w:pPr>
-            <w:r>
-              <w:rPr>
-                <w:rFonts w:ascii="Helvetica" w:hAnsi="Helvetica" w:cs="Helvetica"/>
+                <w:color w:val="EE0000"/>
+                <w:kern w:val="0"/>
+                <w:lang w:val="en-US"/>
+              </w:rPr>
+            </w:pPr>
+            <w:r>
+              <w:rPr>
+                <w:rFonts w:ascii="Helvetica" w:hAnsi="Helvetica" w:cs="Helvetica"/>
+                <w:color w:val="EE0000"/>
                 <w:kern w:val="0"/>
                 <w:lang w:val="en-US"/>
               </w:rPr>
@@ -1681,13 +1646,15 @@
               <w:spacing w:after="0" w:line="240" w:lineRule="auto"/>
               <w:rPr>
                 <w:rFonts w:ascii="Helvetica" w:hAnsi="Helvetica" w:cs="Helvetica"/>
-                <w:kern w:val="0"/>
-                <w:lang w:val="en-US"/>
-              </w:rPr>
-            </w:pPr>
-            <w:r>
-              <w:rPr>
-                <w:rFonts w:ascii="Helvetica" w:hAnsi="Helvetica" w:cs="Helvetica"/>
+                <w:color w:val="EE0000"/>
+                <w:kern w:val="0"/>
+                <w:lang w:val="en-US"/>
+              </w:rPr>
+            </w:pPr>
+            <w:r>
+              <w:rPr>
+                <w:rFonts w:ascii="Helvetica" w:hAnsi="Helvetica" w:cs="Helvetica"/>
+                <w:color w:val="EE0000"/>
                 <w:kern w:val="0"/>
                 <w:lang w:val="en-US"/>
               </w:rPr>
@@ -1701,10 +1668,6 @@
           <w:tblBorders>
             <w:top w:val="none" w:sz="0" w:space="0" w:color="auto"/>
           </w:tblBorders>
-          <w:tblCellMar>
-            <w:top w:w="0" w:type="dxa"/>
-            <w:bottom w:w="0" w:type="dxa"/>
-          </w:tblCellMar>
         </w:tblPrEx>
         <w:tc>
           <w:tcPr>
@@ -1737,13 +1700,15 @@
               <w:spacing w:after="0" w:line="240" w:lineRule="auto"/>
               <w:rPr>
                 <w:rFonts w:ascii="Helvetica" w:hAnsi="Helvetica" w:cs="Helvetica"/>
-                <w:kern w:val="0"/>
-                <w:lang w:val="en-US"/>
-              </w:rPr>
-            </w:pPr>
-            <w:r>
-              <w:rPr>
-                <w:rFonts w:ascii="Helvetica" w:hAnsi="Helvetica" w:cs="Helvetica"/>
+                <w:color w:val="EE0000"/>
+                <w:kern w:val="0"/>
+                <w:lang w:val="en-US"/>
+              </w:rPr>
+            </w:pPr>
+            <w:r>
+              <w:rPr>
+                <w:rFonts w:ascii="Helvetica" w:hAnsi="Helvetica" w:cs="Helvetica"/>
+                <w:color w:val="EE0000"/>
                 <w:kern w:val="0"/>
                 <w:lang w:val="en-US"/>
               </w:rPr>
@@ -1782,13 +1747,15 @@
               <w:spacing w:after="0" w:line="240" w:lineRule="auto"/>
               <w:rPr>
                 <w:rFonts w:ascii="Helvetica" w:hAnsi="Helvetica" w:cs="Helvetica"/>
-                <w:kern w:val="0"/>
-                <w:lang w:val="en-US"/>
-              </w:rPr>
-            </w:pPr>
-            <w:r>
-              <w:rPr>
-                <w:rFonts w:ascii="Helvetica" w:hAnsi="Helvetica" w:cs="Helvetica"/>
+                <w:color w:val="EE0000"/>
+                <w:kern w:val="0"/>
+                <w:lang w:val="en-US"/>
+              </w:rPr>
+            </w:pPr>
+            <w:r>
+              <w:rPr>
+                <w:rFonts w:ascii="Helvetica" w:hAnsi="Helvetica" w:cs="Helvetica"/>
+                <w:color w:val="EE0000"/>
                 <w:kern w:val="0"/>
                 <w:lang w:val="en-US"/>
               </w:rPr>
@@ -1802,10 +1769,6 @@
           <w:tblBorders>
             <w:top w:val="none" w:sz="0" w:space="0" w:color="auto"/>
           </w:tblBorders>
-          <w:tblCellMar>
-            <w:top w:w="0" w:type="dxa"/>
-            <w:bottom w:w="0" w:type="dxa"/>
-          </w:tblCellMar>
         </w:tblPrEx>
         <w:tc>
           <w:tcPr>
@@ -1838,13 +1801,15 @@
               <w:spacing w:after="0" w:line="240" w:lineRule="auto"/>
               <w:rPr>
                 <w:rFonts w:ascii="Helvetica" w:hAnsi="Helvetica" w:cs="Helvetica"/>
-                <w:kern w:val="0"/>
-                <w:lang w:val="en-US"/>
-              </w:rPr>
-            </w:pPr>
-            <w:r>
-              <w:rPr>
-                <w:rFonts w:ascii="Helvetica" w:hAnsi="Helvetica" w:cs="Helvetica"/>
+                <w:color w:val="EE0000"/>
+                <w:kern w:val="0"/>
+                <w:lang w:val="en-US"/>
+              </w:rPr>
+            </w:pPr>
+            <w:r>
+              <w:rPr>
+                <w:rFonts w:ascii="Helvetica" w:hAnsi="Helvetica" w:cs="Helvetica"/>
+                <w:color w:val="EE0000"/>
                 <w:kern w:val="0"/>
                 <w:lang w:val="en-US"/>
               </w:rPr>
@@ -1883,13 +1848,15 @@
               <w:spacing w:after="0" w:line="240" w:lineRule="auto"/>
               <w:rPr>
                 <w:rFonts w:ascii="Helvetica" w:hAnsi="Helvetica" w:cs="Helvetica"/>
-                <w:kern w:val="0"/>
-                <w:lang w:val="en-US"/>
-              </w:rPr>
-            </w:pPr>
-            <w:r>
-              <w:rPr>
-                <w:rFonts w:ascii="Helvetica" w:hAnsi="Helvetica" w:cs="Helvetica"/>
+                <w:color w:val="EE0000"/>
+                <w:kern w:val="0"/>
+                <w:lang w:val="en-US"/>
+              </w:rPr>
+            </w:pPr>
+            <w:r>
+              <w:rPr>
+                <w:rFonts w:ascii="Helvetica" w:hAnsi="Helvetica" w:cs="Helvetica"/>
+                <w:color w:val="EE0000"/>
                 <w:kern w:val="0"/>
                 <w:lang w:val="en-US"/>
               </w:rPr>
@@ -1899,6 +1866,7 @@
             <w:r>
               <w:rPr>
                 <w:rFonts w:ascii="Helvetica" w:hAnsi="Helvetica" w:cs="Helvetica"/>
+                <w:color w:val="EE0000"/>
                 <w:kern w:val="0"/>
                 <w:lang w:val="en-US"/>
               </w:rPr>
@@ -1908,6 +1876,7 @@
             <w:r>
               <w:rPr>
                 <w:rFonts w:ascii="Helvetica" w:hAnsi="Helvetica" w:cs="Helvetica"/>
+                <w:color w:val="EE0000"/>
                 <w:kern w:val="0"/>
                 <w:lang w:val="en-US"/>
               </w:rPr>
@@ -1921,10 +1890,6 @@
           <w:tblBorders>
             <w:top w:val="none" w:sz="0" w:space="0" w:color="auto"/>
           </w:tblBorders>
-          <w:tblCellMar>
-            <w:top w:w="0" w:type="dxa"/>
-            <w:bottom w:w="0" w:type="dxa"/>
-          </w:tblCellMar>
         </w:tblPrEx>
         <w:tc>
           <w:tcPr>
@@ -1957,13 +1922,15 @@
               <w:spacing w:after="0" w:line="240" w:lineRule="auto"/>
               <w:rPr>
                 <w:rFonts w:ascii="Helvetica" w:hAnsi="Helvetica" w:cs="Helvetica"/>
-                <w:kern w:val="0"/>
-                <w:lang w:val="en-US"/>
-              </w:rPr>
-            </w:pPr>
-            <w:r>
-              <w:rPr>
-                <w:rFonts w:ascii="Helvetica" w:hAnsi="Helvetica" w:cs="Helvetica"/>
+                <w:color w:val="EE0000"/>
+                <w:kern w:val="0"/>
+                <w:lang w:val="en-US"/>
+              </w:rPr>
+            </w:pPr>
+            <w:r>
+              <w:rPr>
+                <w:rFonts w:ascii="Helvetica" w:hAnsi="Helvetica" w:cs="Helvetica"/>
+                <w:color w:val="EE0000"/>
                 <w:kern w:val="0"/>
                 <w:lang w:val="en-US"/>
               </w:rPr>
@@ -2002,13 +1969,15 @@
               <w:spacing w:after="0" w:line="240" w:lineRule="auto"/>
               <w:rPr>
                 <w:rFonts w:ascii="Helvetica" w:hAnsi="Helvetica" w:cs="Helvetica"/>
-                <w:kern w:val="0"/>
-                <w:lang w:val="en-US"/>
-              </w:rPr>
-            </w:pPr>
-            <w:r>
-              <w:rPr>
-                <w:rFonts w:ascii="Helvetica" w:hAnsi="Helvetica" w:cs="Helvetica"/>
+                <w:color w:val="EE0000"/>
+                <w:kern w:val="0"/>
+                <w:lang w:val="en-US"/>
+              </w:rPr>
+            </w:pPr>
+            <w:r>
+              <w:rPr>
+                <w:rFonts w:ascii="Helvetica" w:hAnsi="Helvetica" w:cs="Helvetica"/>
+                <w:color w:val="EE0000"/>
                 <w:kern w:val="0"/>
                 <w:lang w:val="en-US"/>
               </w:rPr>
@@ -2022,10 +1991,6 @@
           <w:tblBorders>
             <w:top w:val="none" w:sz="0" w:space="0" w:color="auto"/>
           </w:tblBorders>
-          <w:tblCellMar>
-            <w:top w:w="0" w:type="dxa"/>
-            <w:bottom w:w="0" w:type="dxa"/>
-          </w:tblCellMar>
         </w:tblPrEx>
         <w:tc>
           <w:tcPr>
@@ -2058,13 +2023,15 @@
               <w:spacing w:after="0" w:line="240" w:lineRule="auto"/>
               <w:rPr>
                 <w:rFonts w:ascii="Helvetica" w:hAnsi="Helvetica" w:cs="Helvetica"/>
-                <w:kern w:val="0"/>
-                <w:lang w:val="en-US"/>
-              </w:rPr>
-            </w:pPr>
-            <w:r>
-              <w:rPr>
-                <w:rFonts w:ascii="Helvetica" w:hAnsi="Helvetica" w:cs="Helvetica"/>
+                <w:color w:val="EE0000"/>
+                <w:kern w:val="0"/>
+                <w:lang w:val="en-US"/>
+              </w:rPr>
+            </w:pPr>
+            <w:r>
+              <w:rPr>
+                <w:rFonts w:ascii="Helvetica" w:hAnsi="Helvetica" w:cs="Helvetica"/>
+                <w:color w:val="EE0000"/>
                 <w:kern w:val="0"/>
                 <w:lang w:val="en-US"/>
               </w:rPr>
@@ -2103,13 +2070,15 @@
               <w:spacing w:after="0" w:line="240" w:lineRule="auto"/>
               <w:rPr>
                 <w:rFonts w:ascii="Helvetica" w:hAnsi="Helvetica" w:cs="Helvetica"/>
-                <w:kern w:val="0"/>
-                <w:lang w:val="en-US"/>
-              </w:rPr>
-            </w:pPr>
-            <w:r>
-              <w:rPr>
-                <w:rFonts w:ascii="Helvetica" w:hAnsi="Helvetica" w:cs="Helvetica"/>
+                <w:color w:val="EE0000"/>
+                <w:kern w:val="0"/>
+                <w:lang w:val="en-US"/>
+              </w:rPr>
+            </w:pPr>
+            <w:r>
+              <w:rPr>
+                <w:rFonts w:ascii="Helvetica" w:hAnsi="Helvetica" w:cs="Helvetica"/>
+                <w:color w:val="EE0000"/>
                 <w:kern w:val="0"/>
                 <w:lang w:val="en-US"/>
               </w:rPr>
@@ -2123,10 +2092,6 @@
           <w:tblBorders>
             <w:top w:val="none" w:sz="0" w:space="0" w:color="auto"/>
           </w:tblBorders>
-          <w:tblCellMar>
-            <w:top w:w="0" w:type="dxa"/>
-            <w:bottom w:w="0" w:type="dxa"/>
-          </w:tblCellMar>
         </w:tblPrEx>
         <w:tc>
           <w:tcPr>
@@ -2220,12 +2185,6 @@
         </w:tc>
       </w:tr>
       <w:tr>
-        <w:tblPrEx>
-          <w:tblCellMar>
-            <w:top w:w="0" w:type="dxa"/>
-            <w:bottom w:w="0" w:type="dxa"/>
-          </w:tblCellMar>
-        </w:tblPrEx>
         <w:tc>
           <w:tcPr>
             <w:tcW w:w="4428" w:type="dxa"/>
@@ -2304,12 +2263,6 @@
         </w:tc>
       </w:tr>
       <w:tr>
-        <w:tblPrEx>
-          <w:tblCellMar>
-            <w:top w:w="0" w:type="dxa"/>
-            <w:bottom w:w="0" w:type="dxa"/>
-          </w:tblCellMar>
-        </w:tblPrEx>
         <w:tc>
           <w:tcPr>
             <w:tcW w:w="4428" w:type="dxa"/>
@@ -2406,10 +2359,6 @@
           <w:tblBorders>
             <w:top w:val="none" w:sz="0" w:space="0" w:color="auto"/>
           </w:tblBorders>
-          <w:tblCellMar>
-            <w:top w:w="0" w:type="dxa"/>
-            <w:bottom w:w="0" w:type="dxa"/>
-          </w:tblCellMar>
         </w:tblPrEx>
         <w:tc>
           <w:tcPr>
@@ -2507,10 +2456,6 @@
           <w:tblBorders>
             <w:top w:val="none" w:sz="0" w:space="0" w:color="auto"/>
           </w:tblBorders>
-          <w:tblCellMar>
-            <w:top w:w="0" w:type="dxa"/>
-            <w:bottom w:w="0" w:type="dxa"/>
-          </w:tblCellMar>
         </w:tblPrEx>
         <w:tc>
           <w:tcPr>
@@ -2608,10 +2553,6 @@
           <w:tblBorders>
             <w:top w:val="none" w:sz="0" w:space="0" w:color="auto"/>
           </w:tblBorders>
-          <w:tblCellMar>
-            <w:top w:w="0" w:type="dxa"/>
-            <w:bottom w:w="0" w:type="dxa"/>
-          </w:tblCellMar>
         </w:tblPrEx>
         <w:tc>
           <w:tcPr>
@@ -2709,10 +2650,6 @@
           <w:tblBorders>
             <w:top w:val="none" w:sz="0" w:space="0" w:color="auto"/>
           </w:tblBorders>
-          <w:tblCellMar>
-            <w:top w:w="0" w:type="dxa"/>
-            <w:bottom w:w="0" w:type="dxa"/>
-          </w:tblCellMar>
         </w:tblPrEx>
         <w:tc>
           <w:tcPr>
@@ -2810,10 +2747,6 @@
           <w:tblBorders>
             <w:top w:val="none" w:sz="0" w:space="0" w:color="auto"/>
           </w:tblBorders>
-          <w:tblCellMar>
-            <w:top w:w="0" w:type="dxa"/>
-            <w:bottom w:w="0" w:type="dxa"/>
-          </w:tblCellMar>
         </w:tblPrEx>
         <w:tc>
           <w:tcPr>
@@ -2856,7 +2789,6 @@
                 <w:kern w:val="0"/>
                 <w:lang w:val="en-US"/>
               </w:rPr>
-              <w:lastRenderedPageBreak/>
               <w:t>KPI030</w:t>
             </w:r>
           </w:p>
@@ -2912,10 +2844,6 @@
           <w:tblBorders>
             <w:top w:val="none" w:sz="0" w:space="0" w:color="auto"/>
           </w:tblBorders>
-          <w:tblCellMar>
-            <w:top w:w="0" w:type="dxa"/>
-            <w:bottom w:w="0" w:type="dxa"/>
-          </w:tblCellMar>
         </w:tblPrEx>
         <w:tc>
           <w:tcPr>
@@ -3013,10 +2941,6 @@
           <w:tblBorders>
             <w:top w:val="none" w:sz="0" w:space="0" w:color="auto"/>
           </w:tblBorders>
-          <w:tblCellMar>
-            <w:top w:w="0" w:type="dxa"/>
-            <w:bottom w:w="0" w:type="dxa"/>
-          </w:tblCellMar>
         </w:tblPrEx>
         <w:tc>
           <w:tcPr>
@@ -3114,10 +3038,6 @@
           <w:tblBorders>
             <w:top w:val="none" w:sz="0" w:space="0" w:color="auto"/>
           </w:tblBorders>
-          <w:tblCellMar>
-            <w:top w:w="0" w:type="dxa"/>
-            <w:bottom w:w="0" w:type="dxa"/>
-          </w:tblCellMar>
         </w:tblPrEx>
         <w:tc>
           <w:tcPr>
@@ -3215,10 +3135,6 @@
           <w:tblBorders>
             <w:top w:val="none" w:sz="0" w:space="0" w:color="auto"/>
           </w:tblBorders>
-          <w:tblCellMar>
-            <w:top w:w="0" w:type="dxa"/>
-            <w:bottom w:w="0" w:type="dxa"/>
-          </w:tblCellMar>
         </w:tblPrEx>
         <w:tc>
           <w:tcPr>
@@ -3316,10 +3232,6 @@
           <w:tblBorders>
             <w:top w:val="none" w:sz="0" w:space="0" w:color="auto"/>
           </w:tblBorders>
-          <w:tblCellMar>
-            <w:top w:w="0" w:type="dxa"/>
-            <w:bottom w:w="0" w:type="dxa"/>
-          </w:tblCellMar>
         </w:tblPrEx>
         <w:tc>
           <w:tcPr>
@@ -3417,10 +3329,6 @@
           <w:tblBorders>
             <w:top w:val="none" w:sz="0" w:space="0" w:color="auto"/>
           </w:tblBorders>
-          <w:tblCellMar>
-            <w:top w:w="0" w:type="dxa"/>
-            <w:bottom w:w="0" w:type="dxa"/>
-          </w:tblCellMar>
         </w:tblPrEx>
         <w:tc>
           <w:tcPr>
@@ -3518,10 +3426,6 @@
           <w:tblBorders>
             <w:top w:val="none" w:sz="0" w:space="0" w:color="auto"/>
           </w:tblBorders>
-          <w:tblCellMar>
-            <w:top w:w="0" w:type="dxa"/>
-            <w:bottom w:w="0" w:type="dxa"/>
-          </w:tblCellMar>
         </w:tblPrEx>
         <w:tc>
           <w:tcPr>
@@ -3619,10 +3523,6 @@
           <w:tblBorders>
             <w:top w:val="none" w:sz="0" w:space="0" w:color="auto"/>
           </w:tblBorders>
-          <w:tblCellMar>
-            <w:top w:w="0" w:type="dxa"/>
-            <w:bottom w:w="0" w:type="dxa"/>
-          </w:tblCellMar>
         </w:tblPrEx>
         <w:tc>
           <w:tcPr>
@@ -3720,10 +3620,6 @@
           <w:tblBorders>
             <w:top w:val="none" w:sz="0" w:space="0" w:color="auto"/>
           </w:tblBorders>
-          <w:tblCellMar>
-            <w:top w:w="0" w:type="dxa"/>
-            <w:bottom w:w="0" w:type="dxa"/>
-          </w:tblCellMar>
         </w:tblPrEx>
         <w:tc>
           <w:tcPr>
@@ -3821,10 +3717,6 @@
           <w:tblBorders>
             <w:top w:val="none" w:sz="0" w:space="0" w:color="auto"/>
           </w:tblBorders>
-          <w:tblCellMar>
-            <w:top w:w="0" w:type="dxa"/>
-            <w:bottom w:w="0" w:type="dxa"/>
-          </w:tblCellMar>
         </w:tblPrEx>
         <w:tc>
           <w:tcPr>
@@ -3922,10 +3814,6 @@
           <w:tblBorders>
             <w:top w:val="none" w:sz="0" w:space="0" w:color="auto"/>
           </w:tblBorders>
-          <w:tblCellMar>
-            <w:top w:w="0" w:type="dxa"/>
-            <w:bottom w:w="0" w:type="dxa"/>
-          </w:tblCellMar>
         </w:tblPrEx>
         <w:tc>
           <w:tcPr>
@@ -4023,10 +3911,6 @@
           <w:tblBorders>
             <w:top w:val="none" w:sz="0" w:space="0" w:color="auto"/>
           </w:tblBorders>
-          <w:tblCellMar>
-            <w:top w:w="0" w:type="dxa"/>
-            <w:bottom w:w="0" w:type="dxa"/>
-          </w:tblCellMar>
         </w:tblPrEx>
         <w:tc>
           <w:tcPr>
@@ -4069,6 +3953,7 @@
                 <w:kern w:val="0"/>
                 <w:lang w:val="en-US"/>
               </w:rPr>
+              <w:lastRenderedPageBreak/>
               <w:t>KPI042</w:t>
             </w:r>
           </w:p>
@@ -4124,10 +4009,6 @@
           <w:tblBorders>
             <w:top w:val="none" w:sz="0" w:space="0" w:color="auto"/>
           </w:tblBorders>
-          <w:tblCellMar>
-            <w:top w:w="0" w:type="dxa"/>
-            <w:bottom w:w="0" w:type="dxa"/>
-          </w:tblCellMar>
         </w:tblPrEx>
         <w:tc>
           <w:tcPr>
@@ -4225,10 +4106,6 @@
           <w:tblBorders>
             <w:top w:val="none" w:sz="0" w:space="0" w:color="auto"/>
           </w:tblBorders>
-          <w:tblCellMar>
-            <w:top w:w="0" w:type="dxa"/>
-            <w:bottom w:w="0" w:type="dxa"/>
-          </w:tblCellMar>
         </w:tblPrEx>
         <w:tc>
           <w:tcPr>
@@ -4326,10 +4203,6 @@
           <w:tblBorders>
             <w:top w:val="none" w:sz="0" w:space="0" w:color="auto"/>
           </w:tblBorders>
-          <w:tblCellMar>
-            <w:top w:w="0" w:type="dxa"/>
-            <w:bottom w:w="0" w:type="dxa"/>
-          </w:tblCellMar>
         </w:tblPrEx>
         <w:tc>
           <w:tcPr>
@@ -4427,10 +4300,6 @@
           <w:tblBorders>
             <w:top w:val="none" w:sz="0" w:space="0" w:color="auto"/>
           </w:tblBorders>
-          <w:tblCellMar>
-            <w:top w:w="0" w:type="dxa"/>
-            <w:bottom w:w="0" w:type="dxa"/>
-          </w:tblCellMar>
         </w:tblPrEx>
         <w:tc>
           <w:tcPr>
@@ -4555,10 +4424,6 @@
           <w:tblBorders>
             <w:top w:val="none" w:sz="0" w:space="0" w:color="auto"/>
           </w:tblBorders>
-          <w:tblCellMar>
-            <w:top w:w="0" w:type="dxa"/>
-            <w:bottom w:w="0" w:type="dxa"/>
-          </w:tblCellMar>
         </w:tblPrEx>
         <w:tc>
           <w:tcPr>
@@ -4656,10 +4521,6 @@
           <w:tblBorders>
             <w:top w:val="none" w:sz="0" w:space="0" w:color="auto"/>
           </w:tblBorders>
-          <w:tblCellMar>
-            <w:top w:w="0" w:type="dxa"/>
-            <w:bottom w:w="0" w:type="dxa"/>
-          </w:tblCellMar>
         </w:tblPrEx>
         <w:tc>
           <w:tcPr>
@@ -4757,10 +4618,6 @@
           <w:tblBorders>
             <w:top w:val="none" w:sz="0" w:space="0" w:color="auto"/>
           </w:tblBorders>
-          <w:tblCellMar>
-            <w:top w:w="0" w:type="dxa"/>
-            <w:bottom w:w="0" w:type="dxa"/>
-          </w:tblCellMar>
         </w:tblPrEx>
         <w:tc>
           <w:tcPr>
@@ -4858,10 +4715,6 @@
           <w:tblBorders>
             <w:top w:val="none" w:sz="0" w:space="0" w:color="auto"/>
           </w:tblBorders>
-          <w:tblCellMar>
-            <w:top w:w="0" w:type="dxa"/>
-            <w:bottom w:w="0" w:type="dxa"/>
-          </w:tblCellMar>
         </w:tblPrEx>
         <w:tc>
           <w:tcPr>
@@ -4959,10 +4812,6 @@
           <w:tblBorders>
             <w:top w:val="none" w:sz="0" w:space="0" w:color="auto"/>
           </w:tblBorders>
-          <w:tblCellMar>
-            <w:top w:w="0" w:type="dxa"/>
-            <w:bottom w:w="0" w:type="dxa"/>
-          </w:tblCellMar>
         </w:tblPrEx>
         <w:tc>
           <w:tcPr>
@@ -5060,10 +4909,6 @@
           <w:tblBorders>
             <w:top w:val="none" w:sz="0" w:space="0" w:color="auto"/>
           </w:tblBorders>
-          <w:tblCellMar>
-            <w:top w:w="0" w:type="dxa"/>
-            <w:bottom w:w="0" w:type="dxa"/>
-          </w:tblCellMar>
         </w:tblPrEx>
         <w:tc>
           <w:tcPr>
@@ -5161,10 +5006,6 @@
           <w:tblBorders>
             <w:top w:val="none" w:sz="0" w:space="0" w:color="auto"/>
           </w:tblBorders>
-          <w:tblCellMar>
-            <w:top w:w="0" w:type="dxa"/>
-            <w:bottom w:w="0" w:type="dxa"/>
-          </w:tblCellMar>
         </w:tblPrEx>
         <w:tc>
           <w:tcPr>
@@ -5262,10 +5103,6 @@
           <w:tblBorders>
             <w:top w:val="none" w:sz="0" w:space="0" w:color="auto"/>
           </w:tblBorders>
-          <w:tblCellMar>
-            <w:top w:w="0" w:type="dxa"/>
-            <w:bottom w:w="0" w:type="dxa"/>
-          </w:tblCellMar>
         </w:tblPrEx>
         <w:tc>
           <w:tcPr>
@@ -5363,10 +5200,6 @@
           <w:tblBorders>
             <w:top w:val="none" w:sz="0" w:space="0" w:color="auto"/>
           </w:tblBorders>
-          <w:tblCellMar>
-            <w:top w:w="0" w:type="dxa"/>
-            <w:bottom w:w="0" w:type="dxa"/>
-          </w:tblCellMar>
         </w:tblPrEx>
         <w:tc>
           <w:tcPr>
@@ -5464,10 +5297,6 @@
           <w:tblBorders>
             <w:top w:val="none" w:sz="0" w:space="0" w:color="auto"/>
           </w:tblBorders>
-          <w:tblCellMar>
-            <w:top w:w="0" w:type="dxa"/>
-            <w:bottom w:w="0" w:type="dxa"/>
-          </w:tblCellMar>
         </w:tblPrEx>
         <w:tc>
           <w:tcPr>
@@ -5561,12 +5390,6 @@
         </w:tc>
       </w:tr>
       <w:tr>
-        <w:tblPrEx>
-          <w:tblCellMar>
-            <w:top w:w="0" w:type="dxa"/>
-            <w:bottom w:w="0" w:type="dxa"/>
-          </w:tblCellMar>
-        </w:tblPrEx>
         <w:tc>
           <w:tcPr>
             <w:tcW w:w="8748" w:type="dxa"/>
@@ -5614,19 +5437,1085 @@
                 <w:kern w:val="0"/>
                 <w:lang w:val="en-US"/>
               </w:rPr>
+              <w:t>Manufacturing</w:t>
+            </w:r>
+          </w:p>
+        </w:tc>
+      </w:tr>
+      <w:tr>
+        <w:tc>
+          <w:tcPr>
+            <w:tcW w:w="4428" w:type="dxa"/>
+            <w:tcBorders>
+              <w:top w:val="none" w:sz="6" w:space="0" w:color="auto"/>
+              <w:left w:val="none" w:sz="6" w:space="0" w:color="auto"/>
+              <w:bottom w:val="none" w:sz="6" w:space="0" w:color="auto"/>
+              <w:right w:val="none" w:sz="6" w:space="0" w:color="auto"/>
+            </w:tcBorders>
+          </w:tcPr>
+          <w:p>
+            <w:pPr>
+              <w:rPr>
+                <w:rFonts w:ascii="Helvetica" w:hAnsi="Helvetica" w:cs="Helvetica"/>
+                <w:color w:val="EE0000"/>
+                <w:kern w:val="0"/>
+                <w:lang w:val="en-US"/>
+              </w:rPr>
+            </w:pPr>
+            <w:r>
+              <w:rPr>
+                <w:rFonts w:ascii="Helvetica" w:hAnsi="Helvetica" w:cs="Helvetica"/>
+                <w:color w:val="EE0000"/>
+                <w:kern w:val="0"/>
+                <w:lang w:val="en-US"/>
+              </w:rPr>
+              <w:t>KP1066</w:t>
+            </w:r>
+          </w:p>
+        </w:tc>
+        <w:tc>
+          <w:tcPr>
+            <w:tcW w:w="4320" w:type="dxa"/>
+            <w:tcBorders>
+              <w:top w:val="none" w:sz="6" w:space="0" w:color="auto"/>
+              <w:left w:val="none" w:sz="6" w:space="0" w:color="auto"/>
+              <w:bottom w:val="none" w:sz="6" w:space="0" w:color="auto"/>
+              <w:right w:val="none" w:sz="6" w:space="0" w:color="auto"/>
+            </w:tcBorders>
+          </w:tcPr>
+          <w:p>
+            <w:pPr>
+              <w:tabs>
+                <w:tab w:val="left" w:pos="560"/>
+                <w:tab w:val="left" w:pos="1120"/>
+                <w:tab w:val="left" w:pos="1680"/>
+                <w:tab w:val="left" w:pos="2240"/>
+                <w:tab w:val="left" w:pos="2800"/>
+                <w:tab w:val="left" w:pos="3360"/>
+                <w:tab w:val="left" w:pos="3920"/>
+                <w:tab w:val="left" w:pos="4480"/>
+                <w:tab w:val="left" w:pos="5040"/>
+                <w:tab w:val="left" w:pos="5600"/>
+                <w:tab w:val="left" w:pos="6160"/>
+                <w:tab w:val="left" w:pos="6720"/>
+              </w:tabs>
+              <w:autoSpaceDE w:val="0"/>
+              <w:autoSpaceDN w:val="0"/>
+              <w:adjustRightInd w:val="0"/>
+              <w:spacing w:after="0" w:line="240" w:lineRule="auto"/>
+              <w:rPr>
+                <w:rFonts w:ascii="Helvetica" w:hAnsi="Helvetica" w:cs="Helvetica"/>
+                <w:color w:val="EE0000"/>
+                <w:kern w:val="0"/>
+                <w:lang w:val="en-US"/>
+              </w:rPr>
+            </w:pPr>
+            <w:r>
+              <w:rPr>
+                <w:rFonts w:ascii="Helvetica" w:hAnsi="Helvetica" w:cs="Helvetica"/>
+                <w:color w:val="EE0000"/>
+                <w:kern w:val="0"/>
+                <w:lang w:val="en-US"/>
+              </w:rPr>
+              <w:t xml:space="preserve">$ </w:t>
+            </w:r>
+            <w:proofErr w:type="spellStart"/>
+            <w:r>
+              <w:rPr>
+                <w:rFonts w:ascii="Helvetica" w:hAnsi="Helvetica" w:cs="Helvetica"/>
+                <w:color w:val="EE0000"/>
+                <w:kern w:val="0"/>
+                <w:lang w:val="en-US"/>
+              </w:rPr>
+              <w:t>Mfg</w:t>
+            </w:r>
+            <w:proofErr w:type="spellEnd"/>
+            <w:r>
+              <w:rPr>
+                <w:rFonts w:ascii="Helvetica" w:hAnsi="Helvetica" w:cs="Helvetica"/>
+                <w:color w:val="EE0000"/>
+                <w:kern w:val="0"/>
+                <w:lang w:val="en-US"/>
+              </w:rPr>
+              <w:t>: Variable Cost / Total Production</w:t>
+            </w:r>
+          </w:p>
+        </w:tc>
+      </w:tr>
+      <w:tr>
+        <w:tc>
+          <w:tcPr>
+            <w:tcW w:w="4428" w:type="dxa"/>
+            <w:tcBorders>
+              <w:top w:val="none" w:sz="6" w:space="0" w:color="auto"/>
+              <w:left w:val="none" w:sz="6" w:space="0" w:color="auto"/>
+              <w:bottom w:val="none" w:sz="6" w:space="0" w:color="auto"/>
+              <w:right w:val="none" w:sz="6" w:space="0" w:color="auto"/>
+            </w:tcBorders>
+          </w:tcPr>
+          <w:p>
+            <w:pPr>
+              <w:rPr>
+                <w:rFonts w:ascii="Helvetica" w:hAnsi="Helvetica" w:cs="Helvetica"/>
+                <w:color w:val="EE0000"/>
+                <w:kern w:val="0"/>
+                <w:lang w:val="en-US"/>
+              </w:rPr>
+            </w:pPr>
+            <w:r>
+              <w:rPr>
+                <w:rFonts w:ascii="Helvetica" w:hAnsi="Helvetica" w:cs="Helvetica"/>
+                <w:color w:val="EE0000"/>
+                <w:kern w:val="0"/>
+                <w:lang w:val="en-US"/>
+              </w:rPr>
+              <w:t>KPI067</w:t>
+            </w:r>
+          </w:p>
+        </w:tc>
+        <w:tc>
+          <w:tcPr>
+            <w:tcW w:w="4320" w:type="dxa"/>
+            <w:tcBorders>
+              <w:top w:val="none" w:sz="6" w:space="0" w:color="auto"/>
+              <w:left w:val="none" w:sz="6" w:space="0" w:color="auto"/>
+              <w:bottom w:val="none" w:sz="6" w:space="0" w:color="auto"/>
+              <w:right w:val="none" w:sz="6" w:space="0" w:color="auto"/>
+            </w:tcBorders>
+          </w:tcPr>
+          <w:p>
+            <w:pPr>
+              <w:tabs>
+                <w:tab w:val="left" w:pos="560"/>
+                <w:tab w:val="left" w:pos="1120"/>
+                <w:tab w:val="left" w:pos="1680"/>
+                <w:tab w:val="left" w:pos="2240"/>
+                <w:tab w:val="left" w:pos="2800"/>
+                <w:tab w:val="left" w:pos="3360"/>
+                <w:tab w:val="left" w:pos="3920"/>
+                <w:tab w:val="left" w:pos="4480"/>
+                <w:tab w:val="left" w:pos="5040"/>
+                <w:tab w:val="left" w:pos="5600"/>
+                <w:tab w:val="left" w:pos="6160"/>
+                <w:tab w:val="left" w:pos="6720"/>
+              </w:tabs>
+              <w:autoSpaceDE w:val="0"/>
+              <w:autoSpaceDN w:val="0"/>
+              <w:adjustRightInd w:val="0"/>
+              <w:spacing w:after="0" w:line="240" w:lineRule="auto"/>
+              <w:rPr>
+                <w:rFonts w:ascii="Helvetica" w:hAnsi="Helvetica" w:cs="Helvetica"/>
+                <w:color w:val="EE0000"/>
+                <w:kern w:val="0"/>
+                <w:lang w:val="en-US"/>
+              </w:rPr>
+            </w:pPr>
+            <w:r>
+              <w:rPr>
+                <w:rFonts w:ascii="Helvetica" w:hAnsi="Helvetica" w:cs="Helvetica"/>
+                <w:color w:val="EE0000"/>
+                <w:kern w:val="0"/>
+                <w:lang w:val="en-US"/>
+              </w:rPr>
+              <w:t xml:space="preserve">$ </w:t>
+            </w:r>
+            <w:proofErr w:type="spellStart"/>
+            <w:r>
+              <w:rPr>
+                <w:rFonts w:ascii="Helvetica" w:hAnsi="Helvetica" w:cs="Helvetica"/>
+                <w:color w:val="EE0000"/>
+                <w:kern w:val="0"/>
+                <w:lang w:val="en-US"/>
+              </w:rPr>
+              <w:t>Mfg</w:t>
+            </w:r>
+            <w:proofErr w:type="spellEnd"/>
+            <w:r>
+              <w:rPr>
+                <w:rFonts w:ascii="Helvetica" w:hAnsi="Helvetica" w:cs="Helvetica"/>
+                <w:color w:val="EE0000"/>
+                <w:kern w:val="0"/>
+                <w:lang w:val="en-US"/>
+              </w:rPr>
+              <w:t>: Manufacturing Fixed Cash Cost / Total Production</w:t>
+            </w:r>
+          </w:p>
+        </w:tc>
+      </w:tr>
+      <w:tr>
+        <w:tc>
+          <w:tcPr>
+            <w:tcW w:w="4428" w:type="dxa"/>
+            <w:tcBorders>
+              <w:top w:val="none" w:sz="6" w:space="0" w:color="auto"/>
+              <w:left w:val="none" w:sz="6" w:space="0" w:color="auto"/>
+              <w:bottom w:val="none" w:sz="6" w:space="0" w:color="auto"/>
+              <w:right w:val="none" w:sz="6" w:space="0" w:color="auto"/>
+            </w:tcBorders>
+          </w:tcPr>
+          <w:p>
+            <w:pPr>
+              <w:rPr>
+                <w:rFonts w:ascii="Helvetica" w:hAnsi="Helvetica" w:cs="Helvetica"/>
+                <w:color w:val="EE0000"/>
+                <w:kern w:val="0"/>
+                <w:lang w:val="en-US"/>
+              </w:rPr>
+            </w:pPr>
+            <w:r>
+              <w:rPr>
+                <w:rFonts w:ascii="Helvetica" w:hAnsi="Helvetica" w:cs="Helvetica"/>
+                <w:color w:val="EE0000"/>
+                <w:kern w:val="0"/>
+                <w:lang w:val="en-US"/>
+              </w:rPr>
+              <w:t>KP1069</w:t>
+            </w:r>
+          </w:p>
+        </w:tc>
+        <w:tc>
+          <w:tcPr>
+            <w:tcW w:w="4320" w:type="dxa"/>
+            <w:tcBorders>
+              <w:top w:val="none" w:sz="6" w:space="0" w:color="auto"/>
+              <w:left w:val="none" w:sz="6" w:space="0" w:color="auto"/>
+              <w:bottom w:val="none" w:sz="6" w:space="0" w:color="auto"/>
+              <w:right w:val="none" w:sz="6" w:space="0" w:color="auto"/>
+            </w:tcBorders>
+          </w:tcPr>
+          <w:p>
+            <w:pPr>
+              <w:tabs>
+                <w:tab w:val="left" w:pos="560"/>
+                <w:tab w:val="left" w:pos="1120"/>
+                <w:tab w:val="left" w:pos="1680"/>
+                <w:tab w:val="left" w:pos="2240"/>
+                <w:tab w:val="left" w:pos="2800"/>
+                <w:tab w:val="left" w:pos="3360"/>
+                <w:tab w:val="left" w:pos="3920"/>
+                <w:tab w:val="left" w:pos="4480"/>
+                <w:tab w:val="left" w:pos="5040"/>
+                <w:tab w:val="left" w:pos="5600"/>
+                <w:tab w:val="left" w:pos="6160"/>
+                <w:tab w:val="left" w:pos="6720"/>
+              </w:tabs>
+              <w:autoSpaceDE w:val="0"/>
+              <w:autoSpaceDN w:val="0"/>
+              <w:adjustRightInd w:val="0"/>
+              <w:spacing w:after="0" w:line="240" w:lineRule="auto"/>
+              <w:rPr>
+                <w:rFonts w:ascii="Helvetica" w:hAnsi="Helvetica" w:cs="Helvetica"/>
+                <w:color w:val="EE0000"/>
+                <w:kern w:val="0"/>
+                <w:lang w:val="en-US"/>
+              </w:rPr>
+            </w:pPr>
+            <w:r>
+              <w:rPr>
+                <w:rFonts w:ascii="Helvetica" w:hAnsi="Helvetica" w:cs="Helvetica"/>
+                <w:color w:val="EE0000"/>
+                <w:kern w:val="0"/>
+                <w:lang w:val="en-US"/>
+              </w:rPr>
+              <w:t>% Service Factor (SF)</w:t>
+            </w:r>
+          </w:p>
+        </w:tc>
+      </w:tr>
+      <w:tr>
+        <w:tc>
+          <w:tcPr>
+            <w:tcW w:w="4428" w:type="dxa"/>
+            <w:tcBorders>
+              <w:top w:val="none" w:sz="6" w:space="0" w:color="auto"/>
+              <w:left w:val="none" w:sz="6" w:space="0" w:color="auto"/>
+              <w:bottom w:val="none" w:sz="6" w:space="0" w:color="auto"/>
+              <w:right w:val="none" w:sz="6" w:space="0" w:color="auto"/>
+            </w:tcBorders>
+          </w:tcPr>
+          <w:p>
+            <w:pPr>
+              <w:rPr>
+                <w:rFonts w:ascii="Helvetica" w:hAnsi="Helvetica" w:cs="Helvetica"/>
+                <w:color w:val="EE0000"/>
+                <w:kern w:val="0"/>
+                <w:lang w:val="en-US"/>
+              </w:rPr>
+            </w:pPr>
+            <w:r>
+              <w:rPr>
+                <w:rFonts w:ascii="Helvetica" w:hAnsi="Helvetica" w:cs="Helvetica"/>
+                <w:color w:val="EE0000"/>
+                <w:kern w:val="0"/>
+                <w:lang w:val="en-US"/>
+              </w:rPr>
+              <w:t>KPI070</w:t>
+            </w:r>
+          </w:p>
+        </w:tc>
+        <w:tc>
+          <w:tcPr>
+            <w:tcW w:w="4320" w:type="dxa"/>
+            <w:tcBorders>
+              <w:top w:val="none" w:sz="6" w:space="0" w:color="auto"/>
+              <w:left w:val="none" w:sz="6" w:space="0" w:color="auto"/>
+              <w:bottom w:val="none" w:sz="6" w:space="0" w:color="auto"/>
+              <w:right w:val="none" w:sz="6" w:space="0" w:color="auto"/>
+            </w:tcBorders>
+          </w:tcPr>
+          <w:p>
+            <w:pPr>
+              <w:tabs>
+                <w:tab w:val="left" w:pos="560"/>
+                <w:tab w:val="left" w:pos="1120"/>
+                <w:tab w:val="left" w:pos="1680"/>
+                <w:tab w:val="left" w:pos="2240"/>
+                <w:tab w:val="left" w:pos="2800"/>
+                <w:tab w:val="left" w:pos="3360"/>
+                <w:tab w:val="left" w:pos="3920"/>
+                <w:tab w:val="left" w:pos="4480"/>
+                <w:tab w:val="left" w:pos="5040"/>
+                <w:tab w:val="left" w:pos="5600"/>
+                <w:tab w:val="left" w:pos="6160"/>
+                <w:tab w:val="left" w:pos="6720"/>
+              </w:tabs>
+              <w:autoSpaceDE w:val="0"/>
+              <w:autoSpaceDN w:val="0"/>
+              <w:adjustRightInd w:val="0"/>
+              <w:spacing w:after="0" w:line="240" w:lineRule="auto"/>
+              <w:rPr>
+                <w:rFonts w:ascii="Helvetica" w:hAnsi="Helvetica" w:cs="Helvetica"/>
+                <w:color w:val="EE0000"/>
+                <w:kern w:val="0"/>
+                <w:lang w:val="en-US"/>
+              </w:rPr>
+            </w:pPr>
+            <w:r>
+              <w:rPr>
+                <w:rFonts w:ascii="Helvetica" w:hAnsi="Helvetica" w:cs="Helvetica"/>
+                <w:color w:val="EE0000"/>
+                <w:kern w:val="0"/>
+                <w:lang w:val="en-US"/>
+              </w:rPr>
+              <w:t>% Capacity Utilization</w:t>
+            </w:r>
+          </w:p>
+        </w:tc>
+      </w:tr>
+      <w:tr>
+        <w:tc>
+          <w:tcPr>
+            <w:tcW w:w="4428" w:type="dxa"/>
+            <w:tcBorders>
+              <w:top w:val="none" w:sz="6" w:space="0" w:color="auto"/>
+              <w:left w:val="none" w:sz="6" w:space="0" w:color="auto"/>
+              <w:bottom w:val="none" w:sz="6" w:space="0" w:color="auto"/>
+              <w:right w:val="none" w:sz="6" w:space="0" w:color="auto"/>
+            </w:tcBorders>
+          </w:tcPr>
+          <w:p>
+            <w:pPr>
+              <w:rPr>
+                <w:rFonts w:ascii="Helvetica" w:hAnsi="Helvetica" w:cs="Helvetica"/>
+                <w:color w:val="EE0000"/>
+                <w:kern w:val="0"/>
+                <w:lang w:val="en-US"/>
+              </w:rPr>
+            </w:pPr>
+            <w:r>
+              <w:rPr>
+                <w:rFonts w:ascii="Helvetica" w:hAnsi="Helvetica" w:cs="Helvetica"/>
+                <w:color w:val="EE0000"/>
+                <w:kern w:val="0"/>
+                <w:lang w:val="en-US"/>
+              </w:rPr>
+              <w:t>KPI213</w:t>
+            </w:r>
+          </w:p>
+        </w:tc>
+        <w:tc>
+          <w:tcPr>
+            <w:tcW w:w="4320" w:type="dxa"/>
+            <w:tcBorders>
+              <w:top w:val="none" w:sz="6" w:space="0" w:color="auto"/>
+              <w:left w:val="none" w:sz="6" w:space="0" w:color="auto"/>
+              <w:bottom w:val="none" w:sz="6" w:space="0" w:color="auto"/>
+              <w:right w:val="none" w:sz="6" w:space="0" w:color="auto"/>
+            </w:tcBorders>
+          </w:tcPr>
+          <w:p>
+            <w:pPr>
+              <w:tabs>
+                <w:tab w:val="left" w:pos="560"/>
+                <w:tab w:val="left" w:pos="1120"/>
+                <w:tab w:val="left" w:pos="1680"/>
+                <w:tab w:val="left" w:pos="2240"/>
+                <w:tab w:val="left" w:pos="2800"/>
+                <w:tab w:val="left" w:pos="3360"/>
+                <w:tab w:val="left" w:pos="3920"/>
+                <w:tab w:val="left" w:pos="4480"/>
+                <w:tab w:val="left" w:pos="5040"/>
+                <w:tab w:val="left" w:pos="5600"/>
+                <w:tab w:val="left" w:pos="6160"/>
+                <w:tab w:val="left" w:pos="6720"/>
+              </w:tabs>
+              <w:autoSpaceDE w:val="0"/>
+              <w:autoSpaceDN w:val="0"/>
+              <w:adjustRightInd w:val="0"/>
+              <w:spacing w:after="0" w:line="240" w:lineRule="auto"/>
+              <w:rPr>
+                <w:rFonts w:ascii="Helvetica" w:hAnsi="Helvetica" w:cs="Helvetica"/>
+                <w:color w:val="EE0000"/>
+                <w:kern w:val="0"/>
+                <w:lang w:val="en-US"/>
+              </w:rPr>
+            </w:pPr>
+            <w:r>
+              <w:rPr>
+                <w:rFonts w:ascii="Helvetica" w:hAnsi="Helvetica" w:cs="Helvetica"/>
+                <w:color w:val="EE0000"/>
+                <w:kern w:val="0"/>
+                <w:lang w:val="en-US"/>
+              </w:rPr>
+              <w:t>% Benchmark Capability Utilization</w:t>
+            </w:r>
+          </w:p>
+        </w:tc>
+      </w:tr>
+      <w:tr>
+        <w:tc>
+          <w:tcPr>
+            <w:tcW w:w="4428" w:type="dxa"/>
+            <w:tcBorders>
+              <w:top w:val="none" w:sz="6" w:space="0" w:color="auto"/>
+              <w:left w:val="none" w:sz="6" w:space="0" w:color="auto"/>
+              <w:bottom w:val="none" w:sz="6" w:space="0" w:color="auto"/>
+              <w:right w:val="none" w:sz="6" w:space="0" w:color="auto"/>
+            </w:tcBorders>
+          </w:tcPr>
+          <w:p>
+            <w:pPr>
+              <w:rPr>
+                <w:rFonts w:ascii="Helvetica" w:hAnsi="Helvetica" w:cs="Helvetica"/>
+                <w:color w:val="EE0000"/>
+                <w:kern w:val="0"/>
+                <w:lang w:val="en-US"/>
+              </w:rPr>
+            </w:pPr>
+            <w:r>
+              <w:rPr>
+                <w:rFonts w:ascii="Helvetica" w:hAnsi="Helvetica" w:cs="Helvetica"/>
+                <w:color w:val="EE0000"/>
+                <w:kern w:val="0"/>
+                <w:lang w:val="en-US"/>
+              </w:rPr>
+              <w:t>KPI071</w:t>
+            </w:r>
+          </w:p>
+        </w:tc>
+        <w:tc>
+          <w:tcPr>
+            <w:tcW w:w="4320" w:type="dxa"/>
+            <w:tcBorders>
+              <w:top w:val="none" w:sz="6" w:space="0" w:color="auto"/>
+              <w:left w:val="none" w:sz="6" w:space="0" w:color="auto"/>
+              <w:bottom w:val="none" w:sz="6" w:space="0" w:color="auto"/>
+              <w:right w:val="none" w:sz="6" w:space="0" w:color="auto"/>
+            </w:tcBorders>
+          </w:tcPr>
+          <w:p>
+            <w:pPr>
+              <w:tabs>
+                <w:tab w:val="left" w:pos="560"/>
+                <w:tab w:val="left" w:pos="1120"/>
+                <w:tab w:val="left" w:pos="1680"/>
+                <w:tab w:val="left" w:pos="2240"/>
+                <w:tab w:val="left" w:pos="2800"/>
+                <w:tab w:val="left" w:pos="3360"/>
+                <w:tab w:val="left" w:pos="3920"/>
+                <w:tab w:val="left" w:pos="4480"/>
+                <w:tab w:val="left" w:pos="5040"/>
+                <w:tab w:val="left" w:pos="5600"/>
+                <w:tab w:val="left" w:pos="6160"/>
+                <w:tab w:val="left" w:pos="6720"/>
+              </w:tabs>
+              <w:autoSpaceDE w:val="0"/>
+              <w:autoSpaceDN w:val="0"/>
+              <w:adjustRightInd w:val="0"/>
+              <w:spacing w:after="0" w:line="240" w:lineRule="auto"/>
+              <w:rPr>
+                <w:rFonts w:ascii="Helvetica" w:hAnsi="Helvetica" w:cs="Helvetica"/>
+                <w:color w:val="EE0000"/>
+                <w:kern w:val="0"/>
+                <w:lang w:val="en-US"/>
+              </w:rPr>
+            </w:pPr>
+            <w:r>
+              <w:rPr>
+                <w:rFonts w:ascii="Helvetica" w:hAnsi="Helvetica" w:cs="Helvetica"/>
+                <w:color w:val="EE0000"/>
+                <w:kern w:val="0"/>
+                <w:lang w:val="en-US"/>
+              </w:rPr>
+              <w:t>% Overall Equipment Effectiveness</w:t>
+            </w:r>
+          </w:p>
+        </w:tc>
+      </w:tr>
+      <w:tr>
+        <w:tc>
+          <w:tcPr>
+            <w:tcW w:w="4428" w:type="dxa"/>
+            <w:tcBorders>
+              <w:top w:val="none" w:sz="6" w:space="0" w:color="auto"/>
+              <w:left w:val="none" w:sz="6" w:space="0" w:color="auto"/>
+              <w:bottom w:val="none" w:sz="6" w:space="0" w:color="auto"/>
+              <w:right w:val="none" w:sz="6" w:space="0" w:color="auto"/>
+            </w:tcBorders>
+          </w:tcPr>
+          <w:p>
+            <w:pPr>
+              <w:rPr>
+                <w:rFonts w:ascii="Helvetica" w:hAnsi="Helvetica" w:cs="Helvetica"/>
+                <w:kern w:val="0"/>
+                <w:lang w:val="en-US"/>
+              </w:rPr>
+            </w:pPr>
+            <w:r>
+              <w:rPr>
+                <w:rFonts w:ascii="Helvetica" w:hAnsi="Helvetica" w:cs="Helvetica"/>
+                <w:kern w:val="0"/>
+                <w:lang w:val="en-US"/>
+              </w:rPr>
+              <w:t>KPI214</w:t>
+            </w:r>
+          </w:p>
+        </w:tc>
+        <w:tc>
+          <w:tcPr>
+            <w:tcW w:w="4320" w:type="dxa"/>
+            <w:tcBorders>
+              <w:top w:val="none" w:sz="6" w:space="0" w:color="auto"/>
+              <w:left w:val="none" w:sz="6" w:space="0" w:color="auto"/>
+              <w:bottom w:val="none" w:sz="6" w:space="0" w:color="auto"/>
+              <w:right w:val="none" w:sz="6" w:space="0" w:color="auto"/>
+            </w:tcBorders>
+          </w:tcPr>
+          <w:p>
+            <w:pPr>
+              <w:tabs>
+                <w:tab w:val="left" w:pos="560"/>
+                <w:tab w:val="left" w:pos="1120"/>
+                <w:tab w:val="left" w:pos="1680"/>
+                <w:tab w:val="left" w:pos="2240"/>
+                <w:tab w:val="left" w:pos="2800"/>
+                <w:tab w:val="left" w:pos="3360"/>
+                <w:tab w:val="left" w:pos="3920"/>
+                <w:tab w:val="left" w:pos="4480"/>
+                <w:tab w:val="left" w:pos="5040"/>
+                <w:tab w:val="left" w:pos="5600"/>
+                <w:tab w:val="left" w:pos="6160"/>
+                <w:tab w:val="left" w:pos="6720"/>
+              </w:tabs>
+              <w:autoSpaceDE w:val="0"/>
+              <w:autoSpaceDN w:val="0"/>
+              <w:adjustRightInd w:val="0"/>
+              <w:spacing w:after="0" w:line="240" w:lineRule="auto"/>
+              <w:rPr>
+                <w:rFonts w:ascii="Helvetica" w:hAnsi="Helvetica" w:cs="Helvetica"/>
+                <w:kern w:val="0"/>
+                <w:lang w:val="en-US"/>
+              </w:rPr>
+            </w:pPr>
+            <w:r>
+              <w:rPr>
+                <w:rFonts w:ascii="Helvetica" w:hAnsi="Helvetica" w:cs="Helvetica"/>
+                <w:kern w:val="0"/>
+                <w:lang w:val="en-US"/>
+              </w:rPr>
+              <w:t>% BM Production Loss versus Capability Utilization</w:t>
+            </w:r>
+          </w:p>
+        </w:tc>
+      </w:tr>
+      <w:tr>
+        <w:tc>
+          <w:tcPr>
+            <w:tcW w:w="4428" w:type="dxa"/>
+            <w:tcBorders>
+              <w:top w:val="none" w:sz="6" w:space="0" w:color="auto"/>
+              <w:left w:val="none" w:sz="6" w:space="0" w:color="auto"/>
+              <w:bottom w:val="none" w:sz="6" w:space="0" w:color="auto"/>
+              <w:right w:val="none" w:sz="6" w:space="0" w:color="auto"/>
+            </w:tcBorders>
+          </w:tcPr>
+          <w:p>
+            <w:pPr>
+              <w:rPr>
+                <w:rFonts w:ascii="Helvetica" w:hAnsi="Helvetica" w:cs="Helvetica"/>
+                <w:kern w:val="0"/>
+                <w:lang w:val="en-US"/>
+              </w:rPr>
+            </w:pPr>
+            <w:r>
+              <w:rPr>
+                <w:rFonts w:ascii="Helvetica" w:hAnsi="Helvetica" w:cs="Helvetica"/>
+                <w:kern w:val="0"/>
+                <w:lang w:val="en-US"/>
+              </w:rPr>
+              <w:t>KP1073</w:t>
+            </w:r>
+          </w:p>
+        </w:tc>
+        <w:tc>
+          <w:tcPr>
+            <w:tcW w:w="4320" w:type="dxa"/>
+            <w:tcBorders>
+              <w:top w:val="none" w:sz="6" w:space="0" w:color="auto"/>
+              <w:left w:val="none" w:sz="6" w:space="0" w:color="auto"/>
+              <w:bottom w:val="none" w:sz="6" w:space="0" w:color="auto"/>
+              <w:right w:val="none" w:sz="6" w:space="0" w:color="auto"/>
+            </w:tcBorders>
+          </w:tcPr>
+          <w:p>
+            <w:pPr>
+              <w:tabs>
+                <w:tab w:val="left" w:pos="560"/>
+                <w:tab w:val="left" w:pos="1120"/>
+                <w:tab w:val="left" w:pos="1680"/>
+                <w:tab w:val="left" w:pos="2240"/>
+                <w:tab w:val="left" w:pos="2800"/>
+                <w:tab w:val="left" w:pos="3360"/>
+                <w:tab w:val="left" w:pos="3920"/>
+                <w:tab w:val="left" w:pos="4480"/>
+                <w:tab w:val="left" w:pos="5040"/>
+                <w:tab w:val="left" w:pos="5600"/>
+                <w:tab w:val="left" w:pos="6160"/>
+                <w:tab w:val="left" w:pos="6720"/>
+              </w:tabs>
+              <w:autoSpaceDE w:val="0"/>
+              <w:autoSpaceDN w:val="0"/>
+              <w:adjustRightInd w:val="0"/>
+              <w:spacing w:after="0" w:line="240" w:lineRule="auto"/>
+              <w:rPr>
+                <w:rFonts w:ascii="Helvetica" w:hAnsi="Helvetica" w:cs="Helvetica"/>
+                <w:kern w:val="0"/>
+                <w:lang w:val="en-US"/>
+              </w:rPr>
+            </w:pPr>
+            <w:r>
+              <w:rPr>
+                <w:rFonts w:ascii="Helvetica" w:hAnsi="Helvetica" w:cs="Helvetica"/>
+                <w:kern w:val="0"/>
+                <w:lang w:val="en-US"/>
+              </w:rPr>
+              <w:t>% Quality Rate</w:t>
+            </w:r>
+          </w:p>
+        </w:tc>
+      </w:tr>
+      <w:tr>
+        <w:tc>
+          <w:tcPr>
+            <w:tcW w:w="4428" w:type="dxa"/>
+            <w:tcBorders>
+              <w:top w:val="none" w:sz="6" w:space="0" w:color="auto"/>
+              <w:left w:val="none" w:sz="6" w:space="0" w:color="auto"/>
+              <w:bottom w:val="none" w:sz="6" w:space="0" w:color="auto"/>
+              <w:right w:val="none" w:sz="6" w:space="0" w:color="auto"/>
+            </w:tcBorders>
+          </w:tcPr>
+          <w:p>
+            <w:pPr>
+              <w:rPr>
+                <w:rFonts w:ascii="Helvetica" w:hAnsi="Helvetica" w:cs="Helvetica"/>
+                <w:color w:val="EE0000"/>
+                <w:kern w:val="0"/>
+                <w:lang w:val="en-US"/>
+              </w:rPr>
+            </w:pPr>
+            <w:r>
+              <w:rPr>
+                <w:rFonts w:ascii="Helvetica" w:hAnsi="Helvetica" w:cs="Helvetica"/>
+                <w:color w:val="EE0000"/>
+                <w:kern w:val="0"/>
+                <w:lang w:val="en-US"/>
+              </w:rPr>
+              <w:t>KPI074</w:t>
+            </w:r>
+          </w:p>
+        </w:tc>
+        <w:tc>
+          <w:tcPr>
+            <w:tcW w:w="4320" w:type="dxa"/>
+            <w:tcBorders>
+              <w:top w:val="none" w:sz="6" w:space="0" w:color="auto"/>
+              <w:left w:val="none" w:sz="6" w:space="0" w:color="auto"/>
+              <w:bottom w:val="none" w:sz="6" w:space="0" w:color="auto"/>
+              <w:right w:val="none" w:sz="6" w:space="0" w:color="auto"/>
+            </w:tcBorders>
+          </w:tcPr>
+          <w:p>
+            <w:pPr>
+              <w:tabs>
+                <w:tab w:val="left" w:pos="560"/>
+                <w:tab w:val="left" w:pos="1120"/>
+                <w:tab w:val="left" w:pos="1680"/>
+                <w:tab w:val="left" w:pos="2240"/>
+                <w:tab w:val="left" w:pos="2800"/>
+                <w:tab w:val="left" w:pos="3360"/>
+                <w:tab w:val="left" w:pos="3920"/>
+                <w:tab w:val="left" w:pos="4480"/>
+                <w:tab w:val="left" w:pos="5040"/>
+                <w:tab w:val="left" w:pos="5600"/>
+                <w:tab w:val="left" w:pos="6160"/>
+                <w:tab w:val="left" w:pos="6720"/>
+              </w:tabs>
+              <w:autoSpaceDE w:val="0"/>
+              <w:autoSpaceDN w:val="0"/>
+              <w:adjustRightInd w:val="0"/>
+              <w:spacing w:after="0" w:line="240" w:lineRule="auto"/>
+              <w:rPr>
+                <w:rFonts w:ascii="Helvetica" w:hAnsi="Helvetica" w:cs="Helvetica"/>
+                <w:color w:val="EE0000"/>
+                <w:kern w:val="0"/>
+                <w:lang w:val="en-US"/>
+              </w:rPr>
+            </w:pPr>
+            <w:r>
+              <w:rPr>
+                <w:rFonts w:ascii="Helvetica" w:hAnsi="Helvetica" w:cs="Helvetica"/>
+                <w:color w:val="EE0000"/>
+                <w:kern w:val="0"/>
+                <w:lang w:val="en-US"/>
+              </w:rPr>
+              <w:t># Production Loss</w:t>
+            </w:r>
+          </w:p>
+        </w:tc>
+      </w:tr>
+      <w:tr>
+        <w:tc>
+          <w:tcPr>
+            <w:tcW w:w="4428" w:type="dxa"/>
+            <w:tcBorders>
+              <w:top w:val="none" w:sz="6" w:space="0" w:color="auto"/>
+              <w:left w:val="none" w:sz="6" w:space="0" w:color="auto"/>
+              <w:bottom w:val="none" w:sz="6" w:space="0" w:color="auto"/>
+              <w:right w:val="none" w:sz="6" w:space="0" w:color="auto"/>
+            </w:tcBorders>
+          </w:tcPr>
+          <w:p>
+            <w:pPr>
+              <w:rPr>
+                <w:rFonts w:ascii="Helvetica" w:hAnsi="Helvetica" w:cs="Helvetica"/>
+                <w:color w:val="EE0000"/>
+                <w:kern w:val="0"/>
+                <w:lang w:val="en-US"/>
+              </w:rPr>
+            </w:pPr>
+            <w:r>
+              <w:rPr>
+                <w:rFonts w:ascii="Helvetica" w:hAnsi="Helvetica" w:cs="Helvetica"/>
+                <w:color w:val="EE0000"/>
+                <w:kern w:val="0"/>
+                <w:lang w:val="en-US"/>
+              </w:rPr>
+              <w:t>KPI075</w:t>
+            </w:r>
+          </w:p>
+        </w:tc>
+        <w:tc>
+          <w:tcPr>
+            <w:tcW w:w="4320" w:type="dxa"/>
+            <w:tcBorders>
+              <w:top w:val="none" w:sz="6" w:space="0" w:color="auto"/>
+              <w:left w:val="none" w:sz="6" w:space="0" w:color="auto"/>
+              <w:bottom w:val="none" w:sz="6" w:space="0" w:color="auto"/>
+              <w:right w:val="none" w:sz="6" w:space="0" w:color="auto"/>
+            </w:tcBorders>
+          </w:tcPr>
+          <w:p>
+            <w:pPr>
+              <w:tabs>
+                <w:tab w:val="left" w:pos="560"/>
+                <w:tab w:val="left" w:pos="1120"/>
+                <w:tab w:val="left" w:pos="1680"/>
+                <w:tab w:val="left" w:pos="2240"/>
+                <w:tab w:val="left" w:pos="2800"/>
+                <w:tab w:val="left" w:pos="3360"/>
+                <w:tab w:val="left" w:pos="3920"/>
+                <w:tab w:val="left" w:pos="4480"/>
+                <w:tab w:val="left" w:pos="5040"/>
+                <w:tab w:val="left" w:pos="5600"/>
+                <w:tab w:val="left" w:pos="6160"/>
+                <w:tab w:val="left" w:pos="6720"/>
+              </w:tabs>
+              <w:autoSpaceDE w:val="0"/>
+              <w:autoSpaceDN w:val="0"/>
+              <w:adjustRightInd w:val="0"/>
+              <w:spacing w:after="0" w:line="240" w:lineRule="auto"/>
+              <w:rPr>
+                <w:rFonts w:ascii="Helvetica" w:hAnsi="Helvetica" w:cs="Helvetica"/>
+                <w:color w:val="EE0000"/>
+                <w:kern w:val="0"/>
+                <w:lang w:val="en-US"/>
+              </w:rPr>
+            </w:pPr>
+            <w:r>
+              <w:rPr>
+                <w:rFonts w:ascii="Helvetica" w:hAnsi="Helvetica" w:cs="Helvetica"/>
+                <w:color w:val="EE0000"/>
+                <w:kern w:val="0"/>
+                <w:lang w:val="en-US"/>
+              </w:rPr>
+              <w:t># Total Production</w:t>
+            </w:r>
+          </w:p>
+        </w:tc>
+      </w:tr>
+      <w:tr>
+        <w:tc>
+          <w:tcPr>
+            <w:tcW w:w="4428" w:type="dxa"/>
+            <w:tcBorders>
+              <w:top w:val="none" w:sz="6" w:space="0" w:color="auto"/>
+              <w:left w:val="none" w:sz="6" w:space="0" w:color="auto"/>
+              <w:bottom w:val="none" w:sz="6" w:space="0" w:color="auto"/>
+              <w:right w:val="none" w:sz="6" w:space="0" w:color="auto"/>
+            </w:tcBorders>
+          </w:tcPr>
+          <w:p>
+            <w:pPr>
+              <w:rPr>
+                <w:rFonts w:ascii="Helvetica" w:hAnsi="Helvetica" w:cs="Helvetica"/>
+                <w:color w:val="EE0000"/>
+                <w:kern w:val="0"/>
+                <w:lang w:val="en-US"/>
+              </w:rPr>
+            </w:pPr>
+            <w:r>
+              <w:rPr>
+                <w:rFonts w:ascii="Helvetica" w:hAnsi="Helvetica" w:cs="Helvetica"/>
+                <w:color w:val="EE0000"/>
+                <w:kern w:val="0"/>
+                <w:lang w:val="en-US"/>
+              </w:rPr>
+              <w:t>KP|208</w:t>
+            </w:r>
+          </w:p>
+        </w:tc>
+        <w:tc>
+          <w:tcPr>
+            <w:tcW w:w="4320" w:type="dxa"/>
+            <w:tcBorders>
+              <w:top w:val="none" w:sz="6" w:space="0" w:color="auto"/>
+              <w:left w:val="none" w:sz="6" w:space="0" w:color="auto"/>
+              <w:bottom w:val="none" w:sz="6" w:space="0" w:color="auto"/>
+              <w:right w:val="none" w:sz="6" w:space="0" w:color="auto"/>
+            </w:tcBorders>
+          </w:tcPr>
+          <w:p>
+            <w:pPr>
+              <w:tabs>
+                <w:tab w:val="left" w:pos="560"/>
+                <w:tab w:val="left" w:pos="1120"/>
+                <w:tab w:val="left" w:pos="1680"/>
+                <w:tab w:val="left" w:pos="2240"/>
+                <w:tab w:val="left" w:pos="2800"/>
+                <w:tab w:val="left" w:pos="3360"/>
+                <w:tab w:val="left" w:pos="3920"/>
+                <w:tab w:val="left" w:pos="4480"/>
+                <w:tab w:val="left" w:pos="5040"/>
+                <w:tab w:val="left" w:pos="5600"/>
+                <w:tab w:val="left" w:pos="6160"/>
+                <w:tab w:val="left" w:pos="6720"/>
+              </w:tabs>
+              <w:autoSpaceDE w:val="0"/>
+              <w:autoSpaceDN w:val="0"/>
+              <w:adjustRightInd w:val="0"/>
+              <w:spacing w:after="0" w:line="240" w:lineRule="auto"/>
+              <w:rPr>
+                <w:rFonts w:ascii="Helvetica" w:hAnsi="Helvetica" w:cs="Helvetica"/>
+                <w:color w:val="EE0000"/>
+                <w:kern w:val="0"/>
+                <w:lang w:val="en-US"/>
+              </w:rPr>
+            </w:pPr>
+            <w:r>
+              <w:rPr>
+                <w:rFonts w:ascii="Helvetica" w:hAnsi="Helvetica" w:cs="Helvetica"/>
+                <w:color w:val="EE0000"/>
+                <w:kern w:val="0"/>
+                <w:lang w:val="en-US"/>
+              </w:rPr>
+              <w:t># Production For Sales</w:t>
+            </w:r>
+          </w:p>
+        </w:tc>
+      </w:tr>
+      <w:tr>
+        <w:tc>
+          <w:tcPr>
+            <w:tcW w:w="4428" w:type="dxa"/>
+            <w:tcBorders>
+              <w:top w:val="none" w:sz="6" w:space="0" w:color="auto"/>
+              <w:left w:val="none" w:sz="6" w:space="0" w:color="auto"/>
+              <w:bottom w:val="none" w:sz="6" w:space="0" w:color="auto"/>
+              <w:right w:val="none" w:sz="6" w:space="0" w:color="auto"/>
+            </w:tcBorders>
+          </w:tcPr>
+          <w:p>
+            <w:pPr>
+              <w:rPr>
+                <w:rFonts w:ascii="Helvetica" w:hAnsi="Helvetica" w:cs="Helvetica"/>
+                <w:color w:val="EE0000"/>
+                <w:kern w:val="0"/>
+                <w:lang w:val="en-US"/>
+              </w:rPr>
+            </w:pPr>
+            <w:r>
+              <w:rPr>
+                <w:rFonts w:ascii="Helvetica" w:hAnsi="Helvetica" w:cs="Helvetica"/>
+                <w:color w:val="EE0000"/>
+                <w:kern w:val="0"/>
+                <w:lang w:val="en-US"/>
+              </w:rPr>
+              <w:t>KPI076</w:t>
+            </w:r>
+          </w:p>
+        </w:tc>
+        <w:tc>
+          <w:tcPr>
+            <w:tcW w:w="4320" w:type="dxa"/>
+            <w:tcBorders>
+              <w:top w:val="none" w:sz="6" w:space="0" w:color="auto"/>
+              <w:left w:val="none" w:sz="6" w:space="0" w:color="auto"/>
+              <w:bottom w:val="none" w:sz="6" w:space="0" w:color="auto"/>
+              <w:right w:val="none" w:sz="6" w:space="0" w:color="auto"/>
+            </w:tcBorders>
+          </w:tcPr>
+          <w:p>
+            <w:pPr>
+              <w:tabs>
+                <w:tab w:val="left" w:pos="560"/>
+                <w:tab w:val="left" w:pos="1120"/>
+                <w:tab w:val="left" w:pos="1680"/>
+                <w:tab w:val="left" w:pos="2240"/>
+                <w:tab w:val="left" w:pos="2800"/>
+                <w:tab w:val="left" w:pos="3360"/>
+                <w:tab w:val="left" w:pos="3920"/>
+                <w:tab w:val="left" w:pos="4480"/>
+                <w:tab w:val="left" w:pos="5040"/>
+                <w:tab w:val="left" w:pos="5600"/>
+                <w:tab w:val="left" w:pos="6160"/>
+                <w:tab w:val="left" w:pos="6720"/>
+              </w:tabs>
+              <w:autoSpaceDE w:val="0"/>
+              <w:autoSpaceDN w:val="0"/>
+              <w:adjustRightInd w:val="0"/>
+              <w:spacing w:after="0" w:line="240" w:lineRule="auto"/>
+              <w:rPr>
+                <w:rFonts w:ascii="Helvetica" w:hAnsi="Helvetica" w:cs="Helvetica"/>
+                <w:color w:val="EE0000"/>
+                <w:kern w:val="0"/>
+                <w:lang w:val="en-US"/>
+              </w:rPr>
+            </w:pPr>
+            <w:r>
+              <w:rPr>
+                <w:rFonts w:ascii="Helvetica" w:hAnsi="Helvetica" w:cs="Helvetica"/>
+                <w:color w:val="EE0000"/>
+                <w:kern w:val="0"/>
+                <w:lang w:val="en-US"/>
+              </w:rPr>
+              <w:t># Unplanned Shutdown Days</w:t>
+            </w:r>
+          </w:p>
+        </w:tc>
+      </w:tr>
+      <w:tr>
+        <w:tc>
+          <w:tcPr>
+            <w:tcW w:w="4428" w:type="dxa"/>
+            <w:tcBorders>
+              <w:top w:val="none" w:sz="6" w:space="0" w:color="auto"/>
+              <w:left w:val="none" w:sz="6" w:space="0" w:color="auto"/>
+              <w:bottom w:val="none" w:sz="6" w:space="0" w:color="auto"/>
+              <w:right w:val="none" w:sz="6" w:space="0" w:color="auto"/>
+            </w:tcBorders>
+          </w:tcPr>
+          <w:p>
+            <w:pPr>
+              <w:rPr>
+                <w:rFonts w:ascii="Helvetica" w:hAnsi="Helvetica" w:cs="Helvetica"/>
+                <w:color w:val="EE0000"/>
+                <w:kern w:val="0"/>
+                <w:lang w:val="en-US"/>
+              </w:rPr>
+            </w:pPr>
+            <w:r>
+              <w:rPr>
+                <w:rFonts w:ascii="Helvetica" w:hAnsi="Helvetica" w:cs="Helvetica"/>
+                <w:color w:val="EE0000"/>
+                <w:kern w:val="0"/>
+                <w:lang w:val="en-US"/>
+              </w:rPr>
               <w:lastRenderedPageBreak/>
-              <w:t>Manufacturing</w:t>
-            </w:r>
-          </w:p>
-        </w:tc>
-      </w:tr>
-      <w:tr>
-        <w:tblPrEx>
-          <w:tblCellMar>
-            <w:top w:w="0" w:type="dxa"/>
-            <w:bottom w:w="0" w:type="dxa"/>
-          </w:tblCellMar>
-        </w:tblPrEx>
+              <w:t>KPI077</w:t>
+            </w:r>
+          </w:p>
+        </w:tc>
+        <w:tc>
+          <w:tcPr>
+            <w:tcW w:w="4320" w:type="dxa"/>
+            <w:tcBorders>
+              <w:top w:val="none" w:sz="6" w:space="0" w:color="auto"/>
+              <w:left w:val="none" w:sz="6" w:space="0" w:color="auto"/>
+              <w:bottom w:val="none" w:sz="6" w:space="0" w:color="auto"/>
+              <w:right w:val="none" w:sz="6" w:space="0" w:color="auto"/>
+            </w:tcBorders>
+          </w:tcPr>
+          <w:p>
+            <w:pPr>
+              <w:tabs>
+                <w:tab w:val="left" w:pos="560"/>
+                <w:tab w:val="left" w:pos="1120"/>
+                <w:tab w:val="left" w:pos="1680"/>
+                <w:tab w:val="left" w:pos="2240"/>
+                <w:tab w:val="left" w:pos="2800"/>
+                <w:tab w:val="left" w:pos="3360"/>
+                <w:tab w:val="left" w:pos="3920"/>
+                <w:tab w:val="left" w:pos="4480"/>
+                <w:tab w:val="left" w:pos="5040"/>
+                <w:tab w:val="left" w:pos="5600"/>
+                <w:tab w:val="left" w:pos="6160"/>
+                <w:tab w:val="left" w:pos="6720"/>
+              </w:tabs>
+              <w:autoSpaceDE w:val="0"/>
+              <w:autoSpaceDN w:val="0"/>
+              <w:adjustRightInd w:val="0"/>
+              <w:spacing w:after="0" w:line="240" w:lineRule="auto"/>
+              <w:rPr>
+                <w:rFonts w:ascii="Helvetica" w:hAnsi="Helvetica" w:cs="Helvetica"/>
+                <w:color w:val="EE0000"/>
+                <w:kern w:val="0"/>
+                <w:lang w:val="en-US"/>
+              </w:rPr>
+            </w:pPr>
+            <w:r>
+              <w:rPr>
+                <w:rFonts w:ascii="Helvetica" w:hAnsi="Helvetica" w:cs="Helvetica"/>
+                <w:color w:val="EE0000"/>
+                <w:kern w:val="0"/>
+                <w:lang w:val="en-US"/>
+              </w:rPr>
+              <w:t>% On-Stream Factor</w:t>
+            </w:r>
+          </w:p>
+        </w:tc>
+      </w:tr>
+      <w:tr>
         <w:tc>
           <w:tcPr>
             <w:tcW w:w="4428" w:type="dxa"/>
@@ -5641,17 +6530,19 @@
             <w:pPr>
               <w:rPr>
                 <w:rFonts w:ascii="Helvetica" w:hAnsi="Helvetica" w:cs="Helvetica"/>
-                <w:kern w:val="0"/>
-                <w:lang w:val="en-US"/>
-              </w:rPr>
-            </w:pPr>
-            <w:r>
-              <w:rPr>
-                <w:rFonts w:ascii="Helvetica" w:hAnsi="Helvetica" w:cs="Helvetica"/>
-                <w:kern w:val="0"/>
-                <w:lang w:val="en-US"/>
-              </w:rPr>
-              <w:t>KP1066</w:t>
+                <w:color w:val="EE0000"/>
+                <w:kern w:val="0"/>
+                <w:lang w:val="en-US"/>
+              </w:rPr>
+            </w:pPr>
+            <w:r>
+              <w:rPr>
+                <w:rFonts w:ascii="Helvetica" w:hAnsi="Helvetica" w:cs="Helvetica"/>
+                <w:color w:val="EE0000"/>
+                <w:kern w:val="0"/>
+                <w:lang w:val="en-US"/>
+              </w:rPr>
+              <w:t>KP1079</w:t>
             </w:r>
           </w:p>
         </w:tc>
@@ -5687,46 +6578,831 @@
               <w:spacing w:after="0" w:line="240" w:lineRule="auto"/>
               <w:rPr>
                 <w:rFonts w:ascii="Helvetica" w:hAnsi="Helvetica" w:cs="Helvetica"/>
-                <w:kern w:val="0"/>
-                <w:lang w:val="en-US"/>
-              </w:rPr>
-            </w:pPr>
-            <w:r>
-              <w:rPr>
-                <w:rFonts w:ascii="Helvetica" w:hAnsi="Helvetica" w:cs="Helvetica"/>
-                <w:kern w:val="0"/>
-                <w:lang w:val="en-US"/>
-              </w:rPr>
-              <w:t xml:space="preserve">$ </w:t>
+                <w:color w:val="EE0000"/>
+                <w:kern w:val="0"/>
+                <w:lang w:val="en-US"/>
+              </w:rPr>
+            </w:pPr>
+            <w:r>
+              <w:rPr>
+                <w:rFonts w:ascii="Helvetica" w:hAnsi="Helvetica" w:cs="Helvetica"/>
+                <w:color w:val="EE0000"/>
+                <w:kern w:val="0"/>
+                <w:lang w:val="en-US"/>
+              </w:rPr>
+              <w:t># Manufacturing Quantity</w:t>
+            </w:r>
+          </w:p>
+        </w:tc>
+      </w:tr>
+      <w:tr>
+        <w:tc>
+          <w:tcPr>
+            <w:tcW w:w="4428" w:type="dxa"/>
+            <w:tcBorders>
+              <w:top w:val="none" w:sz="6" w:space="0" w:color="auto"/>
+              <w:left w:val="none" w:sz="6" w:space="0" w:color="auto"/>
+              <w:bottom w:val="none" w:sz="6" w:space="0" w:color="auto"/>
+              <w:right w:val="none" w:sz="6" w:space="0" w:color="auto"/>
+            </w:tcBorders>
+          </w:tcPr>
+          <w:p>
+            <w:pPr>
+              <w:rPr>
+                <w:rFonts w:ascii="Helvetica" w:hAnsi="Helvetica" w:cs="Helvetica"/>
+                <w:color w:val="EE0000"/>
+                <w:kern w:val="0"/>
+                <w:lang w:val="en-US"/>
+              </w:rPr>
+            </w:pPr>
+            <w:r>
+              <w:rPr>
+                <w:rFonts w:ascii="Helvetica" w:hAnsi="Helvetica" w:cs="Helvetica"/>
+                <w:color w:val="EE0000"/>
+                <w:kern w:val="0"/>
+                <w:lang w:val="en-US"/>
+              </w:rPr>
+              <w:t>KPI081</w:t>
+            </w:r>
+          </w:p>
+        </w:tc>
+        <w:tc>
+          <w:tcPr>
+            <w:tcW w:w="4320" w:type="dxa"/>
+            <w:tcBorders>
+              <w:top w:val="none" w:sz="6" w:space="0" w:color="auto"/>
+              <w:left w:val="none" w:sz="6" w:space="0" w:color="auto"/>
+              <w:bottom w:val="none" w:sz="6" w:space="0" w:color="auto"/>
+              <w:right w:val="none" w:sz="6" w:space="0" w:color="auto"/>
+            </w:tcBorders>
+          </w:tcPr>
+          <w:p>
+            <w:pPr>
+              <w:tabs>
+                <w:tab w:val="left" w:pos="560"/>
+                <w:tab w:val="left" w:pos="1120"/>
+                <w:tab w:val="left" w:pos="1680"/>
+                <w:tab w:val="left" w:pos="2240"/>
+                <w:tab w:val="left" w:pos="2800"/>
+                <w:tab w:val="left" w:pos="3360"/>
+                <w:tab w:val="left" w:pos="3920"/>
+                <w:tab w:val="left" w:pos="4480"/>
+                <w:tab w:val="left" w:pos="5040"/>
+                <w:tab w:val="left" w:pos="5600"/>
+                <w:tab w:val="left" w:pos="6160"/>
+                <w:tab w:val="left" w:pos="6720"/>
+              </w:tabs>
+              <w:autoSpaceDE w:val="0"/>
+              <w:autoSpaceDN w:val="0"/>
+              <w:adjustRightInd w:val="0"/>
+              <w:spacing w:after="0" w:line="240" w:lineRule="auto"/>
+              <w:rPr>
+                <w:rFonts w:ascii="Helvetica" w:hAnsi="Helvetica" w:cs="Helvetica"/>
+                <w:color w:val="EE0000"/>
+                <w:kern w:val="0"/>
+                <w:lang w:val="en-US"/>
+              </w:rPr>
+            </w:pPr>
+            <w:r>
+              <w:rPr>
+                <w:rFonts w:ascii="Helvetica" w:hAnsi="Helvetica" w:cs="Helvetica"/>
+                <w:color w:val="EE0000"/>
+                <w:kern w:val="0"/>
+                <w:lang w:val="en-US"/>
+              </w:rPr>
+              <w:t># Turnaround Cost Index (TACI)</w:t>
+            </w:r>
+          </w:p>
+        </w:tc>
+      </w:tr>
+      <w:tr>
+        <w:tc>
+          <w:tcPr>
+            <w:tcW w:w="4428" w:type="dxa"/>
+            <w:tcBorders>
+              <w:top w:val="none" w:sz="6" w:space="0" w:color="auto"/>
+              <w:left w:val="none" w:sz="6" w:space="0" w:color="auto"/>
+              <w:bottom w:val="none" w:sz="6" w:space="0" w:color="auto"/>
+              <w:right w:val="none" w:sz="6" w:space="0" w:color="auto"/>
+            </w:tcBorders>
+          </w:tcPr>
+          <w:p>
+            <w:pPr>
+              <w:rPr>
+                <w:rFonts w:ascii="Helvetica" w:hAnsi="Helvetica" w:cs="Helvetica"/>
+                <w:color w:val="EE0000"/>
+                <w:kern w:val="0"/>
+                <w:lang w:val="en-US"/>
+              </w:rPr>
+            </w:pPr>
+            <w:r>
+              <w:rPr>
+                <w:rFonts w:ascii="Helvetica" w:hAnsi="Helvetica" w:cs="Helvetica"/>
+                <w:color w:val="EE0000"/>
+                <w:kern w:val="0"/>
+                <w:lang w:val="en-US"/>
+              </w:rPr>
+              <w:t>KP1082</w:t>
+            </w:r>
+          </w:p>
+        </w:tc>
+        <w:tc>
+          <w:tcPr>
+            <w:tcW w:w="4320" w:type="dxa"/>
+            <w:tcBorders>
+              <w:top w:val="none" w:sz="6" w:space="0" w:color="auto"/>
+              <w:left w:val="none" w:sz="6" w:space="0" w:color="auto"/>
+              <w:bottom w:val="none" w:sz="6" w:space="0" w:color="auto"/>
+              <w:right w:val="none" w:sz="6" w:space="0" w:color="auto"/>
+            </w:tcBorders>
+          </w:tcPr>
+          <w:p>
+            <w:pPr>
+              <w:tabs>
+                <w:tab w:val="left" w:pos="560"/>
+                <w:tab w:val="left" w:pos="1120"/>
+                <w:tab w:val="left" w:pos="1680"/>
+                <w:tab w:val="left" w:pos="2240"/>
+                <w:tab w:val="left" w:pos="2800"/>
+                <w:tab w:val="left" w:pos="3360"/>
+                <w:tab w:val="left" w:pos="3920"/>
+                <w:tab w:val="left" w:pos="4480"/>
+                <w:tab w:val="left" w:pos="5040"/>
+                <w:tab w:val="left" w:pos="5600"/>
+                <w:tab w:val="left" w:pos="6160"/>
+                <w:tab w:val="left" w:pos="6720"/>
+              </w:tabs>
+              <w:autoSpaceDE w:val="0"/>
+              <w:autoSpaceDN w:val="0"/>
+              <w:adjustRightInd w:val="0"/>
+              <w:spacing w:after="0" w:line="240" w:lineRule="auto"/>
+              <w:rPr>
+                <w:rFonts w:ascii="Helvetica" w:hAnsi="Helvetica" w:cs="Helvetica"/>
+                <w:color w:val="EE0000"/>
+                <w:kern w:val="0"/>
+                <w:lang w:val="en-US"/>
+              </w:rPr>
+            </w:pPr>
+            <w:r>
+              <w:rPr>
+                <w:rFonts w:ascii="Helvetica" w:hAnsi="Helvetica" w:cs="Helvetica"/>
+                <w:color w:val="EE0000"/>
+                <w:kern w:val="0"/>
+                <w:lang w:val="en-US"/>
+              </w:rPr>
+              <w:t># Turnaround Schedule Index (TASI)</w:t>
+            </w:r>
+          </w:p>
+        </w:tc>
+      </w:tr>
+      <w:tr>
+        <w:tc>
+          <w:tcPr>
+            <w:tcW w:w="4428" w:type="dxa"/>
+            <w:tcBorders>
+              <w:top w:val="none" w:sz="6" w:space="0" w:color="auto"/>
+              <w:left w:val="none" w:sz="6" w:space="0" w:color="auto"/>
+              <w:bottom w:val="none" w:sz="6" w:space="0" w:color="auto"/>
+              <w:right w:val="none" w:sz="6" w:space="0" w:color="auto"/>
+            </w:tcBorders>
+          </w:tcPr>
+          <w:p>
+            <w:pPr>
+              <w:rPr>
+                <w:rFonts w:ascii="Helvetica" w:hAnsi="Helvetica" w:cs="Helvetica"/>
+                <w:color w:val="EE0000"/>
+                <w:kern w:val="0"/>
+                <w:lang w:val="en-US"/>
+              </w:rPr>
+            </w:pPr>
+            <w:r>
+              <w:rPr>
+                <w:rFonts w:ascii="Helvetica" w:hAnsi="Helvetica" w:cs="Helvetica"/>
+                <w:color w:val="EE0000"/>
+                <w:kern w:val="0"/>
+                <w:lang w:val="en-US"/>
+              </w:rPr>
+              <w:t>KPI084</w:t>
+            </w:r>
+          </w:p>
+        </w:tc>
+        <w:tc>
+          <w:tcPr>
+            <w:tcW w:w="4320" w:type="dxa"/>
+            <w:tcBorders>
+              <w:top w:val="none" w:sz="6" w:space="0" w:color="auto"/>
+              <w:left w:val="none" w:sz="6" w:space="0" w:color="auto"/>
+              <w:bottom w:val="none" w:sz="6" w:space="0" w:color="auto"/>
+              <w:right w:val="none" w:sz="6" w:space="0" w:color="auto"/>
+            </w:tcBorders>
+          </w:tcPr>
+          <w:p>
+            <w:pPr>
+              <w:tabs>
+                <w:tab w:val="left" w:pos="560"/>
+                <w:tab w:val="left" w:pos="1120"/>
+                <w:tab w:val="left" w:pos="1680"/>
+                <w:tab w:val="left" w:pos="2240"/>
+                <w:tab w:val="left" w:pos="2800"/>
+                <w:tab w:val="left" w:pos="3360"/>
+                <w:tab w:val="left" w:pos="3920"/>
+                <w:tab w:val="left" w:pos="4480"/>
+                <w:tab w:val="left" w:pos="5040"/>
+                <w:tab w:val="left" w:pos="5600"/>
+                <w:tab w:val="left" w:pos="6160"/>
+                <w:tab w:val="left" w:pos="6720"/>
+              </w:tabs>
+              <w:autoSpaceDE w:val="0"/>
+              <w:autoSpaceDN w:val="0"/>
+              <w:adjustRightInd w:val="0"/>
+              <w:spacing w:after="0" w:line="240" w:lineRule="auto"/>
+              <w:rPr>
+                <w:rFonts w:ascii="Helvetica" w:hAnsi="Helvetica" w:cs="Helvetica"/>
+                <w:color w:val="EE0000"/>
+                <w:kern w:val="0"/>
+                <w:lang w:val="en-US"/>
+              </w:rPr>
+            </w:pPr>
+            <w:r>
+              <w:rPr>
+                <w:rFonts w:ascii="Helvetica" w:hAnsi="Helvetica" w:cs="Helvetica"/>
+                <w:color w:val="EE0000"/>
+                <w:kern w:val="0"/>
+                <w:lang w:val="en-US"/>
+              </w:rPr>
+              <w:t>$ Manufacturing Fixed Cash Cost Normalized (to TA) Fixed Cash Costs.</w:t>
+            </w:r>
+          </w:p>
+        </w:tc>
+      </w:tr>
+      <w:tr>
+        <w:tc>
+          <w:tcPr>
+            <w:tcW w:w="4428" w:type="dxa"/>
+            <w:tcBorders>
+              <w:top w:val="none" w:sz="6" w:space="0" w:color="auto"/>
+              <w:left w:val="none" w:sz="6" w:space="0" w:color="auto"/>
+              <w:bottom w:val="none" w:sz="6" w:space="0" w:color="auto"/>
+              <w:right w:val="none" w:sz="6" w:space="0" w:color="auto"/>
+            </w:tcBorders>
+          </w:tcPr>
+          <w:p>
+            <w:pPr>
+              <w:rPr>
+                <w:rFonts w:ascii="Helvetica" w:hAnsi="Helvetica" w:cs="Helvetica"/>
+                <w:color w:val="EE0000"/>
+                <w:kern w:val="0"/>
+                <w:lang w:val="en-US"/>
+              </w:rPr>
+            </w:pPr>
+            <w:r>
+              <w:rPr>
+                <w:rFonts w:ascii="Helvetica" w:hAnsi="Helvetica" w:cs="Helvetica"/>
+                <w:color w:val="EE0000"/>
+                <w:kern w:val="0"/>
+                <w:lang w:val="en-US"/>
+              </w:rPr>
+              <w:t>KPI085</w:t>
+            </w:r>
+          </w:p>
+        </w:tc>
+        <w:tc>
+          <w:tcPr>
+            <w:tcW w:w="4320" w:type="dxa"/>
+            <w:tcBorders>
+              <w:top w:val="none" w:sz="6" w:space="0" w:color="auto"/>
+              <w:left w:val="none" w:sz="6" w:space="0" w:color="auto"/>
+              <w:bottom w:val="none" w:sz="6" w:space="0" w:color="auto"/>
+              <w:right w:val="none" w:sz="6" w:space="0" w:color="auto"/>
+            </w:tcBorders>
+          </w:tcPr>
+          <w:p>
+            <w:pPr>
+              <w:tabs>
+                <w:tab w:val="left" w:pos="560"/>
+                <w:tab w:val="left" w:pos="1120"/>
+                <w:tab w:val="left" w:pos="1680"/>
+                <w:tab w:val="left" w:pos="2240"/>
+                <w:tab w:val="left" w:pos="2800"/>
+                <w:tab w:val="left" w:pos="3360"/>
+                <w:tab w:val="left" w:pos="3920"/>
+                <w:tab w:val="left" w:pos="4480"/>
+                <w:tab w:val="left" w:pos="5040"/>
+                <w:tab w:val="left" w:pos="5600"/>
+                <w:tab w:val="left" w:pos="6160"/>
+                <w:tab w:val="left" w:pos="6720"/>
+              </w:tabs>
+              <w:autoSpaceDE w:val="0"/>
+              <w:autoSpaceDN w:val="0"/>
+              <w:adjustRightInd w:val="0"/>
+              <w:spacing w:after="0" w:line="240" w:lineRule="auto"/>
+              <w:rPr>
+                <w:rFonts w:ascii="Helvetica" w:hAnsi="Helvetica" w:cs="Helvetica"/>
+                <w:color w:val="EE0000"/>
+                <w:kern w:val="0"/>
+                <w:lang w:val="en-US"/>
+              </w:rPr>
+            </w:pPr>
+            <w:r>
+              <w:rPr>
+                <w:rFonts w:ascii="Helvetica" w:hAnsi="Helvetica" w:cs="Helvetica"/>
+                <w:color w:val="EE0000"/>
+                <w:kern w:val="0"/>
+                <w:lang w:val="en-US"/>
+              </w:rPr>
+              <w:t>% Manufacturing Feedstock Utilization- Business Plan</w:t>
+            </w:r>
+          </w:p>
+        </w:tc>
+      </w:tr>
+      <w:tr>
+        <w:tc>
+          <w:tcPr>
+            <w:tcW w:w="4428" w:type="dxa"/>
+            <w:tcBorders>
+              <w:top w:val="none" w:sz="6" w:space="0" w:color="auto"/>
+              <w:left w:val="none" w:sz="6" w:space="0" w:color="auto"/>
+              <w:bottom w:val="none" w:sz="6" w:space="0" w:color="auto"/>
+              <w:right w:val="none" w:sz="6" w:space="0" w:color="auto"/>
+            </w:tcBorders>
+          </w:tcPr>
+          <w:p>
+            <w:pPr>
+              <w:rPr>
+                <w:rFonts w:ascii="Helvetica" w:hAnsi="Helvetica" w:cs="Helvetica"/>
+                <w:color w:val="EE0000"/>
+                <w:kern w:val="0"/>
+                <w:lang w:val="en-US"/>
+              </w:rPr>
+            </w:pPr>
+            <w:r>
+              <w:rPr>
+                <w:rFonts w:ascii="Helvetica" w:hAnsi="Helvetica" w:cs="Helvetica"/>
+                <w:color w:val="EE0000"/>
+                <w:kern w:val="0"/>
+                <w:lang w:val="en-US"/>
+              </w:rPr>
+              <w:t>KPI167</w:t>
+            </w:r>
+          </w:p>
+        </w:tc>
+        <w:tc>
+          <w:tcPr>
+            <w:tcW w:w="4320" w:type="dxa"/>
+            <w:tcBorders>
+              <w:top w:val="none" w:sz="6" w:space="0" w:color="auto"/>
+              <w:left w:val="none" w:sz="6" w:space="0" w:color="auto"/>
+              <w:bottom w:val="none" w:sz="6" w:space="0" w:color="auto"/>
+              <w:right w:val="none" w:sz="6" w:space="0" w:color="auto"/>
+            </w:tcBorders>
+          </w:tcPr>
+          <w:p>
+            <w:pPr>
+              <w:tabs>
+                <w:tab w:val="left" w:pos="560"/>
+                <w:tab w:val="left" w:pos="1120"/>
+                <w:tab w:val="left" w:pos="1680"/>
+                <w:tab w:val="left" w:pos="2240"/>
+                <w:tab w:val="left" w:pos="2800"/>
+                <w:tab w:val="left" w:pos="3360"/>
+                <w:tab w:val="left" w:pos="3920"/>
+                <w:tab w:val="left" w:pos="4480"/>
+                <w:tab w:val="left" w:pos="5040"/>
+                <w:tab w:val="left" w:pos="5600"/>
+                <w:tab w:val="left" w:pos="6160"/>
+                <w:tab w:val="left" w:pos="6720"/>
+              </w:tabs>
+              <w:autoSpaceDE w:val="0"/>
+              <w:autoSpaceDN w:val="0"/>
+              <w:adjustRightInd w:val="0"/>
+              <w:spacing w:after="0" w:line="240" w:lineRule="auto"/>
+              <w:rPr>
+                <w:rFonts w:ascii="Helvetica" w:hAnsi="Helvetica" w:cs="Helvetica"/>
+                <w:color w:val="EE0000"/>
+                <w:kern w:val="0"/>
+                <w:lang w:val="en-US"/>
+              </w:rPr>
+            </w:pPr>
+            <w:r>
+              <w:rPr>
+                <w:rFonts w:ascii="Helvetica" w:hAnsi="Helvetica" w:cs="Helvetica"/>
+                <w:color w:val="EE0000"/>
+                <w:kern w:val="0"/>
+                <w:lang w:val="en-US"/>
+              </w:rPr>
+              <w:t>% Feedstock Quota Utilization</w:t>
+            </w:r>
+          </w:p>
+        </w:tc>
+      </w:tr>
+      <w:tr>
+        <w:tc>
+          <w:tcPr>
+            <w:tcW w:w="4428" w:type="dxa"/>
+            <w:tcBorders>
+              <w:top w:val="none" w:sz="6" w:space="0" w:color="auto"/>
+              <w:left w:val="none" w:sz="6" w:space="0" w:color="auto"/>
+              <w:bottom w:val="none" w:sz="6" w:space="0" w:color="auto"/>
+              <w:right w:val="none" w:sz="6" w:space="0" w:color="auto"/>
+            </w:tcBorders>
+          </w:tcPr>
+          <w:p>
+            <w:pPr>
+              <w:rPr>
+                <w:rFonts w:ascii="Helvetica" w:hAnsi="Helvetica" w:cs="Helvetica"/>
+                <w:color w:val="EE0000"/>
+                <w:kern w:val="0"/>
+                <w:lang w:val="en-US"/>
+              </w:rPr>
+            </w:pPr>
+            <w:r>
+              <w:rPr>
+                <w:rFonts w:ascii="Helvetica" w:hAnsi="Helvetica" w:cs="Helvetica"/>
+                <w:color w:val="EE0000"/>
+                <w:kern w:val="0"/>
+                <w:lang w:val="en-US"/>
+              </w:rPr>
+              <w:t>KPI086</w:t>
+            </w:r>
+          </w:p>
+        </w:tc>
+        <w:tc>
+          <w:tcPr>
+            <w:tcW w:w="4320" w:type="dxa"/>
+            <w:tcBorders>
+              <w:top w:val="none" w:sz="6" w:space="0" w:color="auto"/>
+              <w:left w:val="none" w:sz="6" w:space="0" w:color="auto"/>
+              <w:bottom w:val="none" w:sz="6" w:space="0" w:color="auto"/>
+              <w:right w:val="none" w:sz="6" w:space="0" w:color="auto"/>
+            </w:tcBorders>
+          </w:tcPr>
+          <w:p>
+            <w:pPr>
+              <w:tabs>
+                <w:tab w:val="left" w:pos="560"/>
+                <w:tab w:val="left" w:pos="1120"/>
+                <w:tab w:val="left" w:pos="1680"/>
+                <w:tab w:val="left" w:pos="2240"/>
+                <w:tab w:val="left" w:pos="2800"/>
+                <w:tab w:val="left" w:pos="3360"/>
+                <w:tab w:val="left" w:pos="3920"/>
+                <w:tab w:val="left" w:pos="4480"/>
+                <w:tab w:val="left" w:pos="5040"/>
+                <w:tab w:val="left" w:pos="5600"/>
+                <w:tab w:val="left" w:pos="6160"/>
+                <w:tab w:val="left" w:pos="6720"/>
+              </w:tabs>
+              <w:autoSpaceDE w:val="0"/>
+              <w:autoSpaceDN w:val="0"/>
+              <w:adjustRightInd w:val="0"/>
+              <w:spacing w:after="0" w:line="240" w:lineRule="auto"/>
+              <w:rPr>
+                <w:rFonts w:ascii="Helvetica" w:hAnsi="Helvetica" w:cs="Helvetica"/>
+                <w:color w:val="EE0000"/>
+                <w:kern w:val="0"/>
+                <w:lang w:val="en-US"/>
+              </w:rPr>
+            </w:pPr>
+            <w:r>
+              <w:rPr>
+                <w:rFonts w:ascii="Helvetica" w:hAnsi="Helvetica" w:cs="Helvetica"/>
+                <w:color w:val="EE0000"/>
+                <w:kern w:val="0"/>
+                <w:lang w:val="en-US"/>
+              </w:rPr>
+              <w:t>% Specific Consumption</w:t>
+            </w:r>
+          </w:p>
+        </w:tc>
+      </w:tr>
+      <w:tr>
+        <w:tc>
+          <w:tcPr>
+            <w:tcW w:w="4428" w:type="dxa"/>
+            <w:tcBorders>
+              <w:top w:val="none" w:sz="6" w:space="0" w:color="auto"/>
+              <w:left w:val="none" w:sz="6" w:space="0" w:color="auto"/>
+              <w:bottom w:val="none" w:sz="6" w:space="0" w:color="auto"/>
+              <w:right w:val="none" w:sz="6" w:space="0" w:color="auto"/>
+            </w:tcBorders>
+          </w:tcPr>
+          <w:p>
+            <w:pPr>
+              <w:rPr>
+                <w:rFonts w:ascii="Helvetica" w:hAnsi="Helvetica" w:cs="Helvetica"/>
+                <w:kern w:val="0"/>
+                <w:lang w:val="en-US"/>
+              </w:rPr>
+            </w:pPr>
+            <w:r>
+              <w:rPr>
+                <w:rFonts w:ascii="Helvetica" w:hAnsi="Helvetica" w:cs="Helvetica"/>
+                <w:kern w:val="0"/>
+                <w:lang w:val="en-US"/>
+              </w:rPr>
+              <w:t>KPI168</w:t>
+            </w:r>
+          </w:p>
+        </w:tc>
+        <w:tc>
+          <w:tcPr>
+            <w:tcW w:w="4320" w:type="dxa"/>
+            <w:tcBorders>
+              <w:top w:val="none" w:sz="6" w:space="0" w:color="auto"/>
+              <w:left w:val="none" w:sz="6" w:space="0" w:color="auto"/>
+              <w:bottom w:val="none" w:sz="6" w:space="0" w:color="auto"/>
+              <w:right w:val="none" w:sz="6" w:space="0" w:color="auto"/>
+            </w:tcBorders>
+          </w:tcPr>
+          <w:p>
+            <w:pPr>
+              <w:tabs>
+                <w:tab w:val="left" w:pos="560"/>
+                <w:tab w:val="left" w:pos="1120"/>
+                <w:tab w:val="left" w:pos="1680"/>
+                <w:tab w:val="left" w:pos="2240"/>
+                <w:tab w:val="left" w:pos="2800"/>
+                <w:tab w:val="left" w:pos="3360"/>
+                <w:tab w:val="left" w:pos="3920"/>
+                <w:tab w:val="left" w:pos="4480"/>
+                <w:tab w:val="left" w:pos="5040"/>
+                <w:tab w:val="left" w:pos="5600"/>
+                <w:tab w:val="left" w:pos="6160"/>
+                <w:tab w:val="left" w:pos="6720"/>
+              </w:tabs>
+              <w:autoSpaceDE w:val="0"/>
+              <w:autoSpaceDN w:val="0"/>
+              <w:adjustRightInd w:val="0"/>
+              <w:spacing w:after="0" w:line="240" w:lineRule="auto"/>
+              <w:rPr>
+                <w:rFonts w:ascii="Helvetica" w:hAnsi="Helvetica" w:cs="Helvetica"/>
+                <w:kern w:val="0"/>
+                <w:lang w:val="en-US"/>
+              </w:rPr>
+            </w:pPr>
+            <w:r>
+              <w:rPr>
+                <w:rFonts w:ascii="Helvetica" w:hAnsi="Helvetica" w:cs="Helvetica"/>
+                <w:kern w:val="0"/>
+                <w:lang w:val="en-US"/>
+              </w:rPr>
+              <w:t>% Technology Loss Index</w:t>
+            </w:r>
+          </w:p>
+        </w:tc>
+      </w:tr>
+      <w:tr>
+        <w:tc>
+          <w:tcPr>
+            <w:tcW w:w="4428" w:type="dxa"/>
+            <w:tcBorders>
+              <w:top w:val="none" w:sz="6" w:space="0" w:color="auto"/>
+              <w:left w:val="none" w:sz="6" w:space="0" w:color="auto"/>
+              <w:bottom w:val="none" w:sz="6" w:space="0" w:color="auto"/>
+              <w:right w:val="none" w:sz="6" w:space="0" w:color="auto"/>
+            </w:tcBorders>
+          </w:tcPr>
+          <w:p>
+            <w:pPr>
+              <w:rPr>
+                <w:rFonts w:ascii="Helvetica" w:hAnsi="Helvetica" w:cs="Helvetica"/>
+                <w:color w:val="EE0000"/>
+                <w:kern w:val="0"/>
+                <w:lang w:val="en-US"/>
+              </w:rPr>
+            </w:pPr>
+            <w:r>
+              <w:rPr>
+                <w:rFonts w:ascii="Helvetica" w:hAnsi="Helvetica" w:cs="Helvetica"/>
+                <w:color w:val="EE0000"/>
+                <w:kern w:val="0"/>
+                <w:lang w:val="en-US"/>
+              </w:rPr>
+              <w:t>KP/169</w:t>
+            </w:r>
+          </w:p>
+        </w:tc>
+        <w:tc>
+          <w:tcPr>
+            <w:tcW w:w="4320" w:type="dxa"/>
+            <w:tcBorders>
+              <w:top w:val="none" w:sz="6" w:space="0" w:color="auto"/>
+              <w:left w:val="none" w:sz="6" w:space="0" w:color="auto"/>
+              <w:bottom w:val="none" w:sz="6" w:space="0" w:color="auto"/>
+              <w:right w:val="none" w:sz="6" w:space="0" w:color="auto"/>
+            </w:tcBorders>
+          </w:tcPr>
+          <w:p>
+            <w:pPr>
+              <w:tabs>
+                <w:tab w:val="left" w:pos="560"/>
+                <w:tab w:val="left" w:pos="1120"/>
+                <w:tab w:val="left" w:pos="1680"/>
+                <w:tab w:val="left" w:pos="2240"/>
+                <w:tab w:val="left" w:pos="2800"/>
+                <w:tab w:val="left" w:pos="3360"/>
+                <w:tab w:val="left" w:pos="3920"/>
+                <w:tab w:val="left" w:pos="4480"/>
+                <w:tab w:val="left" w:pos="5040"/>
+                <w:tab w:val="left" w:pos="5600"/>
+                <w:tab w:val="left" w:pos="6160"/>
+                <w:tab w:val="left" w:pos="6720"/>
+              </w:tabs>
+              <w:autoSpaceDE w:val="0"/>
+              <w:autoSpaceDN w:val="0"/>
+              <w:adjustRightInd w:val="0"/>
+              <w:spacing w:after="0" w:line="240" w:lineRule="auto"/>
+              <w:rPr>
+                <w:rFonts w:ascii="Helvetica" w:hAnsi="Helvetica" w:cs="Helvetica"/>
+                <w:color w:val="EE0000"/>
+                <w:kern w:val="0"/>
+                <w:lang w:val="en-US"/>
+              </w:rPr>
+            </w:pPr>
+            <w:r>
+              <w:rPr>
+                <w:rFonts w:ascii="Helvetica" w:hAnsi="Helvetica" w:cs="Helvetica"/>
+                <w:color w:val="EE0000"/>
+                <w:kern w:val="0"/>
+                <w:lang w:val="en-US"/>
+              </w:rPr>
+              <w:t>% Emergency Maintenance Cost</w:t>
+            </w:r>
+          </w:p>
+        </w:tc>
+      </w:tr>
+      <w:tr>
+        <w:tc>
+          <w:tcPr>
+            <w:tcW w:w="4428" w:type="dxa"/>
+            <w:tcBorders>
+              <w:top w:val="none" w:sz="6" w:space="0" w:color="auto"/>
+              <w:left w:val="none" w:sz="6" w:space="0" w:color="auto"/>
+              <w:bottom w:val="none" w:sz="6" w:space="0" w:color="auto"/>
+              <w:right w:val="none" w:sz="6" w:space="0" w:color="auto"/>
+            </w:tcBorders>
+          </w:tcPr>
+          <w:p>
+            <w:pPr>
+              <w:rPr>
+                <w:rFonts w:ascii="Helvetica" w:hAnsi="Helvetica" w:cs="Helvetica"/>
+                <w:color w:val="EE0000"/>
+                <w:kern w:val="0"/>
+                <w:lang w:val="en-US"/>
+              </w:rPr>
+            </w:pPr>
+            <w:r>
+              <w:rPr>
+                <w:rFonts w:ascii="Helvetica" w:hAnsi="Helvetica" w:cs="Helvetica"/>
+                <w:color w:val="EE0000"/>
+                <w:kern w:val="0"/>
+                <w:lang w:val="en-US"/>
+              </w:rPr>
+              <w:t>KPI170</w:t>
+            </w:r>
+          </w:p>
+        </w:tc>
+        <w:tc>
+          <w:tcPr>
+            <w:tcW w:w="4320" w:type="dxa"/>
+            <w:tcBorders>
+              <w:top w:val="none" w:sz="6" w:space="0" w:color="auto"/>
+              <w:left w:val="none" w:sz="6" w:space="0" w:color="auto"/>
+              <w:bottom w:val="none" w:sz="6" w:space="0" w:color="auto"/>
+              <w:right w:val="none" w:sz="6" w:space="0" w:color="auto"/>
+            </w:tcBorders>
+          </w:tcPr>
+          <w:p>
+            <w:pPr>
+              <w:tabs>
+                <w:tab w:val="left" w:pos="560"/>
+                <w:tab w:val="left" w:pos="1120"/>
+                <w:tab w:val="left" w:pos="1680"/>
+                <w:tab w:val="left" w:pos="2240"/>
+                <w:tab w:val="left" w:pos="2800"/>
+                <w:tab w:val="left" w:pos="3360"/>
+                <w:tab w:val="left" w:pos="3920"/>
+                <w:tab w:val="left" w:pos="4480"/>
+                <w:tab w:val="left" w:pos="5040"/>
+                <w:tab w:val="left" w:pos="5600"/>
+                <w:tab w:val="left" w:pos="6160"/>
+                <w:tab w:val="left" w:pos="6720"/>
+              </w:tabs>
+              <w:autoSpaceDE w:val="0"/>
+              <w:autoSpaceDN w:val="0"/>
+              <w:adjustRightInd w:val="0"/>
+              <w:spacing w:after="0" w:line="240" w:lineRule="auto"/>
+              <w:rPr>
+                <w:rFonts w:ascii="Helvetica" w:hAnsi="Helvetica" w:cs="Helvetica"/>
+                <w:color w:val="EE0000"/>
+                <w:kern w:val="0"/>
+                <w:lang w:val="en-US"/>
+              </w:rPr>
+            </w:pPr>
+            <w:r>
+              <w:rPr>
+                <w:rFonts w:ascii="Helvetica" w:hAnsi="Helvetica" w:cs="Helvetica"/>
+                <w:color w:val="EE0000"/>
+                <w:kern w:val="0"/>
+                <w:lang w:val="en-US"/>
+              </w:rPr>
+              <w:t>% Schedule Attainment.</w:t>
+            </w:r>
+          </w:p>
+        </w:tc>
+      </w:tr>
+      <w:tr>
+        <w:tc>
+          <w:tcPr>
+            <w:tcW w:w="4428" w:type="dxa"/>
+            <w:tcBorders>
+              <w:top w:val="none" w:sz="6" w:space="0" w:color="auto"/>
+              <w:left w:val="none" w:sz="6" w:space="0" w:color="auto"/>
+              <w:bottom w:val="none" w:sz="6" w:space="0" w:color="auto"/>
+              <w:right w:val="none" w:sz="6" w:space="0" w:color="auto"/>
+            </w:tcBorders>
+          </w:tcPr>
+          <w:p>
+            <w:pPr>
+              <w:rPr>
+                <w:rFonts w:ascii="Helvetica" w:hAnsi="Helvetica" w:cs="Helvetica"/>
+                <w:color w:val="EE0000"/>
+                <w:kern w:val="0"/>
+                <w:lang w:val="en-US"/>
+              </w:rPr>
+            </w:pPr>
+            <w:r>
+              <w:rPr>
+                <w:rFonts w:ascii="Helvetica" w:hAnsi="Helvetica" w:cs="Helvetica"/>
+                <w:color w:val="EE0000"/>
+                <w:kern w:val="0"/>
+                <w:lang w:val="en-US"/>
+              </w:rPr>
+              <w:t>KPI171</w:t>
+            </w:r>
+          </w:p>
+        </w:tc>
+        <w:tc>
+          <w:tcPr>
+            <w:tcW w:w="4320" w:type="dxa"/>
+            <w:tcBorders>
+              <w:top w:val="none" w:sz="6" w:space="0" w:color="auto"/>
+              <w:left w:val="none" w:sz="6" w:space="0" w:color="auto"/>
+              <w:bottom w:val="none" w:sz="6" w:space="0" w:color="auto"/>
+              <w:right w:val="none" w:sz="6" w:space="0" w:color="auto"/>
+            </w:tcBorders>
+          </w:tcPr>
+          <w:p>
+            <w:pPr>
+              <w:tabs>
+                <w:tab w:val="left" w:pos="560"/>
+                <w:tab w:val="left" w:pos="1120"/>
+                <w:tab w:val="left" w:pos="1680"/>
+                <w:tab w:val="left" w:pos="2240"/>
+                <w:tab w:val="left" w:pos="2800"/>
+                <w:tab w:val="left" w:pos="3360"/>
+                <w:tab w:val="left" w:pos="3920"/>
+                <w:tab w:val="left" w:pos="4480"/>
+                <w:tab w:val="left" w:pos="5040"/>
+                <w:tab w:val="left" w:pos="5600"/>
+                <w:tab w:val="left" w:pos="6160"/>
+                <w:tab w:val="left" w:pos="6720"/>
+              </w:tabs>
+              <w:autoSpaceDE w:val="0"/>
+              <w:autoSpaceDN w:val="0"/>
+              <w:adjustRightInd w:val="0"/>
+              <w:spacing w:after="0" w:line="240" w:lineRule="auto"/>
+              <w:rPr>
+                <w:rFonts w:ascii="Helvetica" w:hAnsi="Helvetica" w:cs="Helvetica"/>
+                <w:color w:val="EE0000"/>
+                <w:kern w:val="0"/>
+                <w:lang w:val="en-US"/>
+              </w:rPr>
+            </w:pPr>
+            <w:r>
+              <w:rPr>
+                <w:rFonts w:ascii="Helvetica" w:hAnsi="Helvetica" w:cs="Helvetica"/>
+                <w:color w:val="EE0000"/>
+                <w:kern w:val="0"/>
+                <w:lang w:val="en-US"/>
+              </w:rPr>
+              <w:t xml:space="preserve">% Preventive Maintenance Schedule </w:t>
             </w:r>
             <w:proofErr w:type="spellStart"/>
             <w:r>
               <w:rPr>
                 <w:rFonts w:ascii="Helvetica" w:hAnsi="Helvetica" w:cs="Helvetica"/>
-                <w:kern w:val="0"/>
-                <w:lang w:val="en-US"/>
-              </w:rPr>
-              <w:t>Mfg</w:t>
+                <w:color w:val="EE0000"/>
+                <w:kern w:val="0"/>
+                <w:lang w:val="en-US"/>
+              </w:rPr>
+              <w:t>Attait</w:t>
             </w:r>
             <w:proofErr w:type="spellEnd"/>
-            <w:r>
-              <w:rPr>
-                <w:rFonts w:ascii="Helvetica" w:hAnsi="Helvetica" w:cs="Helvetica"/>
-                <w:kern w:val="0"/>
-                <w:lang w:val="en-US"/>
-              </w:rPr>
-              <w:t>: Variable Cost / Total Production</w:t>
-            </w:r>
-          </w:p>
-        </w:tc>
-      </w:tr>
-      <w:tr>
-        <w:tblPrEx>
-          <w:tblCellMar>
-            <w:top w:w="0" w:type="dxa"/>
-            <w:bottom w:w="0" w:type="dxa"/>
-          </w:tblCellMar>
-        </w:tblPrEx>
+          </w:p>
+        </w:tc>
+      </w:tr>
+      <w:tr>
         <w:tc>
           <w:tcPr>
             <w:tcW w:w="4428" w:type="dxa"/>
@@ -5751,7 +7427,7 @@
                 <w:kern w:val="0"/>
                 <w:lang w:val="en-US"/>
               </w:rPr>
-              <w:t>KPI067</w:t>
+              <w:t>KPI172</w:t>
             </w:r>
           </w:p>
         </w:tc>
@@ -5797,7 +7473,7 @@
                 <w:kern w:val="0"/>
                 <w:lang w:val="en-US"/>
               </w:rPr>
-              <w:t xml:space="preserve">$ </w:t>
+              <w:t xml:space="preserve">% Emergency Maintenance Work </w:t>
             </w:r>
             <w:proofErr w:type="spellStart"/>
             <w:r>
@@ -5806,27 +7482,13 @@
                 <w:kern w:val="0"/>
                 <w:lang w:val="en-US"/>
               </w:rPr>
-              <w:t>Mfg</w:t>
+              <w:t>Percentag</w:t>
             </w:r>
             <w:proofErr w:type="spellEnd"/>
-            <w:r>
-              <w:rPr>
-                <w:rFonts w:ascii="Helvetica" w:hAnsi="Helvetica" w:cs="Helvetica"/>
-                <w:kern w:val="0"/>
-                <w:lang w:val="en-US"/>
-              </w:rPr>
-              <w:t>: Manufacturing Fixed Cash Cost / Total Production</w:t>
-            </w:r>
-          </w:p>
-        </w:tc>
-      </w:tr>
-      <w:tr>
-        <w:tblPrEx>
-          <w:tblCellMar>
-            <w:top w:w="0" w:type="dxa"/>
-            <w:bottom w:w="0" w:type="dxa"/>
-          </w:tblCellMar>
-        </w:tblPrEx>
+          </w:p>
+        </w:tc>
+      </w:tr>
+      <w:tr>
         <w:tc>
           <w:tcPr>
             <w:tcW w:w="4428" w:type="dxa"/>
@@ -5851,7 +7513,7 @@
                 <w:kern w:val="0"/>
                 <w:lang w:val="en-US"/>
               </w:rPr>
-              <w:t>KP1069</w:t>
+              <w:t>KPI173</w:t>
             </w:r>
           </w:p>
         </w:tc>
@@ -5897,18 +7559,12 @@
                 <w:kern w:val="0"/>
                 <w:lang w:val="en-US"/>
               </w:rPr>
-              <w:t>% Service Factor (SF)</w:t>
-            </w:r>
-          </w:p>
-        </w:tc>
-      </w:tr>
-      <w:tr>
-        <w:tblPrEx>
-          <w:tblCellMar>
-            <w:top w:w="0" w:type="dxa"/>
-            <w:bottom w:w="0" w:type="dxa"/>
-          </w:tblCellMar>
-        </w:tblPrEx>
+              <w:t>% Urgent Maintenance Work Percentage.</w:t>
+            </w:r>
+          </w:p>
+        </w:tc>
+      </w:tr>
+      <w:tr>
         <w:tc>
           <w:tcPr>
             <w:tcW w:w="4428" w:type="dxa"/>
@@ -5933,7 +7589,7 @@
                 <w:kern w:val="0"/>
                 <w:lang w:val="en-US"/>
               </w:rPr>
-              <w:t>KPI070</w:t>
+              <w:t>KPI174</w:t>
             </w:r>
           </w:p>
         </w:tc>
@@ -5979,18 +7635,12 @@
                 <w:kern w:val="0"/>
                 <w:lang w:val="en-US"/>
               </w:rPr>
-              <w:t>% Capacity Utilization</w:t>
-            </w:r>
-          </w:p>
-        </w:tc>
-      </w:tr>
-      <w:tr>
-        <w:tblPrEx>
-          <w:tblCellMar>
-            <w:top w:w="0" w:type="dxa"/>
-            <w:bottom w:w="0" w:type="dxa"/>
-          </w:tblCellMar>
-        </w:tblPrEx>
+              <w:t>% Maintenance Rework Percentage</w:t>
+            </w:r>
+          </w:p>
+        </w:tc>
+      </w:tr>
+      <w:tr>
         <w:tc>
           <w:tcPr>
             <w:tcW w:w="4428" w:type="dxa"/>
@@ -6015,7 +7665,7 @@
                 <w:kern w:val="0"/>
                 <w:lang w:val="en-US"/>
               </w:rPr>
-              <w:t>KPI213</w:t>
+              <w:t>KPI175</w:t>
             </w:r>
           </w:p>
         </w:tc>
@@ -6061,18 +7711,12 @@
                 <w:kern w:val="0"/>
                 <w:lang w:val="en-US"/>
               </w:rPr>
-              <w:t>% Benchmark Capability Utilization</w:t>
-            </w:r>
-          </w:p>
-        </w:tc>
-      </w:tr>
-      <w:tr>
-        <w:tblPrEx>
-          <w:tblCellMar>
-            <w:top w:w="0" w:type="dxa"/>
-            <w:bottom w:w="0" w:type="dxa"/>
-          </w:tblCellMar>
-        </w:tblPrEx>
+              <w:t>% Preventive Maintenance Percentage</w:t>
+            </w:r>
+          </w:p>
+        </w:tc>
+      </w:tr>
+      <w:tr>
         <w:tc>
           <w:tcPr>
             <w:tcW w:w="4428" w:type="dxa"/>
@@ -6087,17 +7731,19 @@
             <w:pPr>
               <w:rPr>
                 <w:rFonts w:ascii="Helvetica" w:hAnsi="Helvetica" w:cs="Helvetica"/>
-                <w:kern w:val="0"/>
-                <w:lang w:val="en-US"/>
-              </w:rPr>
-            </w:pPr>
-            <w:r>
-              <w:rPr>
-                <w:rFonts w:ascii="Helvetica" w:hAnsi="Helvetica" w:cs="Helvetica"/>
-                <w:kern w:val="0"/>
-                <w:lang w:val="en-US"/>
-              </w:rPr>
-              <w:t>KPI071</w:t>
+                <w:color w:val="EE0000"/>
+                <w:kern w:val="0"/>
+                <w:lang w:val="en-US"/>
+              </w:rPr>
+            </w:pPr>
+            <w:r>
+              <w:rPr>
+                <w:rFonts w:ascii="Helvetica" w:hAnsi="Helvetica" w:cs="Helvetica"/>
+                <w:color w:val="EE0000"/>
+                <w:kern w:val="0"/>
+                <w:lang w:val="en-US"/>
+              </w:rPr>
+              <w:t>KPI176</w:t>
             </w:r>
           </w:p>
         </w:tc>
@@ -6133,28 +7779,24 @@
               <w:spacing w:after="0" w:line="240" w:lineRule="auto"/>
               <w:rPr>
                 <w:rFonts w:ascii="Helvetica" w:hAnsi="Helvetica" w:cs="Helvetica"/>
-                <w:kern w:val="0"/>
-                <w:lang w:val="en-US"/>
-              </w:rPr>
-            </w:pPr>
-            <w:r>
-              <w:rPr>
-                <w:rFonts w:ascii="Helvetica" w:hAnsi="Helvetica" w:cs="Helvetica"/>
-                <w:kern w:val="0"/>
-                <w:lang w:val="en-US"/>
-              </w:rPr>
-              <w:t>% Overall Equipment Effectiveness</w:t>
-            </w:r>
-          </w:p>
-        </w:tc>
-      </w:tr>
-      <w:tr>
-        <w:tblPrEx>
-          <w:tblCellMar>
-            <w:top w:w="0" w:type="dxa"/>
-            <w:bottom w:w="0" w:type="dxa"/>
-          </w:tblCellMar>
-        </w:tblPrEx>
+                <w:color w:val="EE0000"/>
+                <w:kern w:val="0"/>
+                <w:lang w:val="en-US"/>
+              </w:rPr>
+            </w:pPr>
+            <w:r>
+              <w:rPr>
+                <w:rFonts w:ascii="Helvetica" w:hAnsi="Helvetica" w:cs="Helvetica"/>
+                <w:color w:val="EE0000"/>
+                <w:kern w:val="0"/>
+                <w:lang w:val="en-US"/>
+              </w:rPr>
+              <w:t>% Maintenance Man hours Estimation Accuracy</w:t>
+            </w:r>
+          </w:p>
+        </w:tc>
+      </w:tr>
+      <w:tr>
         <w:tc>
           <w:tcPr>
             <w:tcW w:w="4428" w:type="dxa"/>
@@ -6169,17 +7811,19 @@
             <w:pPr>
               <w:rPr>
                 <w:rFonts w:ascii="Helvetica" w:hAnsi="Helvetica" w:cs="Helvetica"/>
-                <w:kern w:val="0"/>
-                <w:lang w:val="en-US"/>
-              </w:rPr>
-            </w:pPr>
-            <w:r>
-              <w:rPr>
-                <w:rFonts w:ascii="Helvetica" w:hAnsi="Helvetica" w:cs="Helvetica"/>
-                <w:kern w:val="0"/>
-                <w:lang w:val="en-US"/>
-              </w:rPr>
-              <w:t>KPI214</w:t>
+                <w:color w:val="EE0000"/>
+                <w:kern w:val="0"/>
+                <w:lang w:val="en-US"/>
+              </w:rPr>
+            </w:pPr>
+            <w:r>
+              <w:rPr>
+                <w:rFonts w:ascii="Helvetica" w:hAnsi="Helvetica" w:cs="Helvetica"/>
+                <w:color w:val="EE0000"/>
+                <w:kern w:val="0"/>
+                <w:lang w:val="en-US"/>
+              </w:rPr>
+              <w:t>KPI177</w:t>
             </w:r>
           </w:p>
         </w:tc>
@@ -6215,28 +7859,24 @@
               <w:spacing w:after="0" w:line="240" w:lineRule="auto"/>
               <w:rPr>
                 <w:rFonts w:ascii="Helvetica" w:hAnsi="Helvetica" w:cs="Helvetica"/>
-                <w:kern w:val="0"/>
-                <w:lang w:val="en-US"/>
-              </w:rPr>
-            </w:pPr>
-            <w:r>
-              <w:rPr>
-                <w:rFonts w:ascii="Helvetica" w:hAnsi="Helvetica" w:cs="Helvetica"/>
-                <w:kern w:val="0"/>
-                <w:lang w:val="en-US"/>
-              </w:rPr>
-              <w:t>% BM Production Loss versus Capability Utilization</w:t>
-            </w:r>
-          </w:p>
-        </w:tc>
-      </w:tr>
-      <w:tr>
-        <w:tblPrEx>
-          <w:tblCellMar>
-            <w:top w:w="0" w:type="dxa"/>
-            <w:bottom w:w="0" w:type="dxa"/>
-          </w:tblCellMar>
-        </w:tblPrEx>
+                <w:color w:val="EE0000"/>
+                <w:kern w:val="0"/>
+                <w:lang w:val="en-US"/>
+              </w:rPr>
+            </w:pPr>
+            <w:r>
+              <w:rPr>
+                <w:rFonts w:ascii="Helvetica" w:hAnsi="Helvetica" w:cs="Helvetica"/>
+                <w:color w:val="EE0000"/>
+                <w:kern w:val="0"/>
+                <w:lang w:val="en-US"/>
+              </w:rPr>
+              <w:t>% Maintenance Man hours Utilization</w:t>
+            </w:r>
+          </w:p>
+        </w:tc>
+      </w:tr>
+      <w:tr>
         <w:tc>
           <w:tcPr>
             <w:tcW w:w="4428" w:type="dxa"/>
@@ -6251,17 +7891,19 @@
             <w:pPr>
               <w:rPr>
                 <w:rFonts w:ascii="Helvetica" w:hAnsi="Helvetica" w:cs="Helvetica"/>
-                <w:kern w:val="0"/>
-                <w:lang w:val="en-US"/>
-              </w:rPr>
-            </w:pPr>
-            <w:r>
-              <w:rPr>
-                <w:rFonts w:ascii="Helvetica" w:hAnsi="Helvetica" w:cs="Helvetica"/>
-                <w:kern w:val="0"/>
-                <w:lang w:val="en-US"/>
-              </w:rPr>
-              <w:t>KP1073</w:t>
+                <w:color w:val="EE0000"/>
+                <w:kern w:val="0"/>
+                <w:lang w:val="en-US"/>
+              </w:rPr>
+            </w:pPr>
+            <w:r>
+              <w:rPr>
+                <w:rFonts w:ascii="Helvetica" w:hAnsi="Helvetica" w:cs="Helvetica"/>
+                <w:color w:val="EE0000"/>
+                <w:kern w:val="0"/>
+                <w:lang w:val="en-US"/>
+              </w:rPr>
+              <w:t>KPI178</w:t>
             </w:r>
           </w:p>
         </w:tc>
@@ -6297,28 +7939,24 @@
               <w:spacing w:after="0" w:line="240" w:lineRule="auto"/>
               <w:rPr>
                 <w:rFonts w:ascii="Helvetica" w:hAnsi="Helvetica" w:cs="Helvetica"/>
-                <w:kern w:val="0"/>
-                <w:lang w:val="en-US"/>
-              </w:rPr>
-            </w:pPr>
-            <w:r>
-              <w:rPr>
-                <w:rFonts w:ascii="Helvetica" w:hAnsi="Helvetica" w:cs="Helvetica"/>
-                <w:kern w:val="0"/>
-                <w:lang w:val="en-US"/>
-              </w:rPr>
-              <w:t>% Quality Rate</w:t>
-            </w:r>
-          </w:p>
-        </w:tc>
-      </w:tr>
-      <w:tr>
-        <w:tblPrEx>
-          <w:tblCellMar>
-            <w:top w:w="0" w:type="dxa"/>
-            <w:bottom w:w="0" w:type="dxa"/>
-          </w:tblCellMar>
-        </w:tblPrEx>
+                <w:color w:val="EE0000"/>
+                <w:kern w:val="0"/>
+                <w:lang w:val="en-US"/>
+              </w:rPr>
+            </w:pPr>
+            <w:r>
+              <w:rPr>
+                <w:rFonts w:ascii="Helvetica" w:hAnsi="Helvetica" w:cs="Helvetica"/>
+                <w:color w:val="EE0000"/>
+                <w:kern w:val="0"/>
+                <w:lang w:val="en-US"/>
+              </w:rPr>
+              <w:t>% Maintenance Back-log Percentage</w:t>
+            </w:r>
+          </w:p>
+        </w:tc>
+      </w:tr>
+      <w:tr>
         <w:tc>
           <w:tcPr>
             <w:tcW w:w="4428" w:type="dxa"/>
@@ -6343,7 +7981,7 @@
                 <w:kern w:val="0"/>
                 <w:lang w:val="en-US"/>
               </w:rPr>
-              <w:t>KPI074</w:t>
+              <w:t>KPI197</w:t>
             </w:r>
           </w:p>
         </w:tc>
@@ -6389,18 +8027,12 @@
                 <w:kern w:val="0"/>
                 <w:lang w:val="en-US"/>
               </w:rPr>
-              <w:t># Production Loss</w:t>
-            </w:r>
-          </w:p>
-        </w:tc>
-      </w:tr>
-      <w:tr>
-        <w:tblPrEx>
-          <w:tblCellMar>
-            <w:top w:w="0" w:type="dxa"/>
-            <w:bottom w:w="0" w:type="dxa"/>
-          </w:tblCellMar>
-        </w:tblPrEx>
+              <w:t>% Maintenance Ratio</w:t>
+            </w:r>
+          </w:p>
+        </w:tc>
+      </w:tr>
+      <w:tr>
         <w:tc>
           <w:tcPr>
             <w:tcW w:w="4428" w:type="dxa"/>
@@ -6425,7 +8057,7 @@
                 <w:kern w:val="0"/>
                 <w:lang w:val="en-US"/>
               </w:rPr>
-              <w:t>KPI075</w:t>
+              <w:t>KPI215</w:t>
             </w:r>
           </w:p>
         </w:tc>
@@ -6471,18 +8103,12 @@
                 <w:kern w:val="0"/>
                 <w:lang w:val="en-US"/>
               </w:rPr>
-              <w:t># Total Production</w:t>
-            </w:r>
-          </w:p>
-        </w:tc>
-      </w:tr>
-      <w:tr>
-        <w:tblPrEx>
-          <w:tblCellMar>
-            <w:top w:w="0" w:type="dxa"/>
-            <w:bottom w:w="0" w:type="dxa"/>
-          </w:tblCellMar>
-        </w:tblPrEx>
+              <w:t># Mean Time Between Failure (MTBF)</w:t>
+            </w:r>
+          </w:p>
+        </w:tc>
+      </w:tr>
+      <w:tr>
         <w:tc>
           <w:tcPr>
             <w:tcW w:w="4428" w:type="dxa"/>
@@ -6507,7 +8133,7 @@
                 <w:kern w:val="0"/>
                 <w:lang w:val="en-US"/>
               </w:rPr>
-              <w:t>KP|208</w:t>
+              <w:t>KPI216</w:t>
             </w:r>
           </w:p>
         </w:tc>
@@ -6553,18 +8179,30 @@
                 <w:kern w:val="0"/>
                 <w:lang w:val="en-US"/>
               </w:rPr>
-              <w:t># Production For Sales</w:t>
-            </w:r>
-          </w:p>
-        </w:tc>
-      </w:tr>
-      <w:tr>
-        <w:tblPrEx>
-          <w:tblCellMar>
-            <w:top w:w="0" w:type="dxa"/>
-            <w:bottom w:w="0" w:type="dxa"/>
-          </w:tblCellMar>
-        </w:tblPrEx>
+              <w:t xml:space="preserve"># Mean Time </w:t>
+            </w:r>
+            <w:proofErr w:type="gramStart"/>
+            <w:r>
+              <w:rPr>
+                <w:rFonts w:ascii="Helvetica" w:hAnsi="Helvetica" w:cs="Helvetica"/>
+                <w:kern w:val="0"/>
+                <w:lang w:val="en-US"/>
+              </w:rPr>
+              <w:t>To</w:t>
+            </w:r>
+            <w:proofErr w:type="gramEnd"/>
+            <w:r>
+              <w:rPr>
+                <w:rFonts w:ascii="Helvetica" w:hAnsi="Helvetica" w:cs="Helvetica"/>
+                <w:kern w:val="0"/>
+                <w:lang w:val="en-US"/>
+              </w:rPr>
+              <w:t xml:space="preserve"> Repair (MTTR)</w:t>
+            </w:r>
+          </w:p>
+        </w:tc>
+      </w:tr>
+      <w:tr>
         <w:tc>
           <w:tcPr>
             <w:tcW w:w="4428" w:type="dxa"/>
@@ -6589,7 +8227,7 @@
                 <w:kern w:val="0"/>
                 <w:lang w:val="en-US"/>
               </w:rPr>
-              <w:t>KPI076</w:t>
+              <w:t>KPI217</w:t>
             </w:r>
           </w:p>
         </w:tc>
@@ -6635,18 +8273,12 @@
                 <w:kern w:val="0"/>
                 <w:lang w:val="en-US"/>
               </w:rPr>
-              <w:t># Unplanned Shutdown Days</w:t>
-            </w:r>
-          </w:p>
-        </w:tc>
-      </w:tr>
-      <w:tr>
-        <w:tblPrEx>
-          <w:tblCellMar>
-            <w:top w:w="0" w:type="dxa"/>
-            <w:bottom w:w="0" w:type="dxa"/>
-          </w:tblCellMar>
-        </w:tblPrEx>
+              <w:t>% Advanced Process Control (APC) Utilization</w:t>
+            </w:r>
+          </w:p>
+        </w:tc>
+      </w:tr>
+      <w:tr>
         <w:tc>
           <w:tcPr>
             <w:tcW w:w="4428" w:type="dxa"/>
@@ -6671,7 +8303,7 @@
                 <w:kern w:val="0"/>
                 <w:lang w:val="en-US"/>
               </w:rPr>
-              <w:t>KPI077</w:t>
+              <w:t>KPI218</w:t>
             </w:r>
           </w:p>
         </w:tc>
@@ -6717,18 +8349,12 @@
                 <w:kern w:val="0"/>
                 <w:lang w:val="en-US"/>
               </w:rPr>
-              <w:t>% On-Stream Factor</w:t>
-            </w:r>
-          </w:p>
-        </w:tc>
-      </w:tr>
-      <w:tr>
-        <w:tblPrEx>
-          <w:tblCellMar>
-            <w:top w:w="0" w:type="dxa"/>
-            <w:bottom w:w="0" w:type="dxa"/>
-          </w:tblCellMar>
-        </w:tblPrEx>
+              <w:t>% Furnace Availability</w:t>
+            </w:r>
+          </w:p>
+        </w:tc>
+      </w:tr>
+      <w:tr>
         <w:tc>
           <w:tcPr>
             <w:tcW w:w="4428" w:type="dxa"/>
@@ -6753,7 +8379,8 @@
                 <w:kern w:val="0"/>
                 <w:lang w:val="en-US"/>
               </w:rPr>
-              <w:t>KP1079</w:t>
+              <w:lastRenderedPageBreak/>
+              <w:t>KPI219</w:t>
             </w:r>
           </w:p>
         </w:tc>
@@ -6799,1943 +8426,12 @@
                 <w:kern w:val="0"/>
                 <w:lang w:val="en-US"/>
               </w:rPr>
-              <w:t># Manufacturing Quantity</w:t>
-            </w:r>
-          </w:p>
-        </w:tc>
-      </w:tr>
-      <w:tr>
-        <w:tblPrEx>
-          <w:tblCellMar>
-            <w:top w:w="0" w:type="dxa"/>
-            <w:bottom w:w="0" w:type="dxa"/>
-          </w:tblCellMar>
-        </w:tblPrEx>
-        <w:tc>
-          <w:tcPr>
-            <w:tcW w:w="4428" w:type="dxa"/>
-            <w:tcBorders>
-              <w:top w:val="none" w:sz="6" w:space="0" w:color="auto"/>
-              <w:left w:val="none" w:sz="6" w:space="0" w:color="auto"/>
-              <w:bottom w:val="none" w:sz="6" w:space="0" w:color="auto"/>
-              <w:right w:val="none" w:sz="6" w:space="0" w:color="auto"/>
-            </w:tcBorders>
-          </w:tcPr>
-          <w:p>
-            <w:pPr>
-              <w:rPr>
-                <w:rFonts w:ascii="Helvetica" w:hAnsi="Helvetica" w:cs="Helvetica"/>
-                <w:kern w:val="0"/>
-                <w:lang w:val="en-US"/>
-              </w:rPr>
-            </w:pPr>
-            <w:r>
-              <w:rPr>
-                <w:rFonts w:ascii="Helvetica" w:hAnsi="Helvetica" w:cs="Helvetica"/>
-                <w:kern w:val="0"/>
-                <w:lang w:val="en-US"/>
-              </w:rPr>
-              <w:t>KPI081</w:t>
-            </w:r>
-          </w:p>
-        </w:tc>
-        <w:tc>
-          <w:tcPr>
-            <w:tcW w:w="4320" w:type="dxa"/>
-            <w:tcBorders>
-              <w:top w:val="none" w:sz="6" w:space="0" w:color="auto"/>
-              <w:left w:val="none" w:sz="6" w:space="0" w:color="auto"/>
-              <w:bottom w:val="none" w:sz="6" w:space="0" w:color="auto"/>
-              <w:right w:val="none" w:sz="6" w:space="0" w:color="auto"/>
-            </w:tcBorders>
-          </w:tcPr>
-          <w:p>
-            <w:pPr>
-              <w:tabs>
-                <w:tab w:val="left" w:pos="560"/>
-                <w:tab w:val="left" w:pos="1120"/>
-                <w:tab w:val="left" w:pos="1680"/>
-                <w:tab w:val="left" w:pos="2240"/>
-                <w:tab w:val="left" w:pos="2800"/>
-                <w:tab w:val="left" w:pos="3360"/>
-                <w:tab w:val="left" w:pos="3920"/>
-                <w:tab w:val="left" w:pos="4480"/>
-                <w:tab w:val="left" w:pos="5040"/>
-                <w:tab w:val="left" w:pos="5600"/>
-                <w:tab w:val="left" w:pos="6160"/>
-                <w:tab w:val="left" w:pos="6720"/>
-              </w:tabs>
-              <w:autoSpaceDE w:val="0"/>
-              <w:autoSpaceDN w:val="0"/>
-              <w:adjustRightInd w:val="0"/>
-              <w:spacing w:after="0" w:line="240" w:lineRule="auto"/>
-              <w:rPr>
-                <w:rFonts w:ascii="Helvetica" w:hAnsi="Helvetica" w:cs="Helvetica"/>
-                <w:kern w:val="0"/>
-                <w:lang w:val="en-US"/>
-              </w:rPr>
-            </w:pPr>
-            <w:r>
-              <w:rPr>
-                <w:rFonts w:ascii="Helvetica" w:hAnsi="Helvetica" w:cs="Helvetica"/>
-                <w:kern w:val="0"/>
-                <w:lang w:val="en-US"/>
-              </w:rPr>
-              <w:t># Turnaround Cost Index (TACI)</w:t>
-            </w:r>
-          </w:p>
-        </w:tc>
-      </w:tr>
-      <w:tr>
-        <w:tblPrEx>
-          <w:tblCellMar>
-            <w:top w:w="0" w:type="dxa"/>
-            <w:bottom w:w="0" w:type="dxa"/>
-          </w:tblCellMar>
-        </w:tblPrEx>
-        <w:tc>
-          <w:tcPr>
-            <w:tcW w:w="4428" w:type="dxa"/>
-            <w:tcBorders>
-              <w:top w:val="none" w:sz="6" w:space="0" w:color="auto"/>
-              <w:left w:val="none" w:sz="6" w:space="0" w:color="auto"/>
-              <w:bottom w:val="none" w:sz="6" w:space="0" w:color="auto"/>
-              <w:right w:val="none" w:sz="6" w:space="0" w:color="auto"/>
-            </w:tcBorders>
-          </w:tcPr>
-          <w:p>
-            <w:pPr>
-              <w:rPr>
-                <w:rFonts w:ascii="Helvetica" w:hAnsi="Helvetica" w:cs="Helvetica"/>
-                <w:kern w:val="0"/>
-                <w:lang w:val="en-US"/>
-              </w:rPr>
-            </w:pPr>
-            <w:r>
-              <w:rPr>
-                <w:rFonts w:ascii="Helvetica" w:hAnsi="Helvetica" w:cs="Helvetica"/>
-                <w:kern w:val="0"/>
-                <w:lang w:val="en-US"/>
-              </w:rPr>
-              <w:t>KP1082</w:t>
-            </w:r>
-          </w:p>
-        </w:tc>
-        <w:tc>
-          <w:tcPr>
-            <w:tcW w:w="4320" w:type="dxa"/>
-            <w:tcBorders>
-              <w:top w:val="none" w:sz="6" w:space="0" w:color="auto"/>
-              <w:left w:val="none" w:sz="6" w:space="0" w:color="auto"/>
-              <w:bottom w:val="none" w:sz="6" w:space="0" w:color="auto"/>
-              <w:right w:val="none" w:sz="6" w:space="0" w:color="auto"/>
-            </w:tcBorders>
-          </w:tcPr>
-          <w:p>
-            <w:pPr>
-              <w:tabs>
-                <w:tab w:val="left" w:pos="560"/>
-                <w:tab w:val="left" w:pos="1120"/>
-                <w:tab w:val="left" w:pos="1680"/>
-                <w:tab w:val="left" w:pos="2240"/>
-                <w:tab w:val="left" w:pos="2800"/>
-                <w:tab w:val="left" w:pos="3360"/>
-                <w:tab w:val="left" w:pos="3920"/>
-                <w:tab w:val="left" w:pos="4480"/>
-                <w:tab w:val="left" w:pos="5040"/>
-                <w:tab w:val="left" w:pos="5600"/>
-                <w:tab w:val="left" w:pos="6160"/>
-                <w:tab w:val="left" w:pos="6720"/>
-              </w:tabs>
-              <w:autoSpaceDE w:val="0"/>
-              <w:autoSpaceDN w:val="0"/>
-              <w:adjustRightInd w:val="0"/>
-              <w:spacing w:after="0" w:line="240" w:lineRule="auto"/>
-              <w:rPr>
-                <w:rFonts w:ascii="Helvetica" w:hAnsi="Helvetica" w:cs="Helvetica"/>
-                <w:kern w:val="0"/>
-                <w:lang w:val="en-US"/>
-              </w:rPr>
-            </w:pPr>
-            <w:r>
-              <w:rPr>
-                <w:rFonts w:ascii="Helvetica" w:hAnsi="Helvetica" w:cs="Helvetica"/>
-                <w:kern w:val="0"/>
-                <w:lang w:val="en-US"/>
-              </w:rPr>
-              <w:t># Turnaround Schedule Index (TASI)</w:t>
-            </w:r>
-          </w:p>
-        </w:tc>
-      </w:tr>
-      <w:tr>
-        <w:tblPrEx>
-          <w:tblCellMar>
-            <w:top w:w="0" w:type="dxa"/>
-            <w:bottom w:w="0" w:type="dxa"/>
-          </w:tblCellMar>
-        </w:tblPrEx>
-        <w:tc>
-          <w:tcPr>
-            <w:tcW w:w="4428" w:type="dxa"/>
-            <w:tcBorders>
-              <w:top w:val="none" w:sz="6" w:space="0" w:color="auto"/>
-              <w:left w:val="none" w:sz="6" w:space="0" w:color="auto"/>
-              <w:bottom w:val="none" w:sz="6" w:space="0" w:color="auto"/>
-              <w:right w:val="none" w:sz="6" w:space="0" w:color="auto"/>
-            </w:tcBorders>
-          </w:tcPr>
-          <w:p>
-            <w:pPr>
-              <w:rPr>
-                <w:rFonts w:ascii="Helvetica" w:hAnsi="Helvetica" w:cs="Helvetica"/>
-                <w:kern w:val="0"/>
-                <w:lang w:val="en-US"/>
-              </w:rPr>
-            </w:pPr>
-            <w:r>
-              <w:rPr>
-                <w:rFonts w:ascii="Helvetica" w:hAnsi="Helvetica" w:cs="Helvetica"/>
-                <w:kern w:val="0"/>
-                <w:lang w:val="en-US"/>
-              </w:rPr>
-              <w:t>KPI084</w:t>
-            </w:r>
-          </w:p>
-        </w:tc>
-        <w:tc>
-          <w:tcPr>
-            <w:tcW w:w="4320" w:type="dxa"/>
-            <w:tcBorders>
-              <w:top w:val="none" w:sz="6" w:space="0" w:color="auto"/>
-              <w:left w:val="none" w:sz="6" w:space="0" w:color="auto"/>
-              <w:bottom w:val="none" w:sz="6" w:space="0" w:color="auto"/>
-              <w:right w:val="none" w:sz="6" w:space="0" w:color="auto"/>
-            </w:tcBorders>
-          </w:tcPr>
-          <w:p>
-            <w:pPr>
-              <w:tabs>
-                <w:tab w:val="left" w:pos="560"/>
-                <w:tab w:val="left" w:pos="1120"/>
-                <w:tab w:val="left" w:pos="1680"/>
-                <w:tab w:val="left" w:pos="2240"/>
-                <w:tab w:val="left" w:pos="2800"/>
-                <w:tab w:val="left" w:pos="3360"/>
-                <w:tab w:val="left" w:pos="3920"/>
-                <w:tab w:val="left" w:pos="4480"/>
-                <w:tab w:val="left" w:pos="5040"/>
-                <w:tab w:val="left" w:pos="5600"/>
-                <w:tab w:val="left" w:pos="6160"/>
-                <w:tab w:val="left" w:pos="6720"/>
-              </w:tabs>
-              <w:autoSpaceDE w:val="0"/>
-              <w:autoSpaceDN w:val="0"/>
-              <w:adjustRightInd w:val="0"/>
-              <w:spacing w:after="0" w:line="240" w:lineRule="auto"/>
-              <w:rPr>
-                <w:rFonts w:ascii="Helvetica" w:hAnsi="Helvetica" w:cs="Helvetica"/>
-                <w:kern w:val="0"/>
-                <w:lang w:val="en-US"/>
-              </w:rPr>
-            </w:pPr>
-            <w:r>
-              <w:rPr>
-                <w:rFonts w:ascii="Helvetica" w:hAnsi="Helvetica" w:cs="Helvetica"/>
-                <w:kern w:val="0"/>
-                <w:lang w:val="en-US"/>
-              </w:rPr>
-              <w:t>$ Manufacturing Fixed Cash Cost Normalized (to TA) Fixed Cash Costs.</w:t>
-            </w:r>
-          </w:p>
-        </w:tc>
-      </w:tr>
-      <w:tr>
-        <w:tblPrEx>
-          <w:tblCellMar>
-            <w:top w:w="0" w:type="dxa"/>
-            <w:bottom w:w="0" w:type="dxa"/>
-          </w:tblCellMar>
-        </w:tblPrEx>
-        <w:tc>
-          <w:tcPr>
-            <w:tcW w:w="4428" w:type="dxa"/>
-            <w:tcBorders>
-              <w:top w:val="none" w:sz="6" w:space="0" w:color="auto"/>
-              <w:left w:val="none" w:sz="6" w:space="0" w:color="auto"/>
-              <w:bottom w:val="none" w:sz="6" w:space="0" w:color="auto"/>
-              <w:right w:val="none" w:sz="6" w:space="0" w:color="auto"/>
-            </w:tcBorders>
-          </w:tcPr>
-          <w:p>
-            <w:pPr>
-              <w:rPr>
-                <w:rFonts w:ascii="Helvetica" w:hAnsi="Helvetica" w:cs="Helvetica"/>
-                <w:kern w:val="0"/>
-                <w:lang w:val="en-US"/>
-              </w:rPr>
-            </w:pPr>
-            <w:r>
-              <w:rPr>
-                <w:rFonts w:ascii="Helvetica" w:hAnsi="Helvetica" w:cs="Helvetica"/>
-                <w:kern w:val="0"/>
-                <w:lang w:val="en-US"/>
-              </w:rPr>
-              <w:t>KPI085</w:t>
-            </w:r>
-          </w:p>
-        </w:tc>
-        <w:tc>
-          <w:tcPr>
-            <w:tcW w:w="4320" w:type="dxa"/>
-            <w:tcBorders>
-              <w:top w:val="none" w:sz="6" w:space="0" w:color="auto"/>
-              <w:left w:val="none" w:sz="6" w:space="0" w:color="auto"/>
-              <w:bottom w:val="none" w:sz="6" w:space="0" w:color="auto"/>
-              <w:right w:val="none" w:sz="6" w:space="0" w:color="auto"/>
-            </w:tcBorders>
-          </w:tcPr>
-          <w:p>
-            <w:pPr>
-              <w:tabs>
-                <w:tab w:val="left" w:pos="560"/>
-                <w:tab w:val="left" w:pos="1120"/>
-                <w:tab w:val="left" w:pos="1680"/>
-                <w:tab w:val="left" w:pos="2240"/>
-                <w:tab w:val="left" w:pos="2800"/>
-                <w:tab w:val="left" w:pos="3360"/>
-                <w:tab w:val="left" w:pos="3920"/>
-                <w:tab w:val="left" w:pos="4480"/>
-                <w:tab w:val="left" w:pos="5040"/>
-                <w:tab w:val="left" w:pos="5600"/>
-                <w:tab w:val="left" w:pos="6160"/>
-                <w:tab w:val="left" w:pos="6720"/>
-              </w:tabs>
-              <w:autoSpaceDE w:val="0"/>
-              <w:autoSpaceDN w:val="0"/>
-              <w:adjustRightInd w:val="0"/>
-              <w:spacing w:after="0" w:line="240" w:lineRule="auto"/>
-              <w:rPr>
-                <w:rFonts w:ascii="Helvetica" w:hAnsi="Helvetica" w:cs="Helvetica"/>
-                <w:kern w:val="0"/>
-                <w:lang w:val="en-US"/>
-              </w:rPr>
-            </w:pPr>
-            <w:r>
-              <w:rPr>
-                <w:rFonts w:ascii="Helvetica" w:hAnsi="Helvetica" w:cs="Helvetica"/>
-                <w:kern w:val="0"/>
-                <w:lang w:val="en-US"/>
-              </w:rPr>
-              <w:t>% Manufacturing Feedstock Utilization- Business Plan</w:t>
-            </w:r>
-          </w:p>
-        </w:tc>
-      </w:tr>
-      <w:tr>
-        <w:tblPrEx>
-          <w:tblCellMar>
-            <w:top w:w="0" w:type="dxa"/>
-            <w:bottom w:w="0" w:type="dxa"/>
-          </w:tblCellMar>
-        </w:tblPrEx>
-        <w:tc>
-          <w:tcPr>
-            <w:tcW w:w="4428" w:type="dxa"/>
-            <w:tcBorders>
-              <w:top w:val="none" w:sz="6" w:space="0" w:color="auto"/>
-              <w:left w:val="none" w:sz="6" w:space="0" w:color="auto"/>
-              <w:bottom w:val="none" w:sz="6" w:space="0" w:color="auto"/>
-              <w:right w:val="none" w:sz="6" w:space="0" w:color="auto"/>
-            </w:tcBorders>
-          </w:tcPr>
-          <w:p>
-            <w:pPr>
-              <w:rPr>
-                <w:rFonts w:ascii="Helvetica" w:hAnsi="Helvetica" w:cs="Helvetica"/>
-                <w:kern w:val="0"/>
-                <w:lang w:val="en-US"/>
-              </w:rPr>
-            </w:pPr>
-            <w:r>
-              <w:rPr>
-                <w:rFonts w:ascii="Helvetica" w:hAnsi="Helvetica" w:cs="Helvetica"/>
-                <w:kern w:val="0"/>
-                <w:lang w:val="en-US"/>
-              </w:rPr>
-              <w:t>KPI167</w:t>
-            </w:r>
-          </w:p>
-        </w:tc>
-        <w:tc>
-          <w:tcPr>
-            <w:tcW w:w="4320" w:type="dxa"/>
-            <w:tcBorders>
-              <w:top w:val="none" w:sz="6" w:space="0" w:color="auto"/>
-              <w:left w:val="none" w:sz="6" w:space="0" w:color="auto"/>
-              <w:bottom w:val="none" w:sz="6" w:space="0" w:color="auto"/>
-              <w:right w:val="none" w:sz="6" w:space="0" w:color="auto"/>
-            </w:tcBorders>
-          </w:tcPr>
-          <w:p>
-            <w:pPr>
-              <w:tabs>
-                <w:tab w:val="left" w:pos="560"/>
-                <w:tab w:val="left" w:pos="1120"/>
-                <w:tab w:val="left" w:pos="1680"/>
-                <w:tab w:val="left" w:pos="2240"/>
-                <w:tab w:val="left" w:pos="2800"/>
-                <w:tab w:val="left" w:pos="3360"/>
-                <w:tab w:val="left" w:pos="3920"/>
-                <w:tab w:val="left" w:pos="4480"/>
-                <w:tab w:val="left" w:pos="5040"/>
-                <w:tab w:val="left" w:pos="5600"/>
-                <w:tab w:val="left" w:pos="6160"/>
-                <w:tab w:val="left" w:pos="6720"/>
-              </w:tabs>
-              <w:autoSpaceDE w:val="0"/>
-              <w:autoSpaceDN w:val="0"/>
-              <w:adjustRightInd w:val="0"/>
-              <w:spacing w:after="0" w:line="240" w:lineRule="auto"/>
-              <w:rPr>
-                <w:rFonts w:ascii="Helvetica" w:hAnsi="Helvetica" w:cs="Helvetica"/>
-                <w:kern w:val="0"/>
-                <w:lang w:val="en-US"/>
-              </w:rPr>
-            </w:pPr>
-            <w:r>
-              <w:rPr>
-                <w:rFonts w:ascii="Helvetica" w:hAnsi="Helvetica" w:cs="Helvetica"/>
-                <w:kern w:val="0"/>
-                <w:lang w:val="en-US"/>
-              </w:rPr>
-              <w:t>% Feedstock Quota Utilization</w:t>
-            </w:r>
-          </w:p>
-        </w:tc>
-      </w:tr>
-      <w:tr>
-        <w:tblPrEx>
-          <w:tblCellMar>
-            <w:top w:w="0" w:type="dxa"/>
-            <w:bottom w:w="0" w:type="dxa"/>
-          </w:tblCellMar>
-        </w:tblPrEx>
-        <w:tc>
-          <w:tcPr>
-            <w:tcW w:w="4428" w:type="dxa"/>
-            <w:tcBorders>
-              <w:top w:val="none" w:sz="6" w:space="0" w:color="auto"/>
-              <w:left w:val="none" w:sz="6" w:space="0" w:color="auto"/>
-              <w:bottom w:val="none" w:sz="6" w:space="0" w:color="auto"/>
-              <w:right w:val="none" w:sz="6" w:space="0" w:color="auto"/>
-            </w:tcBorders>
-          </w:tcPr>
-          <w:p>
-            <w:pPr>
-              <w:rPr>
-                <w:rFonts w:ascii="Helvetica" w:hAnsi="Helvetica" w:cs="Helvetica"/>
-                <w:kern w:val="0"/>
-                <w:lang w:val="en-US"/>
-              </w:rPr>
-            </w:pPr>
-            <w:r>
-              <w:rPr>
-                <w:rFonts w:ascii="Helvetica" w:hAnsi="Helvetica" w:cs="Helvetica"/>
-                <w:kern w:val="0"/>
-                <w:lang w:val="en-US"/>
-              </w:rPr>
-              <w:lastRenderedPageBreak/>
-              <w:t>KPI086</w:t>
-            </w:r>
-          </w:p>
-        </w:tc>
-        <w:tc>
-          <w:tcPr>
-            <w:tcW w:w="4320" w:type="dxa"/>
-            <w:tcBorders>
-              <w:top w:val="none" w:sz="6" w:space="0" w:color="auto"/>
-              <w:left w:val="none" w:sz="6" w:space="0" w:color="auto"/>
-              <w:bottom w:val="none" w:sz="6" w:space="0" w:color="auto"/>
-              <w:right w:val="none" w:sz="6" w:space="0" w:color="auto"/>
-            </w:tcBorders>
-          </w:tcPr>
-          <w:p>
-            <w:pPr>
-              <w:tabs>
-                <w:tab w:val="left" w:pos="560"/>
-                <w:tab w:val="left" w:pos="1120"/>
-                <w:tab w:val="left" w:pos="1680"/>
-                <w:tab w:val="left" w:pos="2240"/>
-                <w:tab w:val="left" w:pos="2800"/>
-                <w:tab w:val="left" w:pos="3360"/>
-                <w:tab w:val="left" w:pos="3920"/>
-                <w:tab w:val="left" w:pos="4480"/>
-                <w:tab w:val="left" w:pos="5040"/>
-                <w:tab w:val="left" w:pos="5600"/>
-                <w:tab w:val="left" w:pos="6160"/>
-                <w:tab w:val="left" w:pos="6720"/>
-              </w:tabs>
-              <w:autoSpaceDE w:val="0"/>
-              <w:autoSpaceDN w:val="0"/>
-              <w:adjustRightInd w:val="0"/>
-              <w:spacing w:after="0" w:line="240" w:lineRule="auto"/>
-              <w:rPr>
-                <w:rFonts w:ascii="Helvetica" w:hAnsi="Helvetica" w:cs="Helvetica"/>
-                <w:kern w:val="0"/>
-                <w:lang w:val="en-US"/>
-              </w:rPr>
-            </w:pPr>
-            <w:r>
-              <w:rPr>
-                <w:rFonts w:ascii="Helvetica" w:hAnsi="Helvetica" w:cs="Helvetica"/>
-                <w:kern w:val="0"/>
-                <w:lang w:val="en-US"/>
-              </w:rPr>
-              <w:t>% Specific Consumption</w:t>
-            </w:r>
-          </w:p>
-        </w:tc>
-      </w:tr>
-      <w:tr>
-        <w:tblPrEx>
-          <w:tblCellMar>
-            <w:top w:w="0" w:type="dxa"/>
-            <w:bottom w:w="0" w:type="dxa"/>
-          </w:tblCellMar>
-        </w:tblPrEx>
-        <w:tc>
-          <w:tcPr>
-            <w:tcW w:w="4428" w:type="dxa"/>
-            <w:tcBorders>
-              <w:top w:val="none" w:sz="6" w:space="0" w:color="auto"/>
-              <w:left w:val="none" w:sz="6" w:space="0" w:color="auto"/>
-              <w:bottom w:val="none" w:sz="6" w:space="0" w:color="auto"/>
-              <w:right w:val="none" w:sz="6" w:space="0" w:color="auto"/>
-            </w:tcBorders>
-          </w:tcPr>
-          <w:p>
-            <w:pPr>
-              <w:rPr>
-                <w:rFonts w:ascii="Helvetica" w:hAnsi="Helvetica" w:cs="Helvetica"/>
-                <w:kern w:val="0"/>
-                <w:lang w:val="en-US"/>
-              </w:rPr>
-            </w:pPr>
-            <w:r>
-              <w:rPr>
-                <w:rFonts w:ascii="Helvetica" w:hAnsi="Helvetica" w:cs="Helvetica"/>
-                <w:kern w:val="0"/>
-                <w:lang w:val="en-US"/>
-              </w:rPr>
-              <w:t>KPI168</w:t>
-            </w:r>
-          </w:p>
-        </w:tc>
-        <w:tc>
-          <w:tcPr>
-            <w:tcW w:w="4320" w:type="dxa"/>
-            <w:tcBorders>
-              <w:top w:val="none" w:sz="6" w:space="0" w:color="auto"/>
-              <w:left w:val="none" w:sz="6" w:space="0" w:color="auto"/>
-              <w:bottom w:val="none" w:sz="6" w:space="0" w:color="auto"/>
-              <w:right w:val="none" w:sz="6" w:space="0" w:color="auto"/>
-            </w:tcBorders>
-          </w:tcPr>
-          <w:p>
-            <w:pPr>
-              <w:tabs>
-                <w:tab w:val="left" w:pos="560"/>
-                <w:tab w:val="left" w:pos="1120"/>
-                <w:tab w:val="left" w:pos="1680"/>
-                <w:tab w:val="left" w:pos="2240"/>
-                <w:tab w:val="left" w:pos="2800"/>
-                <w:tab w:val="left" w:pos="3360"/>
-                <w:tab w:val="left" w:pos="3920"/>
-                <w:tab w:val="left" w:pos="4480"/>
-                <w:tab w:val="left" w:pos="5040"/>
-                <w:tab w:val="left" w:pos="5600"/>
-                <w:tab w:val="left" w:pos="6160"/>
-                <w:tab w:val="left" w:pos="6720"/>
-              </w:tabs>
-              <w:autoSpaceDE w:val="0"/>
-              <w:autoSpaceDN w:val="0"/>
-              <w:adjustRightInd w:val="0"/>
-              <w:spacing w:after="0" w:line="240" w:lineRule="auto"/>
-              <w:rPr>
-                <w:rFonts w:ascii="Helvetica" w:hAnsi="Helvetica" w:cs="Helvetica"/>
-                <w:kern w:val="0"/>
-                <w:lang w:val="en-US"/>
-              </w:rPr>
-            </w:pPr>
-            <w:r>
-              <w:rPr>
-                <w:rFonts w:ascii="Helvetica" w:hAnsi="Helvetica" w:cs="Helvetica"/>
-                <w:kern w:val="0"/>
-                <w:lang w:val="en-US"/>
-              </w:rPr>
-              <w:t>% Technology Loss Index</w:t>
-            </w:r>
-          </w:p>
-        </w:tc>
-      </w:tr>
-      <w:tr>
-        <w:tblPrEx>
-          <w:tblCellMar>
-            <w:top w:w="0" w:type="dxa"/>
-            <w:bottom w:w="0" w:type="dxa"/>
-          </w:tblCellMar>
-        </w:tblPrEx>
-        <w:tc>
-          <w:tcPr>
-            <w:tcW w:w="4428" w:type="dxa"/>
-            <w:tcBorders>
-              <w:top w:val="none" w:sz="6" w:space="0" w:color="auto"/>
-              <w:left w:val="none" w:sz="6" w:space="0" w:color="auto"/>
-              <w:bottom w:val="none" w:sz="6" w:space="0" w:color="auto"/>
-              <w:right w:val="none" w:sz="6" w:space="0" w:color="auto"/>
-            </w:tcBorders>
-          </w:tcPr>
-          <w:p>
-            <w:pPr>
-              <w:rPr>
-                <w:rFonts w:ascii="Helvetica" w:hAnsi="Helvetica" w:cs="Helvetica"/>
-                <w:kern w:val="0"/>
-                <w:lang w:val="en-US"/>
-              </w:rPr>
-            </w:pPr>
-            <w:r>
-              <w:rPr>
-                <w:rFonts w:ascii="Helvetica" w:hAnsi="Helvetica" w:cs="Helvetica"/>
-                <w:kern w:val="0"/>
-                <w:lang w:val="en-US"/>
-              </w:rPr>
-              <w:t>KP/169</w:t>
-            </w:r>
-          </w:p>
-        </w:tc>
-        <w:tc>
-          <w:tcPr>
-            <w:tcW w:w="4320" w:type="dxa"/>
-            <w:tcBorders>
-              <w:top w:val="none" w:sz="6" w:space="0" w:color="auto"/>
-              <w:left w:val="none" w:sz="6" w:space="0" w:color="auto"/>
-              <w:bottom w:val="none" w:sz="6" w:space="0" w:color="auto"/>
-              <w:right w:val="none" w:sz="6" w:space="0" w:color="auto"/>
-            </w:tcBorders>
-          </w:tcPr>
-          <w:p>
-            <w:pPr>
-              <w:tabs>
-                <w:tab w:val="left" w:pos="560"/>
-                <w:tab w:val="left" w:pos="1120"/>
-                <w:tab w:val="left" w:pos="1680"/>
-                <w:tab w:val="left" w:pos="2240"/>
-                <w:tab w:val="left" w:pos="2800"/>
-                <w:tab w:val="left" w:pos="3360"/>
-                <w:tab w:val="left" w:pos="3920"/>
-                <w:tab w:val="left" w:pos="4480"/>
-                <w:tab w:val="left" w:pos="5040"/>
-                <w:tab w:val="left" w:pos="5600"/>
-                <w:tab w:val="left" w:pos="6160"/>
-                <w:tab w:val="left" w:pos="6720"/>
-              </w:tabs>
-              <w:autoSpaceDE w:val="0"/>
-              <w:autoSpaceDN w:val="0"/>
-              <w:adjustRightInd w:val="0"/>
-              <w:spacing w:after="0" w:line="240" w:lineRule="auto"/>
-              <w:rPr>
-                <w:rFonts w:ascii="Helvetica" w:hAnsi="Helvetica" w:cs="Helvetica"/>
-                <w:kern w:val="0"/>
-                <w:lang w:val="en-US"/>
-              </w:rPr>
-            </w:pPr>
-            <w:r>
-              <w:rPr>
-                <w:rFonts w:ascii="Helvetica" w:hAnsi="Helvetica" w:cs="Helvetica"/>
-                <w:kern w:val="0"/>
-                <w:lang w:val="en-US"/>
-              </w:rPr>
-              <w:t>% Emergency Maintenance Cost</w:t>
-            </w:r>
-          </w:p>
-        </w:tc>
-      </w:tr>
-      <w:tr>
-        <w:tblPrEx>
-          <w:tblCellMar>
-            <w:top w:w="0" w:type="dxa"/>
-            <w:bottom w:w="0" w:type="dxa"/>
-          </w:tblCellMar>
-        </w:tblPrEx>
-        <w:tc>
-          <w:tcPr>
-            <w:tcW w:w="4428" w:type="dxa"/>
-            <w:tcBorders>
-              <w:top w:val="none" w:sz="6" w:space="0" w:color="auto"/>
-              <w:left w:val="none" w:sz="6" w:space="0" w:color="auto"/>
-              <w:bottom w:val="none" w:sz="6" w:space="0" w:color="auto"/>
-              <w:right w:val="none" w:sz="6" w:space="0" w:color="auto"/>
-            </w:tcBorders>
-          </w:tcPr>
-          <w:p>
-            <w:pPr>
-              <w:rPr>
-                <w:rFonts w:ascii="Helvetica" w:hAnsi="Helvetica" w:cs="Helvetica"/>
-                <w:kern w:val="0"/>
-                <w:lang w:val="en-US"/>
-              </w:rPr>
-            </w:pPr>
-            <w:r>
-              <w:rPr>
-                <w:rFonts w:ascii="Helvetica" w:hAnsi="Helvetica" w:cs="Helvetica"/>
-                <w:kern w:val="0"/>
-                <w:lang w:val="en-US"/>
-              </w:rPr>
-              <w:t>KPI170</w:t>
-            </w:r>
-          </w:p>
-        </w:tc>
-        <w:tc>
-          <w:tcPr>
-            <w:tcW w:w="4320" w:type="dxa"/>
-            <w:tcBorders>
-              <w:top w:val="none" w:sz="6" w:space="0" w:color="auto"/>
-              <w:left w:val="none" w:sz="6" w:space="0" w:color="auto"/>
-              <w:bottom w:val="none" w:sz="6" w:space="0" w:color="auto"/>
-              <w:right w:val="none" w:sz="6" w:space="0" w:color="auto"/>
-            </w:tcBorders>
-          </w:tcPr>
-          <w:p>
-            <w:pPr>
-              <w:tabs>
-                <w:tab w:val="left" w:pos="560"/>
-                <w:tab w:val="left" w:pos="1120"/>
-                <w:tab w:val="left" w:pos="1680"/>
-                <w:tab w:val="left" w:pos="2240"/>
-                <w:tab w:val="left" w:pos="2800"/>
-                <w:tab w:val="left" w:pos="3360"/>
-                <w:tab w:val="left" w:pos="3920"/>
-                <w:tab w:val="left" w:pos="4480"/>
-                <w:tab w:val="left" w:pos="5040"/>
-                <w:tab w:val="left" w:pos="5600"/>
-                <w:tab w:val="left" w:pos="6160"/>
-                <w:tab w:val="left" w:pos="6720"/>
-              </w:tabs>
-              <w:autoSpaceDE w:val="0"/>
-              <w:autoSpaceDN w:val="0"/>
-              <w:adjustRightInd w:val="0"/>
-              <w:spacing w:after="0" w:line="240" w:lineRule="auto"/>
-              <w:rPr>
-                <w:rFonts w:ascii="Helvetica" w:hAnsi="Helvetica" w:cs="Helvetica"/>
-                <w:kern w:val="0"/>
-                <w:lang w:val="en-US"/>
-              </w:rPr>
-            </w:pPr>
-            <w:r>
-              <w:rPr>
-                <w:rFonts w:ascii="Helvetica" w:hAnsi="Helvetica" w:cs="Helvetica"/>
-                <w:kern w:val="0"/>
-                <w:lang w:val="en-US"/>
-              </w:rPr>
-              <w:t>% Schedule Attainment.</w:t>
-            </w:r>
-          </w:p>
-        </w:tc>
-      </w:tr>
-      <w:tr>
-        <w:tblPrEx>
-          <w:tblCellMar>
-            <w:top w:w="0" w:type="dxa"/>
-            <w:bottom w:w="0" w:type="dxa"/>
-          </w:tblCellMar>
-        </w:tblPrEx>
-        <w:tc>
-          <w:tcPr>
-            <w:tcW w:w="4428" w:type="dxa"/>
-            <w:tcBorders>
-              <w:top w:val="none" w:sz="6" w:space="0" w:color="auto"/>
-              <w:left w:val="none" w:sz="6" w:space="0" w:color="auto"/>
-              <w:bottom w:val="none" w:sz="6" w:space="0" w:color="auto"/>
-              <w:right w:val="none" w:sz="6" w:space="0" w:color="auto"/>
-            </w:tcBorders>
-          </w:tcPr>
-          <w:p>
-            <w:pPr>
-              <w:rPr>
-                <w:rFonts w:ascii="Helvetica" w:hAnsi="Helvetica" w:cs="Helvetica"/>
-                <w:kern w:val="0"/>
-                <w:lang w:val="en-US"/>
-              </w:rPr>
-            </w:pPr>
-            <w:r>
-              <w:rPr>
-                <w:rFonts w:ascii="Helvetica" w:hAnsi="Helvetica" w:cs="Helvetica"/>
-                <w:kern w:val="0"/>
-                <w:lang w:val="en-US"/>
-              </w:rPr>
-              <w:t>KPI171</w:t>
-            </w:r>
-          </w:p>
-        </w:tc>
-        <w:tc>
-          <w:tcPr>
-            <w:tcW w:w="4320" w:type="dxa"/>
-            <w:tcBorders>
-              <w:top w:val="none" w:sz="6" w:space="0" w:color="auto"/>
-              <w:left w:val="none" w:sz="6" w:space="0" w:color="auto"/>
-              <w:bottom w:val="none" w:sz="6" w:space="0" w:color="auto"/>
-              <w:right w:val="none" w:sz="6" w:space="0" w:color="auto"/>
-            </w:tcBorders>
-          </w:tcPr>
-          <w:p>
-            <w:pPr>
-              <w:tabs>
-                <w:tab w:val="left" w:pos="560"/>
-                <w:tab w:val="left" w:pos="1120"/>
-                <w:tab w:val="left" w:pos="1680"/>
-                <w:tab w:val="left" w:pos="2240"/>
-                <w:tab w:val="left" w:pos="2800"/>
-                <w:tab w:val="left" w:pos="3360"/>
-                <w:tab w:val="left" w:pos="3920"/>
-                <w:tab w:val="left" w:pos="4480"/>
-                <w:tab w:val="left" w:pos="5040"/>
-                <w:tab w:val="left" w:pos="5600"/>
-                <w:tab w:val="left" w:pos="6160"/>
-                <w:tab w:val="left" w:pos="6720"/>
-              </w:tabs>
-              <w:autoSpaceDE w:val="0"/>
-              <w:autoSpaceDN w:val="0"/>
-              <w:adjustRightInd w:val="0"/>
-              <w:spacing w:after="0" w:line="240" w:lineRule="auto"/>
-              <w:rPr>
-                <w:rFonts w:ascii="Helvetica" w:hAnsi="Helvetica" w:cs="Helvetica"/>
-                <w:kern w:val="0"/>
-                <w:lang w:val="en-US"/>
-              </w:rPr>
-            </w:pPr>
-            <w:r>
-              <w:rPr>
-                <w:rFonts w:ascii="Helvetica" w:hAnsi="Helvetica" w:cs="Helvetica"/>
-                <w:kern w:val="0"/>
-                <w:lang w:val="en-US"/>
-              </w:rPr>
-              <w:t xml:space="preserve">% Preventive Maintenance Schedule </w:t>
-            </w:r>
-            <w:proofErr w:type="spellStart"/>
-            <w:r>
-              <w:rPr>
-                <w:rFonts w:ascii="Helvetica" w:hAnsi="Helvetica" w:cs="Helvetica"/>
-                <w:kern w:val="0"/>
-                <w:lang w:val="en-US"/>
-              </w:rPr>
-              <w:t>Attait</w:t>
-            </w:r>
-            <w:proofErr w:type="spellEnd"/>
-          </w:p>
-        </w:tc>
-      </w:tr>
-      <w:tr>
-        <w:tblPrEx>
-          <w:tblCellMar>
-            <w:top w:w="0" w:type="dxa"/>
-            <w:bottom w:w="0" w:type="dxa"/>
-          </w:tblCellMar>
-        </w:tblPrEx>
-        <w:tc>
-          <w:tcPr>
-            <w:tcW w:w="4428" w:type="dxa"/>
-            <w:tcBorders>
-              <w:top w:val="none" w:sz="6" w:space="0" w:color="auto"/>
-              <w:left w:val="none" w:sz="6" w:space="0" w:color="auto"/>
-              <w:bottom w:val="none" w:sz="6" w:space="0" w:color="auto"/>
-              <w:right w:val="none" w:sz="6" w:space="0" w:color="auto"/>
-            </w:tcBorders>
-          </w:tcPr>
-          <w:p>
-            <w:pPr>
-              <w:rPr>
-                <w:rFonts w:ascii="Helvetica" w:hAnsi="Helvetica" w:cs="Helvetica"/>
-                <w:kern w:val="0"/>
-                <w:lang w:val="en-US"/>
-              </w:rPr>
-            </w:pPr>
-            <w:r>
-              <w:rPr>
-                <w:rFonts w:ascii="Helvetica" w:hAnsi="Helvetica" w:cs="Helvetica"/>
-                <w:kern w:val="0"/>
-                <w:lang w:val="en-US"/>
-              </w:rPr>
-              <w:t>KPI172</w:t>
-            </w:r>
-          </w:p>
-        </w:tc>
-        <w:tc>
-          <w:tcPr>
-            <w:tcW w:w="4320" w:type="dxa"/>
-            <w:tcBorders>
-              <w:top w:val="none" w:sz="6" w:space="0" w:color="auto"/>
-              <w:left w:val="none" w:sz="6" w:space="0" w:color="auto"/>
-              <w:bottom w:val="none" w:sz="6" w:space="0" w:color="auto"/>
-              <w:right w:val="none" w:sz="6" w:space="0" w:color="auto"/>
-            </w:tcBorders>
-          </w:tcPr>
-          <w:p>
-            <w:pPr>
-              <w:tabs>
-                <w:tab w:val="left" w:pos="560"/>
-                <w:tab w:val="left" w:pos="1120"/>
-                <w:tab w:val="left" w:pos="1680"/>
-                <w:tab w:val="left" w:pos="2240"/>
-                <w:tab w:val="left" w:pos="2800"/>
-                <w:tab w:val="left" w:pos="3360"/>
-                <w:tab w:val="left" w:pos="3920"/>
-                <w:tab w:val="left" w:pos="4480"/>
-                <w:tab w:val="left" w:pos="5040"/>
-                <w:tab w:val="left" w:pos="5600"/>
-                <w:tab w:val="left" w:pos="6160"/>
-                <w:tab w:val="left" w:pos="6720"/>
-              </w:tabs>
-              <w:autoSpaceDE w:val="0"/>
-              <w:autoSpaceDN w:val="0"/>
-              <w:adjustRightInd w:val="0"/>
-              <w:spacing w:after="0" w:line="240" w:lineRule="auto"/>
-              <w:rPr>
-                <w:rFonts w:ascii="Helvetica" w:hAnsi="Helvetica" w:cs="Helvetica"/>
-                <w:kern w:val="0"/>
-                <w:lang w:val="en-US"/>
-              </w:rPr>
-            </w:pPr>
-            <w:r>
-              <w:rPr>
-                <w:rFonts w:ascii="Helvetica" w:hAnsi="Helvetica" w:cs="Helvetica"/>
-                <w:kern w:val="0"/>
-                <w:lang w:val="en-US"/>
-              </w:rPr>
-              <w:t xml:space="preserve">% Emergency Maintenance Work </w:t>
-            </w:r>
-            <w:proofErr w:type="spellStart"/>
-            <w:r>
-              <w:rPr>
-                <w:rFonts w:ascii="Helvetica" w:hAnsi="Helvetica" w:cs="Helvetica"/>
-                <w:kern w:val="0"/>
-                <w:lang w:val="en-US"/>
-              </w:rPr>
-              <w:t>Percentag</w:t>
-            </w:r>
-            <w:proofErr w:type="spellEnd"/>
-          </w:p>
-        </w:tc>
-      </w:tr>
-      <w:tr>
-        <w:tblPrEx>
-          <w:tblCellMar>
-            <w:top w:w="0" w:type="dxa"/>
-            <w:bottom w:w="0" w:type="dxa"/>
-          </w:tblCellMar>
-        </w:tblPrEx>
-        <w:tc>
-          <w:tcPr>
-            <w:tcW w:w="4428" w:type="dxa"/>
-            <w:tcBorders>
-              <w:top w:val="none" w:sz="6" w:space="0" w:color="auto"/>
-              <w:left w:val="none" w:sz="6" w:space="0" w:color="auto"/>
-              <w:bottom w:val="none" w:sz="6" w:space="0" w:color="auto"/>
-              <w:right w:val="none" w:sz="6" w:space="0" w:color="auto"/>
-            </w:tcBorders>
-          </w:tcPr>
-          <w:p>
-            <w:pPr>
-              <w:rPr>
-                <w:rFonts w:ascii="Helvetica" w:hAnsi="Helvetica" w:cs="Helvetica"/>
-                <w:kern w:val="0"/>
-                <w:lang w:val="en-US"/>
-              </w:rPr>
-            </w:pPr>
-            <w:r>
-              <w:rPr>
-                <w:rFonts w:ascii="Helvetica" w:hAnsi="Helvetica" w:cs="Helvetica"/>
-                <w:kern w:val="0"/>
-                <w:lang w:val="en-US"/>
-              </w:rPr>
-              <w:t>KPI173</w:t>
-            </w:r>
-          </w:p>
-        </w:tc>
-        <w:tc>
-          <w:tcPr>
-            <w:tcW w:w="4320" w:type="dxa"/>
-            <w:tcBorders>
-              <w:top w:val="none" w:sz="6" w:space="0" w:color="auto"/>
-              <w:left w:val="none" w:sz="6" w:space="0" w:color="auto"/>
-              <w:bottom w:val="none" w:sz="6" w:space="0" w:color="auto"/>
-              <w:right w:val="none" w:sz="6" w:space="0" w:color="auto"/>
-            </w:tcBorders>
-          </w:tcPr>
-          <w:p>
-            <w:pPr>
-              <w:tabs>
-                <w:tab w:val="left" w:pos="560"/>
-                <w:tab w:val="left" w:pos="1120"/>
-                <w:tab w:val="left" w:pos="1680"/>
-                <w:tab w:val="left" w:pos="2240"/>
-                <w:tab w:val="left" w:pos="2800"/>
-                <w:tab w:val="left" w:pos="3360"/>
-                <w:tab w:val="left" w:pos="3920"/>
-                <w:tab w:val="left" w:pos="4480"/>
-                <w:tab w:val="left" w:pos="5040"/>
-                <w:tab w:val="left" w:pos="5600"/>
-                <w:tab w:val="left" w:pos="6160"/>
-                <w:tab w:val="left" w:pos="6720"/>
-              </w:tabs>
-              <w:autoSpaceDE w:val="0"/>
-              <w:autoSpaceDN w:val="0"/>
-              <w:adjustRightInd w:val="0"/>
-              <w:spacing w:after="0" w:line="240" w:lineRule="auto"/>
-              <w:rPr>
-                <w:rFonts w:ascii="Helvetica" w:hAnsi="Helvetica" w:cs="Helvetica"/>
-                <w:kern w:val="0"/>
-                <w:lang w:val="en-US"/>
-              </w:rPr>
-            </w:pPr>
-            <w:r>
-              <w:rPr>
-                <w:rFonts w:ascii="Helvetica" w:hAnsi="Helvetica" w:cs="Helvetica"/>
-                <w:kern w:val="0"/>
-                <w:lang w:val="en-US"/>
-              </w:rPr>
-              <w:t>% Urgent Maintenance Work Percentage.</w:t>
-            </w:r>
-          </w:p>
-        </w:tc>
-      </w:tr>
-      <w:tr>
-        <w:tblPrEx>
-          <w:tblCellMar>
-            <w:top w:w="0" w:type="dxa"/>
-            <w:bottom w:w="0" w:type="dxa"/>
-          </w:tblCellMar>
-        </w:tblPrEx>
-        <w:tc>
-          <w:tcPr>
-            <w:tcW w:w="4428" w:type="dxa"/>
-            <w:tcBorders>
-              <w:top w:val="none" w:sz="6" w:space="0" w:color="auto"/>
-              <w:left w:val="none" w:sz="6" w:space="0" w:color="auto"/>
-              <w:bottom w:val="none" w:sz="6" w:space="0" w:color="auto"/>
-              <w:right w:val="none" w:sz="6" w:space="0" w:color="auto"/>
-            </w:tcBorders>
-          </w:tcPr>
-          <w:p>
-            <w:pPr>
-              <w:rPr>
-                <w:rFonts w:ascii="Helvetica" w:hAnsi="Helvetica" w:cs="Helvetica"/>
-                <w:kern w:val="0"/>
-                <w:lang w:val="en-US"/>
-              </w:rPr>
-            </w:pPr>
-            <w:r>
-              <w:rPr>
-                <w:rFonts w:ascii="Helvetica" w:hAnsi="Helvetica" w:cs="Helvetica"/>
-                <w:kern w:val="0"/>
-                <w:lang w:val="en-US"/>
-              </w:rPr>
-              <w:t>KPI174</w:t>
-            </w:r>
-          </w:p>
-        </w:tc>
-        <w:tc>
-          <w:tcPr>
-            <w:tcW w:w="4320" w:type="dxa"/>
-            <w:tcBorders>
-              <w:top w:val="none" w:sz="6" w:space="0" w:color="auto"/>
-              <w:left w:val="none" w:sz="6" w:space="0" w:color="auto"/>
-              <w:bottom w:val="none" w:sz="6" w:space="0" w:color="auto"/>
-              <w:right w:val="none" w:sz="6" w:space="0" w:color="auto"/>
-            </w:tcBorders>
-          </w:tcPr>
-          <w:p>
-            <w:pPr>
-              <w:tabs>
-                <w:tab w:val="left" w:pos="560"/>
-                <w:tab w:val="left" w:pos="1120"/>
-                <w:tab w:val="left" w:pos="1680"/>
-                <w:tab w:val="left" w:pos="2240"/>
-                <w:tab w:val="left" w:pos="2800"/>
-                <w:tab w:val="left" w:pos="3360"/>
-                <w:tab w:val="left" w:pos="3920"/>
-                <w:tab w:val="left" w:pos="4480"/>
-                <w:tab w:val="left" w:pos="5040"/>
-                <w:tab w:val="left" w:pos="5600"/>
-                <w:tab w:val="left" w:pos="6160"/>
-                <w:tab w:val="left" w:pos="6720"/>
-              </w:tabs>
-              <w:autoSpaceDE w:val="0"/>
-              <w:autoSpaceDN w:val="0"/>
-              <w:adjustRightInd w:val="0"/>
-              <w:spacing w:after="0" w:line="240" w:lineRule="auto"/>
-              <w:rPr>
-                <w:rFonts w:ascii="Helvetica" w:hAnsi="Helvetica" w:cs="Helvetica"/>
-                <w:kern w:val="0"/>
-                <w:lang w:val="en-US"/>
-              </w:rPr>
-            </w:pPr>
-            <w:r>
-              <w:rPr>
-                <w:rFonts w:ascii="Helvetica" w:hAnsi="Helvetica" w:cs="Helvetica"/>
-                <w:kern w:val="0"/>
-                <w:lang w:val="en-US"/>
-              </w:rPr>
-              <w:t>% Maintenance Rework Percentage</w:t>
-            </w:r>
-          </w:p>
-        </w:tc>
-      </w:tr>
-      <w:tr>
-        <w:tblPrEx>
-          <w:tblCellMar>
-            <w:top w:w="0" w:type="dxa"/>
-            <w:bottom w:w="0" w:type="dxa"/>
-          </w:tblCellMar>
-        </w:tblPrEx>
-        <w:tc>
-          <w:tcPr>
-            <w:tcW w:w="4428" w:type="dxa"/>
-            <w:tcBorders>
-              <w:top w:val="none" w:sz="6" w:space="0" w:color="auto"/>
-              <w:left w:val="none" w:sz="6" w:space="0" w:color="auto"/>
-              <w:bottom w:val="none" w:sz="6" w:space="0" w:color="auto"/>
-              <w:right w:val="none" w:sz="6" w:space="0" w:color="auto"/>
-            </w:tcBorders>
-          </w:tcPr>
-          <w:p>
-            <w:pPr>
-              <w:rPr>
-                <w:rFonts w:ascii="Helvetica" w:hAnsi="Helvetica" w:cs="Helvetica"/>
-                <w:kern w:val="0"/>
-                <w:lang w:val="en-US"/>
-              </w:rPr>
-            </w:pPr>
-            <w:r>
-              <w:rPr>
-                <w:rFonts w:ascii="Helvetica" w:hAnsi="Helvetica" w:cs="Helvetica"/>
-                <w:kern w:val="0"/>
-                <w:lang w:val="en-US"/>
-              </w:rPr>
-              <w:t>KPI175</w:t>
-            </w:r>
-          </w:p>
-        </w:tc>
-        <w:tc>
-          <w:tcPr>
-            <w:tcW w:w="4320" w:type="dxa"/>
-            <w:tcBorders>
-              <w:top w:val="none" w:sz="6" w:space="0" w:color="auto"/>
-              <w:left w:val="none" w:sz="6" w:space="0" w:color="auto"/>
-              <w:bottom w:val="none" w:sz="6" w:space="0" w:color="auto"/>
-              <w:right w:val="none" w:sz="6" w:space="0" w:color="auto"/>
-            </w:tcBorders>
-          </w:tcPr>
-          <w:p>
-            <w:pPr>
-              <w:tabs>
-                <w:tab w:val="left" w:pos="560"/>
-                <w:tab w:val="left" w:pos="1120"/>
-                <w:tab w:val="left" w:pos="1680"/>
-                <w:tab w:val="left" w:pos="2240"/>
-                <w:tab w:val="left" w:pos="2800"/>
-                <w:tab w:val="left" w:pos="3360"/>
-                <w:tab w:val="left" w:pos="3920"/>
-                <w:tab w:val="left" w:pos="4480"/>
-                <w:tab w:val="left" w:pos="5040"/>
-                <w:tab w:val="left" w:pos="5600"/>
-                <w:tab w:val="left" w:pos="6160"/>
-                <w:tab w:val="left" w:pos="6720"/>
-              </w:tabs>
-              <w:autoSpaceDE w:val="0"/>
-              <w:autoSpaceDN w:val="0"/>
-              <w:adjustRightInd w:val="0"/>
-              <w:spacing w:after="0" w:line="240" w:lineRule="auto"/>
-              <w:rPr>
-                <w:rFonts w:ascii="Helvetica" w:hAnsi="Helvetica" w:cs="Helvetica"/>
-                <w:kern w:val="0"/>
-                <w:lang w:val="en-US"/>
-              </w:rPr>
-            </w:pPr>
-            <w:r>
-              <w:rPr>
-                <w:rFonts w:ascii="Helvetica" w:hAnsi="Helvetica" w:cs="Helvetica"/>
-                <w:kern w:val="0"/>
-                <w:lang w:val="en-US"/>
-              </w:rPr>
-              <w:t>% Preventive Maintenance Percentage</w:t>
-            </w:r>
-          </w:p>
-        </w:tc>
-      </w:tr>
-      <w:tr>
-        <w:tblPrEx>
-          <w:tblCellMar>
-            <w:top w:w="0" w:type="dxa"/>
-            <w:bottom w:w="0" w:type="dxa"/>
-          </w:tblCellMar>
-        </w:tblPrEx>
-        <w:tc>
-          <w:tcPr>
-            <w:tcW w:w="4428" w:type="dxa"/>
-            <w:tcBorders>
-              <w:top w:val="none" w:sz="6" w:space="0" w:color="auto"/>
-              <w:left w:val="none" w:sz="6" w:space="0" w:color="auto"/>
-              <w:bottom w:val="none" w:sz="6" w:space="0" w:color="auto"/>
-              <w:right w:val="none" w:sz="6" w:space="0" w:color="auto"/>
-            </w:tcBorders>
-          </w:tcPr>
-          <w:p>
-            <w:pPr>
-              <w:rPr>
-                <w:rFonts w:ascii="Helvetica" w:hAnsi="Helvetica" w:cs="Helvetica"/>
-                <w:kern w:val="0"/>
-                <w:lang w:val="en-US"/>
-              </w:rPr>
-            </w:pPr>
-            <w:r>
-              <w:rPr>
-                <w:rFonts w:ascii="Helvetica" w:hAnsi="Helvetica" w:cs="Helvetica"/>
-                <w:kern w:val="0"/>
-                <w:lang w:val="en-US"/>
-              </w:rPr>
-              <w:t>KPI176</w:t>
-            </w:r>
-          </w:p>
-        </w:tc>
-        <w:tc>
-          <w:tcPr>
-            <w:tcW w:w="4320" w:type="dxa"/>
-            <w:tcBorders>
-              <w:top w:val="none" w:sz="6" w:space="0" w:color="auto"/>
-              <w:left w:val="none" w:sz="6" w:space="0" w:color="auto"/>
-              <w:bottom w:val="none" w:sz="6" w:space="0" w:color="auto"/>
-              <w:right w:val="none" w:sz="6" w:space="0" w:color="auto"/>
-            </w:tcBorders>
-          </w:tcPr>
-          <w:p>
-            <w:pPr>
-              <w:tabs>
-                <w:tab w:val="left" w:pos="560"/>
-                <w:tab w:val="left" w:pos="1120"/>
-                <w:tab w:val="left" w:pos="1680"/>
-                <w:tab w:val="left" w:pos="2240"/>
-                <w:tab w:val="left" w:pos="2800"/>
-                <w:tab w:val="left" w:pos="3360"/>
-                <w:tab w:val="left" w:pos="3920"/>
-                <w:tab w:val="left" w:pos="4480"/>
-                <w:tab w:val="left" w:pos="5040"/>
-                <w:tab w:val="left" w:pos="5600"/>
-                <w:tab w:val="left" w:pos="6160"/>
-                <w:tab w:val="left" w:pos="6720"/>
-              </w:tabs>
-              <w:autoSpaceDE w:val="0"/>
-              <w:autoSpaceDN w:val="0"/>
-              <w:adjustRightInd w:val="0"/>
-              <w:spacing w:after="0" w:line="240" w:lineRule="auto"/>
-              <w:rPr>
-                <w:rFonts w:ascii="Helvetica" w:hAnsi="Helvetica" w:cs="Helvetica"/>
-                <w:kern w:val="0"/>
-                <w:lang w:val="en-US"/>
-              </w:rPr>
-            </w:pPr>
-            <w:r>
-              <w:rPr>
-                <w:rFonts w:ascii="Helvetica" w:hAnsi="Helvetica" w:cs="Helvetica"/>
-                <w:kern w:val="0"/>
-                <w:lang w:val="en-US"/>
-              </w:rPr>
-              <w:t>% Maintenance Man hours Estimation Accuracy</w:t>
-            </w:r>
-          </w:p>
-        </w:tc>
-      </w:tr>
-      <w:tr>
-        <w:tblPrEx>
-          <w:tblCellMar>
-            <w:top w:w="0" w:type="dxa"/>
-            <w:bottom w:w="0" w:type="dxa"/>
-          </w:tblCellMar>
-        </w:tblPrEx>
-        <w:tc>
-          <w:tcPr>
-            <w:tcW w:w="4428" w:type="dxa"/>
-            <w:tcBorders>
-              <w:top w:val="none" w:sz="6" w:space="0" w:color="auto"/>
-              <w:left w:val="none" w:sz="6" w:space="0" w:color="auto"/>
-              <w:bottom w:val="none" w:sz="6" w:space="0" w:color="auto"/>
-              <w:right w:val="none" w:sz="6" w:space="0" w:color="auto"/>
-            </w:tcBorders>
-          </w:tcPr>
-          <w:p>
-            <w:pPr>
-              <w:rPr>
-                <w:rFonts w:ascii="Helvetica" w:hAnsi="Helvetica" w:cs="Helvetica"/>
-                <w:kern w:val="0"/>
-                <w:lang w:val="en-US"/>
-              </w:rPr>
-            </w:pPr>
-            <w:r>
-              <w:rPr>
-                <w:rFonts w:ascii="Helvetica" w:hAnsi="Helvetica" w:cs="Helvetica"/>
-                <w:kern w:val="0"/>
-                <w:lang w:val="en-US"/>
-              </w:rPr>
-              <w:t>KPI177</w:t>
-            </w:r>
-          </w:p>
-        </w:tc>
-        <w:tc>
-          <w:tcPr>
-            <w:tcW w:w="4320" w:type="dxa"/>
-            <w:tcBorders>
-              <w:top w:val="none" w:sz="6" w:space="0" w:color="auto"/>
-              <w:left w:val="none" w:sz="6" w:space="0" w:color="auto"/>
-              <w:bottom w:val="none" w:sz="6" w:space="0" w:color="auto"/>
-              <w:right w:val="none" w:sz="6" w:space="0" w:color="auto"/>
-            </w:tcBorders>
-          </w:tcPr>
-          <w:p>
-            <w:pPr>
-              <w:tabs>
-                <w:tab w:val="left" w:pos="560"/>
-                <w:tab w:val="left" w:pos="1120"/>
-                <w:tab w:val="left" w:pos="1680"/>
-                <w:tab w:val="left" w:pos="2240"/>
-                <w:tab w:val="left" w:pos="2800"/>
-                <w:tab w:val="left" w:pos="3360"/>
-                <w:tab w:val="left" w:pos="3920"/>
-                <w:tab w:val="left" w:pos="4480"/>
-                <w:tab w:val="left" w:pos="5040"/>
-                <w:tab w:val="left" w:pos="5600"/>
-                <w:tab w:val="left" w:pos="6160"/>
-                <w:tab w:val="left" w:pos="6720"/>
-              </w:tabs>
-              <w:autoSpaceDE w:val="0"/>
-              <w:autoSpaceDN w:val="0"/>
-              <w:adjustRightInd w:val="0"/>
-              <w:spacing w:after="0" w:line="240" w:lineRule="auto"/>
-              <w:rPr>
-                <w:rFonts w:ascii="Helvetica" w:hAnsi="Helvetica" w:cs="Helvetica"/>
-                <w:kern w:val="0"/>
-                <w:lang w:val="en-US"/>
-              </w:rPr>
-            </w:pPr>
-            <w:r>
-              <w:rPr>
-                <w:rFonts w:ascii="Helvetica" w:hAnsi="Helvetica" w:cs="Helvetica"/>
-                <w:kern w:val="0"/>
-                <w:lang w:val="en-US"/>
-              </w:rPr>
-              <w:t>% Maintenance Man hours Utilization</w:t>
-            </w:r>
-          </w:p>
-        </w:tc>
-      </w:tr>
-      <w:tr>
-        <w:tblPrEx>
-          <w:tblCellMar>
-            <w:top w:w="0" w:type="dxa"/>
-            <w:bottom w:w="0" w:type="dxa"/>
-          </w:tblCellMar>
-        </w:tblPrEx>
-        <w:tc>
-          <w:tcPr>
-            <w:tcW w:w="4428" w:type="dxa"/>
-            <w:tcBorders>
-              <w:top w:val="none" w:sz="6" w:space="0" w:color="auto"/>
-              <w:left w:val="none" w:sz="6" w:space="0" w:color="auto"/>
-              <w:bottom w:val="none" w:sz="6" w:space="0" w:color="auto"/>
-              <w:right w:val="none" w:sz="6" w:space="0" w:color="auto"/>
-            </w:tcBorders>
-          </w:tcPr>
-          <w:p>
-            <w:pPr>
-              <w:rPr>
-                <w:rFonts w:ascii="Helvetica" w:hAnsi="Helvetica" w:cs="Helvetica"/>
-                <w:kern w:val="0"/>
-                <w:lang w:val="en-US"/>
-              </w:rPr>
-            </w:pPr>
-            <w:r>
-              <w:rPr>
-                <w:rFonts w:ascii="Helvetica" w:hAnsi="Helvetica" w:cs="Helvetica"/>
-                <w:kern w:val="0"/>
-                <w:lang w:val="en-US"/>
-              </w:rPr>
-              <w:t>KPI178</w:t>
-            </w:r>
-          </w:p>
-        </w:tc>
-        <w:tc>
-          <w:tcPr>
-            <w:tcW w:w="4320" w:type="dxa"/>
-            <w:tcBorders>
-              <w:top w:val="none" w:sz="6" w:space="0" w:color="auto"/>
-              <w:left w:val="none" w:sz="6" w:space="0" w:color="auto"/>
-              <w:bottom w:val="none" w:sz="6" w:space="0" w:color="auto"/>
-              <w:right w:val="none" w:sz="6" w:space="0" w:color="auto"/>
-            </w:tcBorders>
-          </w:tcPr>
-          <w:p>
-            <w:pPr>
-              <w:tabs>
-                <w:tab w:val="left" w:pos="560"/>
-                <w:tab w:val="left" w:pos="1120"/>
-                <w:tab w:val="left" w:pos="1680"/>
-                <w:tab w:val="left" w:pos="2240"/>
-                <w:tab w:val="left" w:pos="2800"/>
-                <w:tab w:val="left" w:pos="3360"/>
-                <w:tab w:val="left" w:pos="3920"/>
-                <w:tab w:val="left" w:pos="4480"/>
-                <w:tab w:val="left" w:pos="5040"/>
-                <w:tab w:val="left" w:pos="5600"/>
-                <w:tab w:val="left" w:pos="6160"/>
-                <w:tab w:val="left" w:pos="6720"/>
-              </w:tabs>
-              <w:autoSpaceDE w:val="0"/>
-              <w:autoSpaceDN w:val="0"/>
-              <w:adjustRightInd w:val="0"/>
-              <w:spacing w:after="0" w:line="240" w:lineRule="auto"/>
-              <w:rPr>
-                <w:rFonts w:ascii="Helvetica" w:hAnsi="Helvetica" w:cs="Helvetica"/>
-                <w:kern w:val="0"/>
-                <w:lang w:val="en-US"/>
-              </w:rPr>
-            </w:pPr>
-            <w:r>
-              <w:rPr>
-                <w:rFonts w:ascii="Helvetica" w:hAnsi="Helvetica" w:cs="Helvetica"/>
-                <w:kern w:val="0"/>
-                <w:lang w:val="en-US"/>
-              </w:rPr>
-              <w:t>% Maintenance Back-log Percentage</w:t>
-            </w:r>
-          </w:p>
-        </w:tc>
-      </w:tr>
-      <w:tr>
-        <w:tblPrEx>
-          <w:tblCellMar>
-            <w:top w:w="0" w:type="dxa"/>
-            <w:bottom w:w="0" w:type="dxa"/>
-          </w:tblCellMar>
-        </w:tblPrEx>
-        <w:tc>
-          <w:tcPr>
-            <w:tcW w:w="4428" w:type="dxa"/>
-            <w:tcBorders>
-              <w:top w:val="none" w:sz="6" w:space="0" w:color="auto"/>
-              <w:left w:val="none" w:sz="6" w:space="0" w:color="auto"/>
-              <w:bottom w:val="none" w:sz="6" w:space="0" w:color="auto"/>
-              <w:right w:val="none" w:sz="6" w:space="0" w:color="auto"/>
-            </w:tcBorders>
-          </w:tcPr>
-          <w:p>
-            <w:pPr>
-              <w:rPr>
-                <w:rFonts w:ascii="Helvetica" w:hAnsi="Helvetica" w:cs="Helvetica"/>
-                <w:kern w:val="0"/>
-                <w:lang w:val="en-US"/>
-              </w:rPr>
-            </w:pPr>
-            <w:r>
-              <w:rPr>
-                <w:rFonts w:ascii="Helvetica" w:hAnsi="Helvetica" w:cs="Helvetica"/>
-                <w:kern w:val="0"/>
-                <w:lang w:val="en-US"/>
-              </w:rPr>
-              <w:t>KPI197</w:t>
-            </w:r>
-          </w:p>
-        </w:tc>
-        <w:tc>
-          <w:tcPr>
-            <w:tcW w:w="4320" w:type="dxa"/>
-            <w:tcBorders>
-              <w:top w:val="none" w:sz="6" w:space="0" w:color="auto"/>
-              <w:left w:val="none" w:sz="6" w:space="0" w:color="auto"/>
-              <w:bottom w:val="none" w:sz="6" w:space="0" w:color="auto"/>
-              <w:right w:val="none" w:sz="6" w:space="0" w:color="auto"/>
-            </w:tcBorders>
-          </w:tcPr>
-          <w:p>
-            <w:pPr>
-              <w:tabs>
-                <w:tab w:val="left" w:pos="560"/>
-                <w:tab w:val="left" w:pos="1120"/>
-                <w:tab w:val="left" w:pos="1680"/>
-                <w:tab w:val="left" w:pos="2240"/>
-                <w:tab w:val="left" w:pos="2800"/>
-                <w:tab w:val="left" w:pos="3360"/>
-                <w:tab w:val="left" w:pos="3920"/>
-                <w:tab w:val="left" w:pos="4480"/>
-                <w:tab w:val="left" w:pos="5040"/>
-                <w:tab w:val="left" w:pos="5600"/>
-                <w:tab w:val="left" w:pos="6160"/>
-                <w:tab w:val="left" w:pos="6720"/>
-              </w:tabs>
-              <w:autoSpaceDE w:val="0"/>
-              <w:autoSpaceDN w:val="0"/>
-              <w:adjustRightInd w:val="0"/>
-              <w:spacing w:after="0" w:line="240" w:lineRule="auto"/>
-              <w:rPr>
-                <w:rFonts w:ascii="Helvetica" w:hAnsi="Helvetica" w:cs="Helvetica"/>
-                <w:kern w:val="0"/>
-                <w:lang w:val="en-US"/>
-              </w:rPr>
-            </w:pPr>
-            <w:r>
-              <w:rPr>
-                <w:rFonts w:ascii="Helvetica" w:hAnsi="Helvetica" w:cs="Helvetica"/>
-                <w:kern w:val="0"/>
-                <w:lang w:val="en-US"/>
-              </w:rPr>
-              <w:t>% Maintenance Ratio</w:t>
-            </w:r>
-          </w:p>
-        </w:tc>
-      </w:tr>
-      <w:tr>
-        <w:tblPrEx>
-          <w:tblCellMar>
-            <w:top w:w="0" w:type="dxa"/>
-            <w:bottom w:w="0" w:type="dxa"/>
-          </w:tblCellMar>
-        </w:tblPrEx>
-        <w:tc>
-          <w:tcPr>
-            <w:tcW w:w="4428" w:type="dxa"/>
-            <w:tcBorders>
-              <w:top w:val="none" w:sz="6" w:space="0" w:color="auto"/>
-              <w:left w:val="none" w:sz="6" w:space="0" w:color="auto"/>
-              <w:bottom w:val="none" w:sz="6" w:space="0" w:color="auto"/>
-              <w:right w:val="none" w:sz="6" w:space="0" w:color="auto"/>
-            </w:tcBorders>
-          </w:tcPr>
-          <w:p>
-            <w:pPr>
-              <w:rPr>
-                <w:rFonts w:ascii="Helvetica" w:hAnsi="Helvetica" w:cs="Helvetica"/>
-                <w:kern w:val="0"/>
-                <w:lang w:val="en-US"/>
-              </w:rPr>
-            </w:pPr>
-            <w:r>
-              <w:rPr>
-                <w:rFonts w:ascii="Helvetica" w:hAnsi="Helvetica" w:cs="Helvetica"/>
-                <w:kern w:val="0"/>
-                <w:lang w:val="en-US"/>
-              </w:rPr>
-              <w:t>KPI215</w:t>
-            </w:r>
-          </w:p>
-        </w:tc>
-        <w:tc>
-          <w:tcPr>
-            <w:tcW w:w="4320" w:type="dxa"/>
-            <w:tcBorders>
-              <w:top w:val="none" w:sz="6" w:space="0" w:color="auto"/>
-              <w:left w:val="none" w:sz="6" w:space="0" w:color="auto"/>
-              <w:bottom w:val="none" w:sz="6" w:space="0" w:color="auto"/>
-              <w:right w:val="none" w:sz="6" w:space="0" w:color="auto"/>
-            </w:tcBorders>
-          </w:tcPr>
-          <w:p>
-            <w:pPr>
-              <w:tabs>
-                <w:tab w:val="left" w:pos="560"/>
-                <w:tab w:val="left" w:pos="1120"/>
-                <w:tab w:val="left" w:pos="1680"/>
-                <w:tab w:val="left" w:pos="2240"/>
-                <w:tab w:val="left" w:pos="2800"/>
-                <w:tab w:val="left" w:pos="3360"/>
-                <w:tab w:val="left" w:pos="3920"/>
-                <w:tab w:val="left" w:pos="4480"/>
-                <w:tab w:val="left" w:pos="5040"/>
-                <w:tab w:val="left" w:pos="5600"/>
-                <w:tab w:val="left" w:pos="6160"/>
-                <w:tab w:val="left" w:pos="6720"/>
-              </w:tabs>
-              <w:autoSpaceDE w:val="0"/>
-              <w:autoSpaceDN w:val="0"/>
-              <w:adjustRightInd w:val="0"/>
-              <w:spacing w:after="0" w:line="240" w:lineRule="auto"/>
-              <w:rPr>
-                <w:rFonts w:ascii="Helvetica" w:hAnsi="Helvetica" w:cs="Helvetica"/>
-                <w:kern w:val="0"/>
-                <w:lang w:val="en-US"/>
-              </w:rPr>
-            </w:pPr>
-            <w:r>
-              <w:rPr>
-                <w:rFonts w:ascii="Helvetica" w:hAnsi="Helvetica" w:cs="Helvetica"/>
-                <w:kern w:val="0"/>
-                <w:lang w:val="en-US"/>
-              </w:rPr>
-              <w:t># Mean Time Between Failure (MTBF)</w:t>
-            </w:r>
-          </w:p>
-        </w:tc>
-      </w:tr>
-      <w:tr>
-        <w:tblPrEx>
-          <w:tblCellMar>
-            <w:top w:w="0" w:type="dxa"/>
-            <w:bottom w:w="0" w:type="dxa"/>
-          </w:tblCellMar>
-        </w:tblPrEx>
-        <w:tc>
-          <w:tcPr>
-            <w:tcW w:w="4428" w:type="dxa"/>
-            <w:tcBorders>
-              <w:top w:val="none" w:sz="6" w:space="0" w:color="auto"/>
-              <w:left w:val="none" w:sz="6" w:space="0" w:color="auto"/>
-              <w:bottom w:val="none" w:sz="6" w:space="0" w:color="auto"/>
-              <w:right w:val="none" w:sz="6" w:space="0" w:color="auto"/>
-            </w:tcBorders>
-          </w:tcPr>
-          <w:p>
-            <w:pPr>
-              <w:rPr>
-                <w:rFonts w:ascii="Helvetica" w:hAnsi="Helvetica" w:cs="Helvetica"/>
-                <w:kern w:val="0"/>
-                <w:lang w:val="en-US"/>
-              </w:rPr>
-            </w:pPr>
-            <w:r>
-              <w:rPr>
-                <w:rFonts w:ascii="Helvetica" w:hAnsi="Helvetica" w:cs="Helvetica"/>
-                <w:kern w:val="0"/>
-                <w:lang w:val="en-US"/>
-              </w:rPr>
-              <w:t>KPI216</w:t>
-            </w:r>
-          </w:p>
-        </w:tc>
-        <w:tc>
-          <w:tcPr>
-            <w:tcW w:w="4320" w:type="dxa"/>
-            <w:tcBorders>
-              <w:top w:val="none" w:sz="6" w:space="0" w:color="auto"/>
-              <w:left w:val="none" w:sz="6" w:space="0" w:color="auto"/>
-              <w:bottom w:val="none" w:sz="6" w:space="0" w:color="auto"/>
-              <w:right w:val="none" w:sz="6" w:space="0" w:color="auto"/>
-            </w:tcBorders>
-          </w:tcPr>
-          <w:p>
-            <w:pPr>
-              <w:tabs>
-                <w:tab w:val="left" w:pos="560"/>
-                <w:tab w:val="left" w:pos="1120"/>
-                <w:tab w:val="left" w:pos="1680"/>
-                <w:tab w:val="left" w:pos="2240"/>
-                <w:tab w:val="left" w:pos="2800"/>
-                <w:tab w:val="left" w:pos="3360"/>
-                <w:tab w:val="left" w:pos="3920"/>
-                <w:tab w:val="left" w:pos="4480"/>
-                <w:tab w:val="left" w:pos="5040"/>
-                <w:tab w:val="left" w:pos="5600"/>
-                <w:tab w:val="left" w:pos="6160"/>
-                <w:tab w:val="left" w:pos="6720"/>
-              </w:tabs>
-              <w:autoSpaceDE w:val="0"/>
-              <w:autoSpaceDN w:val="0"/>
-              <w:adjustRightInd w:val="0"/>
-              <w:spacing w:after="0" w:line="240" w:lineRule="auto"/>
-              <w:rPr>
-                <w:rFonts w:ascii="Helvetica" w:hAnsi="Helvetica" w:cs="Helvetica"/>
-                <w:kern w:val="0"/>
-                <w:lang w:val="en-US"/>
-              </w:rPr>
-            </w:pPr>
-            <w:r>
-              <w:rPr>
-                <w:rFonts w:ascii="Helvetica" w:hAnsi="Helvetica" w:cs="Helvetica"/>
-                <w:kern w:val="0"/>
-                <w:lang w:val="en-US"/>
-              </w:rPr>
-              <w:t xml:space="preserve"># Mean Time </w:t>
-            </w:r>
-            <w:proofErr w:type="gramStart"/>
-            <w:r>
-              <w:rPr>
-                <w:rFonts w:ascii="Helvetica" w:hAnsi="Helvetica" w:cs="Helvetica"/>
-                <w:kern w:val="0"/>
-                <w:lang w:val="en-US"/>
-              </w:rPr>
-              <w:t>To</w:t>
-            </w:r>
-            <w:proofErr w:type="gramEnd"/>
-            <w:r>
-              <w:rPr>
-                <w:rFonts w:ascii="Helvetica" w:hAnsi="Helvetica" w:cs="Helvetica"/>
-                <w:kern w:val="0"/>
-                <w:lang w:val="en-US"/>
-              </w:rPr>
-              <w:t xml:space="preserve"> Repair (MTTR)</w:t>
-            </w:r>
-          </w:p>
-        </w:tc>
-      </w:tr>
-      <w:tr>
-        <w:tblPrEx>
-          <w:tblCellMar>
-            <w:top w:w="0" w:type="dxa"/>
-            <w:bottom w:w="0" w:type="dxa"/>
-          </w:tblCellMar>
-        </w:tblPrEx>
-        <w:tc>
-          <w:tcPr>
-            <w:tcW w:w="4428" w:type="dxa"/>
-            <w:tcBorders>
-              <w:top w:val="none" w:sz="6" w:space="0" w:color="auto"/>
-              <w:left w:val="none" w:sz="6" w:space="0" w:color="auto"/>
-              <w:bottom w:val="none" w:sz="6" w:space="0" w:color="auto"/>
-              <w:right w:val="none" w:sz="6" w:space="0" w:color="auto"/>
-            </w:tcBorders>
-          </w:tcPr>
-          <w:p>
-            <w:pPr>
-              <w:rPr>
-                <w:rFonts w:ascii="Helvetica" w:hAnsi="Helvetica" w:cs="Helvetica"/>
-                <w:kern w:val="0"/>
-                <w:lang w:val="en-US"/>
-              </w:rPr>
-            </w:pPr>
-            <w:r>
-              <w:rPr>
-                <w:rFonts w:ascii="Helvetica" w:hAnsi="Helvetica" w:cs="Helvetica"/>
-                <w:kern w:val="0"/>
-                <w:lang w:val="en-US"/>
-              </w:rPr>
-              <w:t>KPI217</w:t>
-            </w:r>
-          </w:p>
-        </w:tc>
-        <w:tc>
-          <w:tcPr>
-            <w:tcW w:w="4320" w:type="dxa"/>
-            <w:tcBorders>
-              <w:top w:val="none" w:sz="6" w:space="0" w:color="auto"/>
-              <w:left w:val="none" w:sz="6" w:space="0" w:color="auto"/>
-              <w:bottom w:val="none" w:sz="6" w:space="0" w:color="auto"/>
-              <w:right w:val="none" w:sz="6" w:space="0" w:color="auto"/>
-            </w:tcBorders>
-          </w:tcPr>
-          <w:p>
-            <w:pPr>
-              <w:tabs>
-                <w:tab w:val="left" w:pos="560"/>
-                <w:tab w:val="left" w:pos="1120"/>
-                <w:tab w:val="left" w:pos="1680"/>
-                <w:tab w:val="left" w:pos="2240"/>
-                <w:tab w:val="left" w:pos="2800"/>
-                <w:tab w:val="left" w:pos="3360"/>
-                <w:tab w:val="left" w:pos="3920"/>
-                <w:tab w:val="left" w:pos="4480"/>
-                <w:tab w:val="left" w:pos="5040"/>
-                <w:tab w:val="left" w:pos="5600"/>
-                <w:tab w:val="left" w:pos="6160"/>
-                <w:tab w:val="left" w:pos="6720"/>
-              </w:tabs>
-              <w:autoSpaceDE w:val="0"/>
-              <w:autoSpaceDN w:val="0"/>
-              <w:adjustRightInd w:val="0"/>
-              <w:spacing w:after="0" w:line="240" w:lineRule="auto"/>
-              <w:rPr>
-                <w:rFonts w:ascii="Helvetica" w:hAnsi="Helvetica" w:cs="Helvetica"/>
-                <w:kern w:val="0"/>
-                <w:lang w:val="en-US"/>
-              </w:rPr>
-            </w:pPr>
-            <w:r>
-              <w:rPr>
-                <w:rFonts w:ascii="Helvetica" w:hAnsi="Helvetica" w:cs="Helvetica"/>
-                <w:kern w:val="0"/>
-                <w:lang w:val="en-US"/>
-              </w:rPr>
-              <w:t>% Advanced Process Control (APC) Utilization</w:t>
-            </w:r>
-          </w:p>
-        </w:tc>
-      </w:tr>
-      <w:tr>
-        <w:tblPrEx>
-          <w:tblCellMar>
-            <w:top w:w="0" w:type="dxa"/>
-            <w:bottom w:w="0" w:type="dxa"/>
-          </w:tblCellMar>
-        </w:tblPrEx>
-        <w:tc>
-          <w:tcPr>
-            <w:tcW w:w="4428" w:type="dxa"/>
-            <w:tcBorders>
-              <w:top w:val="none" w:sz="6" w:space="0" w:color="auto"/>
-              <w:left w:val="none" w:sz="6" w:space="0" w:color="auto"/>
-              <w:bottom w:val="none" w:sz="6" w:space="0" w:color="auto"/>
-              <w:right w:val="none" w:sz="6" w:space="0" w:color="auto"/>
-            </w:tcBorders>
-          </w:tcPr>
-          <w:p>
-            <w:pPr>
-              <w:rPr>
-                <w:rFonts w:ascii="Helvetica" w:hAnsi="Helvetica" w:cs="Helvetica"/>
-                <w:kern w:val="0"/>
-                <w:lang w:val="en-US"/>
-              </w:rPr>
-            </w:pPr>
-            <w:r>
-              <w:rPr>
-                <w:rFonts w:ascii="Helvetica" w:hAnsi="Helvetica" w:cs="Helvetica"/>
-                <w:kern w:val="0"/>
-                <w:lang w:val="en-US"/>
-              </w:rPr>
-              <w:t>KPI218</w:t>
-            </w:r>
-          </w:p>
-        </w:tc>
-        <w:tc>
-          <w:tcPr>
-            <w:tcW w:w="4320" w:type="dxa"/>
-            <w:tcBorders>
-              <w:top w:val="none" w:sz="6" w:space="0" w:color="auto"/>
-              <w:left w:val="none" w:sz="6" w:space="0" w:color="auto"/>
-              <w:bottom w:val="none" w:sz="6" w:space="0" w:color="auto"/>
-              <w:right w:val="none" w:sz="6" w:space="0" w:color="auto"/>
-            </w:tcBorders>
-          </w:tcPr>
-          <w:p>
-            <w:pPr>
-              <w:tabs>
-                <w:tab w:val="left" w:pos="560"/>
-                <w:tab w:val="left" w:pos="1120"/>
-                <w:tab w:val="left" w:pos="1680"/>
-                <w:tab w:val="left" w:pos="2240"/>
-                <w:tab w:val="left" w:pos="2800"/>
-                <w:tab w:val="left" w:pos="3360"/>
-                <w:tab w:val="left" w:pos="3920"/>
-                <w:tab w:val="left" w:pos="4480"/>
-                <w:tab w:val="left" w:pos="5040"/>
-                <w:tab w:val="left" w:pos="5600"/>
-                <w:tab w:val="left" w:pos="6160"/>
-                <w:tab w:val="left" w:pos="6720"/>
-              </w:tabs>
-              <w:autoSpaceDE w:val="0"/>
-              <w:autoSpaceDN w:val="0"/>
-              <w:adjustRightInd w:val="0"/>
-              <w:spacing w:after="0" w:line="240" w:lineRule="auto"/>
-              <w:rPr>
-                <w:rFonts w:ascii="Helvetica" w:hAnsi="Helvetica" w:cs="Helvetica"/>
-                <w:kern w:val="0"/>
-                <w:lang w:val="en-US"/>
-              </w:rPr>
-            </w:pPr>
-            <w:r>
-              <w:rPr>
-                <w:rFonts w:ascii="Helvetica" w:hAnsi="Helvetica" w:cs="Helvetica"/>
-                <w:kern w:val="0"/>
-                <w:lang w:val="en-US"/>
-              </w:rPr>
-              <w:t>% Furnace Availability</w:t>
-            </w:r>
-          </w:p>
-        </w:tc>
-      </w:tr>
-      <w:tr>
-        <w:tblPrEx>
-          <w:tblCellMar>
-            <w:top w:w="0" w:type="dxa"/>
-            <w:bottom w:w="0" w:type="dxa"/>
-          </w:tblCellMar>
-        </w:tblPrEx>
-        <w:tc>
-          <w:tcPr>
-            <w:tcW w:w="4428" w:type="dxa"/>
-            <w:tcBorders>
-              <w:top w:val="none" w:sz="6" w:space="0" w:color="auto"/>
-              <w:left w:val="none" w:sz="6" w:space="0" w:color="auto"/>
-              <w:bottom w:val="none" w:sz="6" w:space="0" w:color="auto"/>
-              <w:right w:val="none" w:sz="6" w:space="0" w:color="auto"/>
-            </w:tcBorders>
-          </w:tcPr>
-          <w:p>
-            <w:pPr>
-              <w:rPr>
-                <w:rFonts w:ascii="Helvetica" w:hAnsi="Helvetica" w:cs="Helvetica"/>
-                <w:kern w:val="0"/>
-                <w:lang w:val="en-US"/>
-              </w:rPr>
-            </w:pPr>
-            <w:r>
-              <w:rPr>
-                <w:rFonts w:ascii="Helvetica" w:hAnsi="Helvetica" w:cs="Helvetica"/>
-                <w:kern w:val="0"/>
-                <w:lang w:val="en-US"/>
-              </w:rPr>
-              <w:t>KPI219</w:t>
-            </w:r>
-          </w:p>
-        </w:tc>
-        <w:tc>
-          <w:tcPr>
-            <w:tcW w:w="4320" w:type="dxa"/>
-            <w:tcBorders>
-              <w:top w:val="none" w:sz="6" w:space="0" w:color="auto"/>
-              <w:left w:val="none" w:sz="6" w:space="0" w:color="auto"/>
-              <w:bottom w:val="none" w:sz="6" w:space="0" w:color="auto"/>
-              <w:right w:val="none" w:sz="6" w:space="0" w:color="auto"/>
-            </w:tcBorders>
-          </w:tcPr>
-          <w:p>
-            <w:pPr>
-              <w:tabs>
-                <w:tab w:val="left" w:pos="560"/>
-                <w:tab w:val="left" w:pos="1120"/>
-                <w:tab w:val="left" w:pos="1680"/>
-                <w:tab w:val="left" w:pos="2240"/>
-                <w:tab w:val="left" w:pos="2800"/>
-                <w:tab w:val="left" w:pos="3360"/>
-                <w:tab w:val="left" w:pos="3920"/>
-                <w:tab w:val="left" w:pos="4480"/>
-                <w:tab w:val="left" w:pos="5040"/>
-                <w:tab w:val="left" w:pos="5600"/>
-                <w:tab w:val="left" w:pos="6160"/>
-                <w:tab w:val="left" w:pos="6720"/>
-              </w:tabs>
-              <w:autoSpaceDE w:val="0"/>
-              <w:autoSpaceDN w:val="0"/>
-              <w:adjustRightInd w:val="0"/>
-              <w:spacing w:after="0" w:line="240" w:lineRule="auto"/>
-              <w:rPr>
-                <w:rFonts w:ascii="Helvetica" w:hAnsi="Helvetica" w:cs="Helvetica"/>
-                <w:kern w:val="0"/>
-                <w:lang w:val="en-US"/>
-              </w:rPr>
-            </w:pPr>
-            <w:r>
-              <w:rPr>
-                <w:rFonts w:ascii="Helvetica" w:hAnsi="Helvetica" w:cs="Helvetica"/>
-                <w:kern w:val="0"/>
-                <w:lang w:val="en-US"/>
-              </w:rPr>
               <w:t>% Assets at Best Quartile</w:t>
             </w:r>
           </w:p>
         </w:tc>
       </w:tr>
       <w:tr>
-        <w:tblPrEx>
-          <w:tblCellMar>
-            <w:top w:w="0" w:type="dxa"/>
-            <w:bottom w:w="0" w:type="dxa"/>
-          </w:tblCellMar>
-        </w:tblPrEx>
         <w:tc>
           <w:tcPr>
             <w:tcW w:w="8748" w:type="dxa"/>
@@ -8789,12 +8485,6 @@
         </w:tc>
       </w:tr>
       <w:tr>
-        <w:tblPrEx>
-          <w:tblCellMar>
-            <w:top w:w="0" w:type="dxa"/>
-            <w:bottom w:w="0" w:type="dxa"/>
-          </w:tblCellMar>
-        </w:tblPrEx>
         <w:tc>
           <w:tcPr>
             <w:tcW w:w="4428" w:type="dxa"/>
@@ -8809,13 +8499,15 @@
             <w:pPr>
               <w:rPr>
                 <w:rFonts w:ascii="Helvetica" w:hAnsi="Helvetica" w:cs="Helvetica"/>
-                <w:kern w:val="0"/>
-                <w:lang w:val="en-US"/>
-              </w:rPr>
-            </w:pPr>
-            <w:r>
-              <w:rPr>
-                <w:rFonts w:ascii="Helvetica" w:hAnsi="Helvetica" w:cs="Helvetica"/>
+                <w:color w:val="EE0000"/>
+                <w:kern w:val="0"/>
+                <w:lang w:val="en-US"/>
+              </w:rPr>
+            </w:pPr>
+            <w:r>
+              <w:rPr>
+                <w:rFonts w:ascii="Helvetica" w:hAnsi="Helvetica" w:cs="Helvetica"/>
+                <w:color w:val="EE0000"/>
                 <w:kern w:val="0"/>
                 <w:lang w:val="en-US"/>
               </w:rPr>
@@ -8855,13 +8547,15 @@
               <w:spacing w:after="0" w:line="240" w:lineRule="auto"/>
               <w:rPr>
                 <w:rFonts w:ascii="Helvetica" w:hAnsi="Helvetica" w:cs="Helvetica"/>
-                <w:kern w:val="0"/>
-                <w:lang w:val="en-US"/>
-              </w:rPr>
-            </w:pPr>
-            <w:r>
-              <w:rPr>
-                <w:rFonts w:ascii="Helvetica" w:hAnsi="Helvetica" w:cs="Helvetica"/>
+                <w:color w:val="EE0000"/>
+                <w:kern w:val="0"/>
+                <w:lang w:val="en-US"/>
+              </w:rPr>
+            </w:pPr>
+            <w:r>
+              <w:rPr>
+                <w:rFonts w:ascii="Helvetica" w:hAnsi="Helvetica" w:cs="Helvetica"/>
+                <w:color w:val="EE0000"/>
                 <w:kern w:val="0"/>
                 <w:lang w:val="en-US"/>
               </w:rPr>
@@ -8871,12 +8565,6 @@
         </w:tc>
       </w:tr>
       <w:tr>
-        <w:tblPrEx>
-          <w:tblCellMar>
-            <w:top w:w="0" w:type="dxa"/>
-            <w:bottom w:w="0" w:type="dxa"/>
-          </w:tblCellMar>
-        </w:tblPrEx>
         <w:tc>
           <w:tcPr>
             <w:tcW w:w="4428" w:type="dxa"/>
@@ -8891,17 +8579,18 @@
             <w:pPr>
               <w:rPr>
                 <w:rFonts w:ascii="Helvetica" w:hAnsi="Helvetica" w:cs="Helvetica"/>
-                <w:kern w:val="0"/>
-                <w:lang w:val="en-US"/>
-              </w:rPr>
-            </w:pPr>
-            <w:r>
-              <w:rPr>
-                <w:rFonts w:ascii="Helvetica" w:hAnsi="Helvetica" w:cs="Helvetica"/>
-                <w:kern w:val="0"/>
-                <w:lang w:val="en-US"/>
-              </w:rPr>
-              <w:lastRenderedPageBreak/>
+                <w:color w:val="EE0000"/>
+                <w:kern w:val="0"/>
+                <w:lang w:val="en-US"/>
+              </w:rPr>
+            </w:pPr>
+            <w:r>
+              <w:rPr>
+                <w:rFonts w:ascii="Helvetica" w:hAnsi="Helvetica" w:cs="Helvetica"/>
+                <w:color w:val="EE0000"/>
+                <w:kern w:val="0"/>
+                <w:lang w:val="en-US"/>
+              </w:rPr>
               <w:t>KPI130</w:t>
             </w:r>
           </w:p>
@@ -8938,13 +8627,15 @@
               <w:spacing w:after="0" w:line="240" w:lineRule="auto"/>
               <w:rPr>
                 <w:rFonts w:ascii="Helvetica" w:hAnsi="Helvetica" w:cs="Helvetica"/>
-                <w:kern w:val="0"/>
-                <w:lang w:val="en-US"/>
-              </w:rPr>
-            </w:pPr>
-            <w:r>
-              <w:rPr>
-                <w:rFonts w:ascii="Helvetica" w:hAnsi="Helvetica" w:cs="Helvetica"/>
+                <w:color w:val="EE0000"/>
+                <w:kern w:val="0"/>
+                <w:lang w:val="en-US"/>
+              </w:rPr>
+            </w:pPr>
+            <w:r>
+              <w:rPr>
+                <w:rFonts w:ascii="Helvetica" w:hAnsi="Helvetica" w:cs="Helvetica"/>
+                <w:color w:val="EE0000"/>
                 <w:kern w:val="0"/>
                 <w:lang w:val="en-US"/>
               </w:rPr>
@@ -8954,12 +8645,6 @@
         </w:tc>
       </w:tr>
       <w:tr>
-        <w:tblPrEx>
-          <w:tblCellMar>
-            <w:top w:w="0" w:type="dxa"/>
-            <w:bottom w:w="0" w:type="dxa"/>
-          </w:tblCellMar>
-        </w:tblPrEx>
         <w:tc>
           <w:tcPr>
             <w:tcW w:w="4428" w:type="dxa"/>
@@ -8974,13 +8659,15 @@
             <w:pPr>
               <w:rPr>
                 <w:rFonts w:ascii="Helvetica" w:hAnsi="Helvetica" w:cs="Helvetica"/>
-                <w:kern w:val="0"/>
-                <w:lang w:val="en-US"/>
-              </w:rPr>
-            </w:pPr>
-            <w:r>
-              <w:rPr>
-                <w:rFonts w:ascii="Helvetica" w:hAnsi="Helvetica" w:cs="Helvetica"/>
+                <w:color w:val="EE0000"/>
+                <w:kern w:val="0"/>
+                <w:lang w:val="en-US"/>
+              </w:rPr>
+            </w:pPr>
+            <w:r>
+              <w:rPr>
+                <w:rFonts w:ascii="Helvetica" w:hAnsi="Helvetica" w:cs="Helvetica"/>
+                <w:color w:val="EE0000"/>
                 <w:kern w:val="0"/>
                 <w:lang w:val="en-US"/>
               </w:rPr>
@@ -9020,13 +8707,15 @@
               <w:spacing w:after="0" w:line="240" w:lineRule="auto"/>
               <w:rPr>
                 <w:rFonts w:ascii="Helvetica" w:hAnsi="Helvetica" w:cs="Helvetica"/>
-                <w:kern w:val="0"/>
-                <w:lang w:val="en-US"/>
-              </w:rPr>
-            </w:pPr>
-            <w:r>
-              <w:rPr>
-                <w:rFonts w:ascii="Helvetica" w:hAnsi="Helvetica" w:cs="Helvetica"/>
+                <w:color w:val="EE0000"/>
+                <w:kern w:val="0"/>
+                <w:lang w:val="en-US"/>
+              </w:rPr>
+            </w:pPr>
+            <w:r>
+              <w:rPr>
+                <w:rFonts w:ascii="Helvetica" w:hAnsi="Helvetica" w:cs="Helvetica"/>
+                <w:color w:val="EE0000"/>
                 <w:kern w:val="0"/>
                 <w:lang w:val="en-US"/>
               </w:rPr>
@@ -9036,12 +8725,6 @@
         </w:tc>
       </w:tr>
       <w:tr>
-        <w:tblPrEx>
-          <w:tblCellMar>
-            <w:top w:w="0" w:type="dxa"/>
-            <w:bottom w:w="0" w:type="dxa"/>
-          </w:tblCellMar>
-        </w:tblPrEx>
         <w:tc>
           <w:tcPr>
             <w:tcW w:w="4428" w:type="dxa"/>
@@ -9056,13 +8739,15 @@
             <w:pPr>
               <w:rPr>
                 <w:rFonts w:ascii="Helvetica" w:hAnsi="Helvetica" w:cs="Helvetica"/>
-                <w:kern w:val="0"/>
-                <w:lang w:val="en-US"/>
-              </w:rPr>
-            </w:pPr>
-            <w:r>
-              <w:rPr>
-                <w:rFonts w:ascii="Helvetica" w:hAnsi="Helvetica" w:cs="Helvetica"/>
+                <w:color w:val="EE0000"/>
+                <w:kern w:val="0"/>
+                <w:lang w:val="en-US"/>
+              </w:rPr>
+            </w:pPr>
+            <w:r>
+              <w:rPr>
+                <w:rFonts w:ascii="Helvetica" w:hAnsi="Helvetica" w:cs="Helvetica"/>
+                <w:color w:val="EE0000"/>
                 <w:kern w:val="0"/>
                 <w:lang w:val="en-US"/>
               </w:rPr>
@@ -9102,13 +8787,15 @@
               <w:spacing w:after="0" w:line="240" w:lineRule="auto"/>
               <w:rPr>
                 <w:rFonts w:ascii="Helvetica" w:hAnsi="Helvetica" w:cs="Helvetica"/>
-                <w:kern w:val="0"/>
-                <w:lang w:val="en-US"/>
-              </w:rPr>
-            </w:pPr>
-            <w:r>
-              <w:rPr>
-                <w:rFonts w:ascii="Helvetica" w:hAnsi="Helvetica" w:cs="Helvetica"/>
+                <w:color w:val="EE0000"/>
+                <w:kern w:val="0"/>
+                <w:lang w:val="en-US"/>
+              </w:rPr>
+            </w:pPr>
+            <w:r>
+              <w:rPr>
+                <w:rFonts w:ascii="Helvetica" w:hAnsi="Helvetica" w:cs="Helvetica"/>
+                <w:color w:val="EE0000"/>
                 <w:kern w:val="0"/>
                 <w:lang w:val="en-US"/>
               </w:rPr>
@@ -9118,12 +8805,6 @@
         </w:tc>
       </w:tr>
       <w:tr>
-        <w:tblPrEx>
-          <w:tblCellMar>
-            <w:top w:w="0" w:type="dxa"/>
-            <w:bottom w:w="0" w:type="dxa"/>
-          </w:tblCellMar>
-        </w:tblPrEx>
         <w:tc>
           <w:tcPr>
             <w:tcW w:w="4428" w:type="dxa"/>
@@ -9138,13 +8819,15 @@
             <w:pPr>
               <w:rPr>
                 <w:rFonts w:ascii="Helvetica" w:hAnsi="Helvetica" w:cs="Helvetica"/>
-                <w:kern w:val="0"/>
-                <w:lang w:val="en-US"/>
-              </w:rPr>
-            </w:pPr>
-            <w:r>
-              <w:rPr>
-                <w:rFonts w:ascii="Helvetica" w:hAnsi="Helvetica" w:cs="Helvetica"/>
+                <w:color w:val="EE0000"/>
+                <w:kern w:val="0"/>
+                <w:lang w:val="en-US"/>
+              </w:rPr>
+            </w:pPr>
+            <w:r>
+              <w:rPr>
+                <w:rFonts w:ascii="Helvetica" w:hAnsi="Helvetica" w:cs="Helvetica"/>
+                <w:color w:val="EE0000"/>
                 <w:kern w:val="0"/>
                 <w:lang w:val="en-US"/>
               </w:rPr>
@@ -9184,13 +8867,15 @@
               <w:spacing w:after="0" w:line="240" w:lineRule="auto"/>
               <w:rPr>
                 <w:rFonts w:ascii="Helvetica" w:hAnsi="Helvetica" w:cs="Helvetica"/>
-                <w:kern w:val="0"/>
-                <w:lang w:val="en-US"/>
-              </w:rPr>
-            </w:pPr>
-            <w:r>
-              <w:rPr>
-                <w:rFonts w:ascii="Helvetica" w:hAnsi="Helvetica" w:cs="Helvetica"/>
+                <w:color w:val="EE0000"/>
+                <w:kern w:val="0"/>
+                <w:lang w:val="en-US"/>
+              </w:rPr>
+            </w:pPr>
+            <w:r>
+              <w:rPr>
+                <w:rFonts w:ascii="Helvetica" w:hAnsi="Helvetica" w:cs="Helvetica"/>
+                <w:color w:val="EE0000"/>
                 <w:kern w:val="0"/>
                 <w:lang w:val="en-US"/>
               </w:rPr>
@@ -9200,12 +8885,6 @@
         </w:tc>
       </w:tr>
       <w:tr>
-        <w:tblPrEx>
-          <w:tblCellMar>
-            <w:top w:w="0" w:type="dxa"/>
-            <w:bottom w:w="0" w:type="dxa"/>
-          </w:tblCellMar>
-        </w:tblPrEx>
         <w:tc>
           <w:tcPr>
             <w:tcW w:w="4428" w:type="dxa"/>
@@ -9220,13 +8899,15 @@
             <w:pPr>
               <w:rPr>
                 <w:rFonts w:ascii="Helvetica" w:hAnsi="Helvetica" w:cs="Helvetica"/>
-                <w:kern w:val="0"/>
-                <w:lang w:val="en-US"/>
-              </w:rPr>
-            </w:pPr>
-            <w:r>
-              <w:rPr>
-                <w:rFonts w:ascii="Helvetica" w:hAnsi="Helvetica" w:cs="Helvetica"/>
+                <w:color w:val="EE0000"/>
+                <w:kern w:val="0"/>
+                <w:lang w:val="en-US"/>
+              </w:rPr>
+            </w:pPr>
+            <w:r>
+              <w:rPr>
+                <w:rFonts w:ascii="Helvetica" w:hAnsi="Helvetica" w:cs="Helvetica"/>
+                <w:color w:val="EE0000"/>
                 <w:kern w:val="0"/>
                 <w:lang w:val="en-US"/>
               </w:rPr>
@@ -9266,13 +8947,15 @@
               <w:spacing w:after="0" w:line="240" w:lineRule="auto"/>
               <w:rPr>
                 <w:rFonts w:ascii="Helvetica" w:hAnsi="Helvetica" w:cs="Helvetica"/>
-                <w:kern w:val="0"/>
-                <w:lang w:val="en-US"/>
-              </w:rPr>
-            </w:pPr>
-            <w:r>
-              <w:rPr>
-                <w:rFonts w:ascii="Helvetica" w:hAnsi="Helvetica" w:cs="Helvetica"/>
+                <w:color w:val="EE0000"/>
+                <w:kern w:val="0"/>
+                <w:lang w:val="en-US"/>
+              </w:rPr>
+            </w:pPr>
+            <w:r>
+              <w:rPr>
+                <w:rFonts w:ascii="Helvetica" w:hAnsi="Helvetica" w:cs="Helvetica"/>
+                <w:color w:val="EE0000"/>
                 <w:kern w:val="0"/>
                 <w:lang w:val="en-US"/>
               </w:rPr>
@@ -9282,12 +8965,6 @@
         </w:tc>
       </w:tr>
       <w:tr>
-        <w:tblPrEx>
-          <w:tblCellMar>
-            <w:top w:w="0" w:type="dxa"/>
-            <w:bottom w:w="0" w:type="dxa"/>
-          </w:tblCellMar>
-        </w:tblPrEx>
         <w:tc>
           <w:tcPr>
             <w:tcW w:w="4428" w:type="dxa"/>
@@ -9364,12 +9041,6 @@
         </w:tc>
       </w:tr>
       <w:tr>
-        <w:tblPrEx>
-          <w:tblCellMar>
-            <w:top w:w="0" w:type="dxa"/>
-            <w:bottom w:w="0" w:type="dxa"/>
-          </w:tblCellMar>
-        </w:tblPrEx>
         <w:tc>
           <w:tcPr>
             <w:tcW w:w="4428" w:type="dxa"/>
@@ -9446,12 +9117,6 @@
         </w:tc>
       </w:tr>
       <w:tr>
-        <w:tblPrEx>
-          <w:tblCellMar>
-            <w:top w:w="0" w:type="dxa"/>
-            <w:bottom w:w="0" w:type="dxa"/>
-          </w:tblCellMar>
-        </w:tblPrEx>
         <w:tc>
           <w:tcPr>
             <w:tcW w:w="4428" w:type="dxa"/>
@@ -9528,12 +9193,6 @@
         </w:tc>
       </w:tr>
       <w:tr>
-        <w:tblPrEx>
-          <w:tblCellMar>
-            <w:top w:w="0" w:type="dxa"/>
-            <w:bottom w:w="0" w:type="dxa"/>
-          </w:tblCellMar>
-        </w:tblPrEx>
         <w:tc>
           <w:tcPr>
             <w:tcW w:w="4428" w:type="dxa"/>
@@ -9610,12 +9269,6 @@
         </w:tc>
       </w:tr>
       <w:tr>
-        <w:tblPrEx>
-          <w:tblCellMar>
-            <w:top w:w="0" w:type="dxa"/>
-            <w:bottom w:w="0" w:type="dxa"/>
-          </w:tblCellMar>
-        </w:tblPrEx>
         <w:tc>
           <w:tcPr>
             <w:tcW w:w="8748" w:type="dxa"/>
@@ -9669,12 +9322,6 @@
         </w:tc>
       </w:tr>
       <w:tr>
-        <w:tblPrEx>
-          <w:tblCellMar>
-            <w:top w:w="0" w:type="dxa"/>
-            <w:bottom w:w="0" w:type="dxa"/>
-          </w:tblCellMar>
-        </w:tblPrEx>
         <w:tc>
           <w:tcPr>
             <w:tcW w:w="4428" w:type="dxa"/>
@@ -9707,13 +9354,15 @@
               <w:spacing w:after="0" w:line="240" w:lineRule="auto"/>
               <w:rPr>
                 <w:rFonts w:ascii="Helvetica" w:hAnsi="Helvetica" w:cs="Helvetica"/>
-                <w:kern w:val="0"/>
-                <w:lang w:val="en-US"/>
-              </w:rPr>
-            </w:pPr>
-            <w:r>
-              <w:rPr>
-                <w:rFonts w:ascii="Helvetica" w:hAnsi="Helvetica" w:cs="Helvetica"/>
+                <w:color w:val="EE0000"/>
+                <w:kern w:val="0"/>
+                <w:lang w:val="en-US"/>
+              </w:rPr>
+            </w:pPr>
+            <w:r>
+              <w:rPr>
+                <w:rFonts w:ascii="Helvetica" w:hAnsi="Helvetica" w:cs="Helvetica"/>
+                <w:color w:val="EE0000"/>
                 <w:kern w:val="0"/>
                 <w:lang w:val="en-US"/>
               </w:rPr>
@@ -9753,13 +9402,15 @@
               <w:spacing w:after="0" w:line="240" w:lineRule="auto"/>
               <w:rPr>
                 <w:rFonts w:ascii="Helvetica" w:hAnsi="Helvetica" w:cs="Helvetica"/>
-                <w:kern w:val="0"/>
-                <w:lang w:val="en-US"/>
-              </w:rPr>
-            </w:pPr>
-            <w:r>
-              <w:rPr>
-                <w:rFonts w:ascii="Helvetica" w:hAnsi="Helvetica" w:cs="Helvetica"/>
+                <w:color w:val="EE0000"/>
+                <w:kern w:val="0"/>
+                <w:lang w:val="en-US"/>
+              </w:rPr>
+            </w:pPr>
+            <w:r>
+              <w:rPr>
+                <w:rFonts w:ascii="Helvetica" w:hAnsi="Helvetica" w:cs="Helvetica"/>
+                <w:color w:val="EE0000"/>
                 <w:kern w:val="0"/>
                 <w:lang w:val="en-US"/>
               </w:rPr>
@@ -9769,12 +9420,6 @@
         </w:tc>
       </w:tr>
       <w:tr>
-        <w:tblPrEx>
-          <w:tblCellMar>
-            <w:top w:w="0" w:type="dxa"/>
-            <w:bottom w:w="0" w:type="dxa"/>
-          </w:tblCellMar>
-        </w:tblPrEx>
         <w:tc>
           <w:tcPr>
             <w:tcW w:w="4428" w:type="dxa"/>
@@ -9807,13 +9452,15 @@
               <w:spacing w:after="0" w:line="240" w:lineRule="auto"/>
               <w:rPr>
                 <w:rFonts w:ascii="Helvetica" w:hAnsi="Helvetica" w:cs="Helvetica"/>
-                <w:kern w:val="0"/>
-                <w:lang w:val="en-US"/>
-              </w:rPr>
-            </w:pPr>
-            <w:r>
-              <w:rPr>
-                <w:rFonts w:ascii="Helvetica" w:hAnsi="Helvetica" w:cs="Helvetica"/>
+                <w:color w:val="EE0000"/>
+                <w:kern w:val="0"/>
+                <w:lang w:val="en-US"/>
+              </w:rPr>
+            </w:pPr>
+            <w:r>
+              <w:rPr>
+                <w:rFonts w:ascii="Helvetica" w:hAnsi="Helvetica" w:cs="Helvetica"/>
+                <w:color w:val="EE0000"/>
                 <w:kern w:val="0"/>
                 <w:lang w:val="en-US"/>
               </w:rPr>
@@ -9853,13 +9500,15 @@
               <w:spacing w:after="0" w:line="240" w:lineRule="auto"/>
               <w:rPr>
                 <w:rFonts w:ascii="Helvetica" w:hAnsi="Helvetica" w:cs="Helvetica"/>
-                <w:kern w:val="0"/>
-                <w:lang w:val="en-US"/>
-              </w:rPr>
-            </w:pPr>
-            <w:r>
-              <w:rPr>
-                <w:rFonts w:ascii="Helvetica" w:hAnsi="Helvetica" w:cs="Helvetica"/>
+                <w:color w:val="EE0000"/>
+                <w:kern w:val="0"/>
+                <w:lang w:val="en-US"/>
+              </w:rPr>
+            </w:pPr>
+            <w:r>
+              <w:rPr>
+                <w:rFonts w:ascii="Helvetica" w:hAnsi="Helvetica" w:cs="Helvetica"/>
+                <w:color w:val="EE0000"/>
                 <w:kern w:val="0"/>
                 <w:lang w:val="en-US"/>
               </w:rPr>
@@ -9869,12 +9518,6 @@
         </w:tc>
       </w:tr>
       <w:tr>
-        <w:tblPrEx>
-          <w:tblCellMar>
-            <w:top w:w="0" w:type="dxa"/>
-            <w:bottom w:w="0" w:type="dxa"/>
-          </w:tblCellMar>
-        </w:tblPrEx>
         <w:tc>
           <w:tcPr>
             <w:tcW w:w="4428" w:type="dxa"/>
@@ -9907,13 +9550,15 @@
               <w:spacing w:after="0" w:line="240" w:lineRule="auto"/>
               <w:rPr>
                 <w:rFonts w:ascii="Helvetica" w:hAnsi="Helvetica" w:cs="Helvetica"/>
-                <w:kern w:val="0"/>
-                <w:lang w:val="en-US"/>
-              </w:rPr>
-            </w:pPr>
-            <w:r>
-              <w:rPr>
-                <w:rFonts w:ascii="Helvetica" w:hAnsi="Helvetica" w:cs="Helvetica"/>
+                <w:color w:val="EE0000"/>
+                <w:kern w:val="0"/>
+                <w:lang w:val="en-US"/>
+              </w:rPr>
+            </w:pPr>
+            <w:r>
+              <w:rPr>
+                <w:rFonts w:ascii="Helvetica" w:hAnsi="Helvetica" w:cs="Helvetica"/>
+                <w:color w:val="EE0000"/>
                 <w:kern w:val="0"/>
                 <w:lang w:val="en-US"/>
               </w:rPr>
@@ -9953,13 +9598,15 @@
               <w:spacing w:after="0" w:line="240" w:lineRule="auto"/>
               <w:rPr>
                 <w:rFonts w:ascii="Helvetica" w:hAnsi="Helvetica" w:cs="Helvetica"/>
-                <w:kern w:val="0"/>
-                <w:lang w:val="en-US"/>
-              </w:rPr>
-            </w:pPr>
-            <w:r>
-              <w:rPr>
-                <w:rFonts w:ascii="Helvetica" w:hAnsi="Helvetica" w:cs="Helvetica"/>
+                <w:color w:val="EE0000"/>
+                <w:kern w:val="0"/>
+                <w:lang w:val="en-US"/>
+              </w:rPr>
+            </w:pPr>
+            <w:r>
+              <w:rPr>
+                <w:rFonts w:ascii="Helvetica" w:hAnsi="Helvetica" w:cs="Helvetica"/>
+                <w:color w:val="EE0000"/>
                 <w:kern w:val="0"/>
                 <w:lang w:val="en-US"/>
               </w:rPr>
@@ -9969,12 +9616,6 @@
         </w:tc>
       </w:tr>
       <w:tr>
-        <w:tblPrEx>
-          <w:tblCellMar>
-            <w:top w:w="0" w:type="dxa"/>
-            <w:bottom w:w="0" w:type="dxa"/>
-          </w:tblCellMar>
-        </w:tblPrEx>
         <w:tc>
           <w:tcPr>
             <w:tcW w:w="4428" w:type="dxa"/>
@@ -10007,13 +9648,15 @@
               <w:spacing w:after="0" w:line="240" w:lineRule="auto"/>
               <w:rPr>
                 <w:rFonts w:ascii="Helvetica" w:hAnsi="Helvetica" w:cs="Helvetica"/>
-                <w:kern w:val="0"/>
-                <w:lang w:val="en-US"/>
-              </w:rPr>
-            </w:pPr>
-            <w:r>
-              <w:rPr>
-                <w:rFonts w:ascii="Helvetica" w:hAnsi="Helvetica" w:cs="Helvetica"/>
+                <w:color w:val="EE0000"/>
+                <w:kern w:val="0"/>
+                <w:lang w:val="en-US"/>
+              </w:rPr>
+            </w:pPr>
+            <w:r>
+              <w:rPr>
+                <w:rFonts w:ascii="Helvetica" w:hAnsi="Helvetica" w:cs="Helvetica"/>
+                <w:color w:val="EE0000"/>
                 <w:kern w:val="0"/>
                 <w:lang w:val="en-US"/>
               </w:rPr>
@@ -10053,13 +9696,15 @@
               <w:spacing w:after="0" w:line="240" w:lineRule="auto"/>
               <w:rPr>
                 <w:rFonts w:ascii="Helvetica" w:hAnsi="Helvetica" w:cs="Helvetica"/>
-                <w:kern w:val="0"/>
-                <w:lang w:val="en-US"/>
-              </w:rPr>
-            </w:pPr>
-            <w:r>
-              <w:rPr>
-                <w:rFonts w:ascii="Helvetica" w:hAnsi="Helvetica" w:cs="Helvetica"/>
+                <w:color w:val="EE0000"/>
+                <w:kern w:val="0"/>
+                <w:lang w:val="en-US"/>
+              </w:rPr>
+            </w:pPr>
+            <w:r>
+              <w:rPr>
+                <w:rFonts w:ascii="Helvetica" w:hAnsi="Helvetica" w:cs="Helvetica"/>
+                <w:color w:val="EE0000"/>
                 <w:kern w:val="0"/>
                 <w:lang w:val="en-US"/>
               </w:rPr>
@@ -10069,12 +9714,6 @@
         </w:tc>
       </w:tr>
       <w:tr>
-        <w:tblPrEx>
-          <w:tblCellMar>
-            <w:top w:w="0" w:type="dxa"/>
-            <w:bottom w:w="0" w:type="dxa"/>
-          </w:tblCellMar>
-        </w:tblPrEx>
         <w:tc>
           <w:tcPr>
             <w:tcW w:w="4428" w:type="dxa"/>
@@ -10107,13 +9746,15 @@
               <w:spacing w:after="0" w:line="240" w:lineRule="auto"/>
               <w:rPr>
                 <w:rFonts w:ascii="Helvetica" w:hAnsi="Helvetica" w:cs="Helvetica"/>
-                <w:kern w:val="0"/>
-                <w:lang w:val="en-US"/>
-              </w:rPr>
-            </w:pPr>
-            <w:r>
-              <w:rPr>
-                <w:rFonts w:ascii="Helvetica" w:hAnsi="Helvetica" w:cs="Helvetica"/>
+                <w:color w:val="EE0000"/>
+                <w:kern w:val="0"/>
+                <w:lang w:val="en-US"/>
+              </w:rPr>
+            </w:pPr>
+            <w:r>
+              <w:rPr>
+                <w:rFonts w:ascii="Helvetica" w:hAnsi="Helvetica" w:cs="Helvetica"/>
+                <w:color w:val="EE0000"/>
                 <w:kern w:val="0"/>
                 <w:lang w:val="en-US"/>
               </w:rPr>
@@ -10153,13 +9794,15 @@
               <w:spacing w:after="0" w:line="240" w:lineRule="auto"/>
               <w:rPr>
                 <w:rFonts w:ascii="Helvetica" w:hAnsi="Helvetica" w:cs="Helvetica"/>
-                <w:kern w:val="0"/>
-                <w:lang w:val="en-US"/>
-              </w:rPr>
-            </w:pPr>
-            <w:r>
-              <w:rPr>
-                <w:rFonts w:ascii="Helvetica" w:hAnsi="Helvetica" w:cs="Helvetica"/>
+                <w:color w:val="EE0000"/>
+                <w:kern w:val="0"/>
+                <w:lang w:val="en-US"/>
+              </w:rPr>
+            </w:pPr>
+            <w:r>
+              <w:rPr>
+                <w:rFonts w:ascii="Helvetica" w:hAnsi="Helvetica" w:cs="Helvetica"/>
+                <w:color w:val="EE0000"/>
                 <w:kern w:val="0"/>
                 <w:lang w:val="en-US"/>
               </w:rPr>
@@ -10169,12 +9812,6 @@
         </w:tc>
       </w:tr>
       <w:tr>
-        <w:tblPrEx>
-          <w:tblCellMar>
-            <w:top w:w="0" w:type="dxa"/>
-            <w:bottom w:w="0" w:type="dxa"/>
-          </w:tblCellMar>
-        </w:tblPrEx>
         <w:tc>
           <w:tcPr>
             <w:tcW w:w="4428" w:type="dxa"/>
@@ -10207,13 +9844,15 @@
               <w:spacing w:after="0" w:line="240" w:lineRule="auto"/>
               <w:rPr>
                 <w:rFonts w:ascii="Helvetica" w:hAnsi="Helvetica" w:cs="Helvetica"/>
-                <w:kern w:val="0"/>
-                <w:lang w:val="en-US"/>
-              </w:rPr>
-            </w:pPr>
-            <w:r>
-              <w:rPr>
-                <w:rFonts w:ascii="Helvetica" w:hAnsi="Helvetica" w:cs="Helvetica"/>
+                <w:color w:val="EE0000"/>
+                <w:kern w:val="0"/>
+                <w:lang w:val="en-US"/>
+              </w:rPr>
+            </w:pPr>
+            <w:r>
+              <w:rPr>
+                <w:rFonts w:ascii="Helvetica" w:hAnsi="Helvetica" w:cs="Helvetica"/>
+                <w:color w:val="EE0000"/>
                 <w:kern w:val="0"/>
                 <w:lang w:val="en-US"/>
               </w:rPr>
@@ -10253,13 +9892,15 @@
               <w:spacing w:after="0" w:line="240" w:lineRule="auto"/>
               <w:rPr>
                 <w:rFonts w:ascii="Helvetica" w:hAnsi="Helvetica" w:cs="Helvetica"/>
-                <w:kern w:val="0"/>
-                <w:lang w:val="en-US"/>
-              </w:rPr>
-            </w:pPr>
-            <w:r>
-              <w:rPr>
-                <w:rFonts w:ascii="Helvetica" w:hAnsi="Helvetica" w:cs="Helvetica"/>
+                <w:color w:val="EE0000"/>
+                <w:kern w:val="0"/>
+                <w:lang w:val="en-US"/>
+              </w:rPr>
+            </w:pPr>
+            <w:r>
+              <w:rPr>
+                <w:rFonts w:ascii="Helvetica" w:hAnsi="Helvetica" w:cs="Helvetica"/>
+                <w:color w:val="EE0000"/>
                 <w:kern w:val="0"/>
                 <w:lang w:val="en-US"/>
               </w:rPr>
@@ -10269,12 +9910,6 @@
         </w:tc>
       </w:tr>
       <w:tr>
-        <w:tblPrEx>
-          <w:tblCellMar>
-            <w:top w:w="0" w:type="dxa"/>
-            <w:bottom w:w="0" w:type="dxa"/>
-          </w:tblCellMar>
-        </w:tblPrEx>
         <w:tc>
           <w:tcPr>
             <w:tcW w:w="4428" w:type="dxa"/>
@@ -10369,12 +10004,6 @@
         </w:tc>
       </w:tr>
       <w:tr>
-        <w:tblPrEx>
-          <w:tblCellMar>
-            <w:top w:w="0" w:type="dxa"/>
-            <w:bottom w:w="0" w:type="dxa"/>
-          </w:tblCellMar>
-        </w:tblPrEx>
         <w:tc>
           <w:tcPr>
             <w:tcW w:w="4428" w:type="dxa"/>
@@ -10467,12 +10096,6 @@
         </w:tc>
       </w:tr>
       <w:tr>
-        <w:tblPrEx>
-          <w:tblCellMar>
-            <w:top w:w="0" w:type="dxa"/>
-            <w:bottom w:w="0" w:type="dxa"/>
-          </w:tblCellMar>
-        </w:tblPrEx>
         <w:tc>
           <w:tcPr>
             <w:tcW w:w="4428" w:type="dxa"/>
@@ -10567,12 +10190,6 @@
         </w:tc>
       </w:tr>
       <w:tr>
-        <w:tblPrEx>
-          <w:tblCellMar>
-            <w:top w:w="0" w:type="dxa"/>
-            <w:bottom w:w="0" w:type="dxa"/>
-          </w:tblCellMar>
-        </w:tblPrEx>
         <w:tc>
           <w:tcPr>
             <w:tcW w:w="4428" w:type="dxa"/>
@@ -10685,12 +10302,6 @@
         </w:tc>
       </w:tr>
       <w:tr>
-        <w:tblPrEx>
-          <w:tblCellMar>
-            <w:top w:w="0" w:type="dxa"/>
-            <w:bottom w:w="0" w:type="dxa"/>
-          </w:tblCellMar>
-        </w:tblPrEx>
         <w:tc>
           <w:tcPr>
             <w:tcW w:w="4428" w:type="dxa"/>
@@ -10803,12 +10414,6 @@
         </w:tc>
       </w:tr>
       <w:tr>
-        <w:tblPrEx>
-          <w:tblCellMar>
-            <w:top w:w="0" w:type="dxa"/>
-            <w:bottom w:w="0" w:type="dxa"/>
-          </w:tblCellMar>
-        </w:tblPrEx>
         <w:tc>
           <w:tcPr>
             <w:tcW w:w="4428" w:type="dxa"/>
@@ -10921,12 +10526,6 @@
         </w:tc>
       </w:tr>
       <w:tr>
-        <w:tblPrEx>
-          <w:tblCellMar>
-            <w:top w:w="0" w:type="dxa"/>
-            <w:bottom w:w="0" w:type="dxa"/>
-          </w:tblCellMar>
-        </w:tblPrEx>
         <w:tc>
           <w:tcPr>
             <w:tcW w:w="4428" w:type="dxa"/>
@@ -10969,8 +10568,478 @@
                 <w:kern w:val="0"/>
                 <w:lang w:val="en-US"/>
               </w:rPr>
+              <w:t>KPI110</w:t>
+            </w:r>
+          </w:p>
+        </w:tc>
+        <w:tc>
+          <w:tcPr>
+            <w:tcW w:w="4320" w:type="dxa"/>
+            <w:tcBorders>
+              <w:top w:val="none" w:sz="6" w:space="0" w:color="auto"/>
+              <w:left w:val="none" w:sz="6" w:space="0" w:color="auto"/>
+              <w:bottom w:val="none" w:sz="6" w:space="0" w:color="auto"/>
+              <w:right w:val="none" w:sz="6" w:space="0" w:color="auto"/>
+            </w:tcBorders>
+          </w:tcPr>
+          <w:p>
+            <w:pPr>
+              <w:tabs>
+                <w:tab w:val="left" w:pos="560"/>
+                <w:tab w:val="left" w:pos="1120"/>
+                <w:tab w:val="left" w:pos="1680"/>
+                <w:tab w:val="left" w:pos="2240"/>
+                <w:tab w:val="left" w:pos="2800"/>
+                <w:tab w:val="left" w:pos="3360"/>
+                <w:tab w:val="left" w:pos="3920"/>
+                <w:tab w:val="left" w:pos="4480"/>
+                <w:tab w:val="left" w:pos="5040"/>
+                <w:tab w:val="left" w:pos="5600"/>
+                <w:tab w:val="left" w:pos="6160"/>
+                <w:tab w:val="left" w:pos="6720"/>
+              </w:tabs>
+              <w:autoSpaceDE w:val="0"/>
+              <w:autoSpaceDN w:val="0"/>
+              <w:adjustRightInd w:val="0"/>
+              <w:spacing w:after="0" w:line="240" w:lineRule="auto"/>
+              <w:rPr>
+                <w:rFonts w:ascii="Helvetica" w:hAnsi="Helvetica" w:cs="Helvetica"/>
+                <w:kern w:val="0"/>
+                <w:lang w:val="en-US"/>
+              </w:rPr>
+            </w:pPr>
+            <w:r>
+              <w:rPr>
+                <w:rFonts w:ascii="Helvetica" w:hAnsi="Helvetica" w:cs="Helvetica"/>
+                <w:kern w:val="0"/>
+                <w:lang w:val="en-US"/>
+              </w:rPr>
+              <w:t>% Storage Utilization</w:t>
+            </w:r>
+          </w:p>
+        </w:tc>
+      </w:tr>
+      <w:tr>
+        <w:tc>
+          <w:tcPr>
+            <w:tcW w:w="4428" w:type="dxa"/>
+            <w:tcBorders>
+              <w:top w:val="none" w:sz="6" w:space="0" w:color="auto"/>
+              <w:left w:val="none" w:sz="6" w:space="0" w:color="auto"/>
+              <w:bottom w:val="none" w:sz="6" w:space="0" w:color="auto"/>
+              <w:right w:val="none" w:sz="6" w:space="0" w:color="auto"/>
+            </w:tcBorders>
+          </w:tcPr>
+          <w:p>
+            <w:pPr>
+              <w:tabs>
+                <w:tab w:val="left" w:pos="560"/>
+                <w:tab w:val="left" w:pos="1120"/>
+                <w:tab w:val="left" w:pos="1680"/>
+                <w:tab w:val="left" w:pos="2240"/>
+                <w:tab w:val="left" w:pos="2800"/>
+                <w:tab w:val="left" w:pos="3360"/>
+                <w:tab w:val="left" w:pos="3920"/>
+                <w:tab w:val="left" w:pos="4480"/>
+                <w:tab w:val="left" w:pos="5040"/>
+                <w:tab w:val="left" w:pos="5600"/>
+                <w:tab w:val="left" w:pos="6160"/>
+                <w:tab w:val="left" w:pos="6720"/>
+              </w:tabs>
+              <w:autoSpaceDE w:val="0"/>
+              <w:autoSpaceDN w:val="0"/>
+              <w:adjustRightInd w:val="0"/>
+              <w:spacing w:after="0" w:line="240" w:lineRule="auto"/>
+              <w:rPr>
+                <w:rFonts w:ascii="Helvetica" w:hAnsi="Helvetica" w:cs="Helvetica"/>
+                <w:kern w:val="0"/>
+                <w:lang w:val="en-US"/>
+              </w:rPr>
+            </w:pPr>
+            <w:r>
+              <w:rPr>
+                <w:rFonts w:ascii="Helvetica" w:hAnsi="Helvetica" w:cs="Helvetica"/>
+                <w:kern w:val="0"/>
+                <w:lang w:val="en-US"/>
+              </w:rPr>
+              <w:t>KPI111</w:t>
+            </w:r>
+          </w:p>
+        </w:tc>
+        <w:tc>
+          <w:tcPr>
+            <w:tcW w:w="4320" w:type="dxa"/>
+            <w:tcBorders>
+              <w:top w:val="none" w:sz="6" w:space="0" w:color="auto"/>
+              <w:left w:val="none" w:sz="6" w:space="0" w:color="auto"/>
+              <w:bottom w:val="none" w:sz="6" w:space="0" w:color="auto"/>
+              <w:right w:val="none" w:sz="6" w:space="0" w:color="auto"/>
+            </w:tcBorders>
+          </w:tcPr>
+          <w:p>
+            <w:pPr>
+              <w:tabs>
+                <w:tab w:val="left" w:pos="560"/>
+                <w:tab w:val="left" w:pos="1120"/>
+                <w:tab w:val="left" w:pos="1680"/>
+                <w:tab w:val="left" w:pos="2240"/>
+                <w:tab w:val="left" w:pos="2800"/>
+                <w:tab w:val="left" w:pos="3360"/>
+                <w:tab w:val="left" w:pos="3920"/>
+                <w:tab w:val="left" w:pos="4480"/>
+                <w:tab w:val="left" w:pos="5040"/>
+                <w:tab w:val="left" w:pos="5600"/>
+                <w:tab w:val="left" w:pos="6160"/>
+                <w:tab w:val="left" w:pos="6720"/>
+              </w:tabs>
+              <w:autoSpaceDE w:val="0"/>
+              <w:autoSpaceDN w:val="0"/>
+              <w:adjustRightInd w:val="0"/>
+              <w:spacing w:after="0" w:line="240" w:lineRule="auto"/>
+              <w:rPr>
+                <w:rFonts w:ascii="Helvetica" w:hAnsi="Helvetica" w:cs="Helvetica"/>
+                <w:kern w:val="0"/>
+                <w:lang w:val="en-US"/>
+              </w:rPr>
+            </w:pPr>
+            <w:r>
+              <w:rPr>
+                <w:rFonts w:ascii="Helvetica" w:hAnsi="Helvetica" w:cs="Helvetica"/>
+                <w:kern w:val="0"/>
+                <w:lang w:val="en-US"/>
+              </w:rPr>
+              <w:t>% Fixed Logistics Utilization</w:t>
+            </w:r>
+          </w:p>
+        </w:tc>
+      </w:tr>
+      <w:tr>
+        <w:tc>
+          <w:tcPr>
+            <w:tcW w:w="4428" w:type="dxa"/>
+            <w:tcBorders>
+              <w:top w:val="none" w:sz="6" w:space="0" w:color="auto"/>
+              <w:left w:val="none" w:sz="6" w:space="0" w:color="auto"/>
+              <w:bottom w:val="none" w:sz="6" w:space="0" w:color="auto"/>
+              <w:right w:val="none" w:sz="6" w:space="0" w:color="auto"/>
+            </w:tcBorders>
+          </w:tcPr>
+          <w:p>
+            <w:pPr>
+              <w:tabs>
+                <w:tab w:val="left" w:pos="560"/>
+                <w:tab w:val="left" w:pos="1120"/>
+                <w:tab w:val="left" w:pos="1680"/>
+                <w:tab w:val="left" w:pos="2240"/>
+                <w:tab w:val="left" w:pos="2800"/>
+                <w:tab w:val="left" w:pos="3360"/>
+                <w:tab w:val="left" w:pos="3920"/>
+                <w:tab w:val="left" w:pos="4480"/>
+                <w:tab w:val="left" w:pos="5040"/>
+                <w:tab w:val="left" w:pos="5600"/>
+                <w:tab w:val="left" w:pos="6160"/>
+                <w:tab w:val="left" w:pos="6720"/>
+              </w:tabs>
+              <w:autoSpaceDE w:val="0"/>
+              <w:autoSpaceDN w:val="0"/>
+              <w:adjustRightInd w:val="0"/>
+              <w:spacing w:after="0" w:line="240" w:lineRule="auto"/>
+              <w:rPr>
+                <w:rFonts w:ascii="Helvetica" w:hAnsi="Helvetica" w:cs="Helvetica"/>
+                <w:kern w:val="0"/>
+                <w:lang w:val="en-US"/>
+              </w:rPr>
+            </w:pPr>
+            <w:r>
+              <w:rPr>
+                <w:rFonts w:ascii="Helvetica" w:hAnsi="Helvetica" w:cs="Helvetica"/>
+                <w:kern w:val="0"/>
+                <w:lang w:val="en-US"/>
+              </w:rPr>
+              <w:t>KPI112</w:t>
+            </w:r>
+          </w:p>
+        </w:tc>
+        <w:tc>
+          <w:tcPr>
+            <w:tcW w:w="4320" w:type="dxa"/>
+            <w:tcBorders>
+              <w:top w:val="none" w:sz="6" w:space="0" w:color="auto"/>
+              <w:left w:val="none" w:sz="6" w:space="0" w:color="auto"/>
+              <w:bottom w:val="none" w:sz="6" w:space="0" w:color="auto"/>
+              <w:right w:val="none" w:sz="6" w:space="0" w:color="auto"/>
+            </w:tcBorders>
+          </w:tcPr>
+          <w:p>
+            <w:pPr>
+              <w:tabs>
+                <w:tab w:val="left" w:pos="560"/>
+                <w:tab w:val="left" w:pos="1120"/>
+                <w:tab w:val="left" w:pos="1680"/>
+                <w:tab w:val="left" w:pos="2240"/>
+                <w:tab w:val="left" w:pos="2800"/>
+                <w:tab w:val="left" w:pos="3360"/>
+                <w:tab w:val="left" w:pos="3920"/>
+                <w:tab w:val="left" w:pos="4480"/>
+                <w:tab w:val="left" w:pos="5040"/>
+                <w:tab w:val="left" w:pos="5600"/>
+                <w:tab w:val="left" w:pos="6160"/>
+                <w:tab w:val="left" w:pos="6720"/>
+              </w:tabs>
+              <w:autoSpaceDE w:val="0"/>
+              <w:autoSpaceDN w:val="0"/>
+              <w:adjustRightInd w:val="0"/>
+              <w:spacing w:after="0" w:line="240" w:lineRule="auto"/>
+              <w:rPr>
+                <w:rFonts w:ascii="Helvetica" w:hAnsi="Helvetica" w:cs="Helvetica"/>
+                <w:kern w:val="0"/>
+                <w:lang w:val="en-US"/>
+              </w:rPr>
+            </w:pPr>
+            <w:r>
+              <w:rPr>
+                <w:rFonts w:ascii="Helvetica" w:hAnsi="Helvetica" w:cs="Helvetica"/>
+                <w:kern w:val="0"/>
+                <w:lang w:val="en-US"/>
+              </w:rPr>
+              <w:t>% Mobile Logistics Utilization</w:t>
+            </w:r>
+          </w:p>
+        </w:tc>
+      </w:tr>
+      <w:tr>
+        <w:tc>
+          <w:tcPr>
+            <w:tcW w:w="4428" w:type="dxa"/>
+            <w:tcBorders>
+              <w:top w:val="none" w:sz="6" w:space="0" w:color="auto"/>
+              <w:left w:val="none" w:sz="6" w:space="0" w:color="auto"/>
+              <w:bottom w:val="none" w:sz="6" w:space="0" w:color="auto"/>
+              <w:right w:val="none" w:sz="6" w:space="0" w:color="auto"/>
+            </w:tcBorders>
+          </w:tcPr>
+          <w:p>
+            <w:pPr>
+              <w:tabs>
+                <w:tab w:val="left" w:pos="560"/>
+                <w:tab w:val="left" w:pos="1120"/>
+                <w:tab w:val="left" w:pos="1680"/>
+                <w:tab w:val="left" w:pos="2240"/>
+                <w:tab w:val="left" w:pos="2800"/>
+                <w:tab w:val="left" w:pos="3360"/>
+                <w:tab w:val="left" w:pos="3920"/>
+                <w:tab w:val="left" w:pos="4480"/>
+                <w:tab w:val="left" w:pos="5040"/>
+                <w:tab w:val="left" w:pos="5600"/>
+                <w:tab w:val="left" w:pos="6160"/>
+                <w:tab w:val="left" w:pos="6720"/>
+              </w:tabs>
+              <w:autoSpaceDE w:val="0"/>
+              <w:autoSpaceDN w:val="0"/>
+              <w:adjustRightInd w:val="0"/>
+              <w:spacing w:after="0" w:line="240" w:lineRule="auto"/>
+              <w:rPr>
+                <w:rFonts w:ascii="Helvetica" w:hAnsi="Helvetica" w:cs="Helvetica"/>
+                <w:kern w:val="0"/>
+                <w:lang w:val="en-US"/>
+              </w:rPr>
+            </w:pPr>
+            <w:r>
+              <w:rPr>
+                <w:rFonts w:ascii="Helvetica" w:hAnsi="Helvetica" w:cs="Helvetica"/>
+                <w:kern w:val="0"/>
+                <w:lang w:val="en-US"/>
+              </w:rPr>
+              <w:t>KPI113</w:t>
+            </w:r>
+          </w:p>
+        </w:tc>
+        <w:tc>
+          <w:tcPr>
+            <w:tcW w:w="4320" w:type="dxa"/>
+            <w:tcBorders>
+              <w:top w:val="none" w:sz="6" w:space="0" w:color="auto"/>
+              <w:left w:val="none" w:sz="6" w:space="0" w:color="auto"/>
+              <w:bottom w:val="none" w:sz="6" w:space="0" w:color="auto"/>
+              <w:right w:val="none" w:sz="6" w:space="0" w:color="auto"/>
+            </w:tcBorders>
+          </w:tcPr>
+          <w:p>
+            <w:pPr>
+              <w:tabs>
+                <w:tab w:val="left" w:pos="560"/>
+                <w:tab w:val="left" w:pos="1120"/>
+                <w:tab w:val="left" w:pos="1680"/>
+                <w:tab w:val="left" w:pos="2240"/>
+                <w:tab w:val="left" w:pos="2800"/>
+                <w:tab w:val="left" w:pos="3360"/>
+                <w:tab w:val="left" w:pos="3920"/>
+                <w:tab w:val="left" w:pos="4480"/>
+                <w:tab w:val="left" w:pos="5040"/>
+                <w:tab w:val="left" w:pos="5600"/>
+                <w:tab w:val="left" w:pos="6160"/>
+                <w:tab w:val="left" w:pos="6720"/>
+              </w:tabs>
+              <w:autoSpaceDE w:val="0"/>
+              <w:autoSpaceDN w:val="0"/>
+              <w:adjustRightInd w:val="0"/>
+              <w:spacing w:after="0" w:line="240" w:lineRule="auto"/>
+              <w:rPr>
+                <w:rFonts w:ascii="Helvetica" w:hAnsi="Helvetica" w:cs="Helvetica"/>
+                <w:kern w:val="0"/>
+                <w:lang w:val="en-US"/>
+              </w:rPr>
+            </w:pPr>
+            <w:r>
+              <w:rPr>
+                <w:rFonts w:ascii="Helvetica" w:hAnsi="Helvetica" w:cs="Helvetica"/>
+                <w:kern w:val="0"/>
+                <w:lang w:val="en-US"/>
+              </w:rPr>
+              <w:t># Throughput Factor</w:t>
+            </w:r>
+          </w:p>
+        </w:tc>
+      </w:tr>
+      <w:tr>
+        <w:tc>
+          <w:tcPr>
+            <w:tcW w:w="4428" w:type="dxa"/>
+            <w:tcBorders>
+              <w:top w:val="none" w:sz="6" w:space="0" w:color="auto"/>
+              <w:left w:val="none" w:sz="6" w:space="0" w:color="auto"/>
+              <w:bottom w:val="none" w:sz="6" w:space="0" w:color="auto"/>
+              <w:right w:val="none" w:sz="6" w:space="0" w:color="auto"/>
+            </w:tcBorders>
+          </w:tcPr>
+          <w:p>
+            <w:pPr>
+              <w:tabs>
+                <w:tab w:val="left" w:pos="560"/>
+                <w:tab w:val="left" w:pos="1120"/>
+                <w:tab w:val="left" w:pos="1680"/>
+                <w:tab w:val="left" w:pos="2240"/>
+                <w:tab w:val="left" w:pos="2800"/>
+                <w:tab w:val="left" w:pos="3360"/>
+                <w:tab w:val="left" w:pos="3920"/>
+                <w:tab w:val="left" w:pos="4480"/>
+                <w:tab w:val="left" w:pos="5040"/>
+                <w:tab w:val="left" w:pos="5600"/>
+                <w:tab w:val="left" w:pos="6160"/>
+                <w:tab w:val="left" w:pos="6720"/>
+              </w:tabs>
+              <w:autoSpaceDE w:val="0"/>
+              <w:autoSpaceDN w:val="0"/>
+              <w:adjustRightInd w:val="0"/>
+              <w:spacing w:after="0" w:line="240" w:lineRule="auto"/>
+              <w:rPr>
+                <w:rFonts w:ascii="Helvetica" w:hAnsi="Helvetica" w:cs="Helvetica"/>
+                <w:kern w:val="0"/>
+                <w:lang w:val="en-US"/>
+              </w:rPr>
+            </w:pPr>
+            <w:r>
+              <w:rPr>
+                <w:rFonts w:ascii="Helvetica" w:hAnsi="Helvetica" w:cs="Helvetica"/>
+                <w:kern w:val="0"/>
+                <w:lang w:val="en-US"/>
+              </w:rPr>
+              <w:t>KPI114</w:t>
+            </w:r>
+          </w:p>
+        </w:tc>
+        <w:tc>
+          <w:tcPr>
+            <w:tcW w:w="4320" w:type="dxa"/>
+            <w:tcBorders>
+              <w:top w:val="none" w:sz="6" w:space="0" w:color="auto"/>
+              <w:left w:val="none" w:sz="6" w:space="0" w:color="auto"/>
+              <w:bottom w:val="none" w:sz="6" w:space="0" w:color="auto"/>
+              <w:right w:val="none" w:sz="6" w:space="0" w:color="auto"/>
+            </w:tcBorders>
+          </w:tcPr>
+          <w:p>
+            <w:pPr>
+              <w:tabs>
+                <w:tab w:val="left" w:pos="560"/>
+                <w:tab w:val="left" w:pos="1120"/>
+                <w:tab w:val="left" w:pos="1680"/>
+                <w:tab w:val="left" w:pos="2240"/>
+                <w:tab w:val="left" w:pos="2800"/>
+                <w:tab w:val="left" w:pos="3360"/>
+                <w:tab w:val="left" w:pos="3920"/>
+                <w:tab w:val="left" w:pos="4480"/>
+                <w:tab w:val="left" w:pos="5040"/>
+                <w:tab w:val="left" w:pos="5600"/>
+                <w:tab w:val="left" w:pos="6160"/>
+                <w:tab w:val="left" w:pos="6720"/>
+              </w:tabs>
+              <w:autoSpaceDE w:val="0"/>
+              <w:autoSpaceDN w:val="0"/>
+              <w:adjustRightInd w:val="0"/>
+              <w:spacing w:after="0" w:line="240" w:lineRule="auto"/>
+              <w:rPr>
+                <w:rFonts w:ascii="Helvetica" w:hAnsi="Helvetica" w:cs="Helvetica"/>
+                <w:kern w:val="0"/>
+                <w:lang w:val="en-US"/>
+              </w:rPr>
+            </w:pPr>
+            <w:r>
+              <w:rPr>
+                <w:rFonts w:ascii="Helvetica" w:hAnsi="Helvetica" w:cs="Helvetica"/>
+                <w:kern w:val="0"/>
+                <w:lang w:val="en-US"/>
+              </w:rPr>
+              <w:t>% Customer Service Index</w:t>
+            </w:r>
+          </w:p>
+        </w:tc>
+      </w:tr>
+      <w:tr>
+        <w:tc>
+          <w:tcPr>
+            <w:tcW w:w="4428" w:type="dxa"/>
+            <w:tcBorders>
+              <w:top w:val="none" w:sz="6" w:space="0" w:color="auto"/>
+              <w:left w:val="none" w:sz="6" w:space="0" w:color="auto"/>
+              <w:bottom w:val="none" w:sz="6" w:space="0" w:color="auto"/>
+              <w:right w:val="none" w:sz="6" w:space="0" w:color="auto"/>
+            </w:tcBorders>
+          </w:tcPr>
+          <w:p>
+            <w:pPr>
+              <w:tabs>
+                <w:tab w:val="left" w:pos="560"/>
+                <w:tab w:val="left" w:pos="1120"/>
+                <w:tab w:val="left" w:pos="1680"/>
+                <w:tab w:val="left" w:pos="2240"/>
+                <w:tab w:val="left" w:pos="2800"/>
+                <w:tab w:val="left" w:pos="3360"/>
+                <w:tab w:val="left" w:pos="3920"/>
+                <w:tab w:val="left" w:pos="4480"/>
+                <w:tab w:val="left" w:pos="5040"/>
+                <w:tab w:val="left" w:pos="5600"/>
+                <w:tab w:val="left" w:pos="6160"/>
+                <w:tab w:val="left" w:pos="6720"/>
+              </w:tabs>
+              <w:autoSpaceDE w:val="0"/>
+              <w:autoSpaceDN w:val="0"/>
+              <w:adjustRightInd w:val="0"/>
+              <w:spacing w:after="0" w:line="240" w:lineRule="auto"/>
+              <w:rPr>
+                <w:rFonts w:ascii="Helvetica" w:hAnsi="Helvetica" w:cs="Helvetica"/>
+                <w:kern w:val="0"/>
+                <w:lang w:val="en-US"/>
+              </w:rPr>
+            </w:pPr>
+            <w:r>
+              <w:rPr>
+                <w:rFonts w:ascii="Helvetica" w:hAnsi="Helvetica" w:cs="Helvetica"/>
+                <w:kern w:val="0"/>
+                <w:lang w:val="en-US"/>
+              </w:rPr>
               <w:lastRenderedPageBreak/>
-              <w:t>KPI110</w:t>
+              <w:t>KPI115</w:t>
             </w:r>
           </w:p>
         </w:tc>
@@ -11016,18 +11085,12 @@
                 <w:kern w:val="0"/>
                 <w:lang w:val="en-US"/>
               </w:rPr>
-              <w:t>% Storage Utilization</w:t>
-            </w:r>
-          </w:p>
-        </w:tc>
-      </w:tr>
-      <w:tr>
-        <w:tblPrEx>
-          <w:tblCellMar>
-            <w:top w:w="0" w:type="dxa"/>
-            <w:bottom w:w="0" w:type="dxa"/>
-          </w:tblCellMar>
-        </w:tblPrEx>
+              <w:t>% On-time Reliability.</w:t>
+            </w:r>
+          </w:p>
+        </w:tc>
+      </w:tr>
+      <w:tr>
         <w:tc>
           <w:tcPr>
             <w:tcW w:w="4428" w:type="dxa"/>
@@ -11070,7 +11133,7 @@
                 <w:kern w:val="0"/>
                 <w:lang w:val="en-US"/>
               </w:rPr>
-              <w:t>KPI111</w:t>
+              <w:t>KPI116</w:t>
             </w:r>
           </w:p>
         </w:tc>
@@ -11116,18 +11179,12 @@
                 <w:kern w:val="0"/>
                 <w:lang w:val="en-US"/>
               </w:rPr>
-              <w:t>% Fixed Logistics Utilization</w:t>
-            </w:r>
-          </w:p>
-        </w:tc>
-      </w:tr>
-      <w:tr>
-        <w:tblPrEx>
-          <w:tblCellMar>
-            <w:top w:w="0" w:type="dxa"/>
-            <w:bottom w:w="0" w:type="dxa"/>
-          </w:tblCellMar>
-        </w:tblPrEx>
+              <w:t>% Committed Capability</w:t>
+            </w:r>
+          </w:p>
+        </w:tc>
+      </w:tr>
+      <w:tr>
         <w:tc>
           <w:tcPr>
             <w:tcW w:w="4428" w:type="dxa"/>
@@ -11170,7 +11227,7 @@
                 <w:kern w:val="0"/>
                 <w:lang w:val="en-US"/>
               </w:rPr>
-              <w:t>KPI112</w:t>
+              <w:t>KPI117</w:t>
             </w:r>
           </w:p>
         </w:tc>
@@ -11216,18 +11273,12 @@
                 <w:kern w:val="0"/>
                 <w:lang w:val="en-US"/>
               </w:rPr>
-              <w:t>% Mobile Logistics Utilization</w:t>
-            </w:r>
-          </w:p>
-        </w:tc>
-      </w:tr>
-      <w:tr>
-        <w:tblPrEx>
-          <w:tblCellMar>
-            <w:top w:w="0" w:type="dxa"/>
-            <w:bottom w:w="0" w:type="dxa"/>
-          </w:tblCellMar>
-        </w:tblPrEx>
+              <w:t>% Total Capability</w:t>
+            </w:r>
+          </w:p>
+        </w:tc>
+      </w:tr>
+      <w:tr>
         <w:tc>
           <w:tcPr>
             <w:tcW w:w="4428" w:type="dxa"/>
@@ -11270,7 +11321,7 @@
                 <w:kern w:val="0"/>
                 <w:lang w:val="en-US"/>
               </w:rPr>
-              <w:t>KPI113</w:t>
+              <w:t>KPI118</w:t>
             </w:r>
           </w:p>
         </w:tc>
@@ -11316,18 +11367,12 @@
                 <w:kern w:val="0"/>
                 <w:lang w:val="en-US"/>
               </w:rPr>
-              <w:t># Throughput Factor</w:t>
-            </w:r>
-          </w:p>
-        </w:tc>
-      </w:tr>
-      <w:tr>
-        <w:tblPrEx>
-          <w:tblCellMar>
-            <w:top w:w="0" w:type="dxa"/>
-            <w:bottom w:w="0" w:type="dxa"/>
-          </w:tblCellMar>
-        </w:tblPrEx>
+              <w:t>% On-time Lifting</w:t>
+            </w:r>
+          </w:p>
+        </w:tc>
+      </w:tr>
+      <w:tr>
         <w:tc>
           <w:tcPr>
             <w:tcW w:w="4428" w:type="dxa"/>
@@ -11370,7 +11415,7 @@
                 <w:kern w:val="0"/>
                 <w:lang w:val="en-US"/>
               </w:rPr>
-              <w:t>KPI114</w:t>
+              <w:t>KPI119</w:t>
             </w:r>
           </w:p>
         </w:tc>
@@ -11416,18 +11461,12 @@
                 <w:kern w:val="0"/>
                 <w:lang w:val="en-US"/>
               </w:rPr>
-              <w:t>% Customer Service Index</w:t>
-            </w:r>
-          </w:p>
-        </w:tc>
-      </w:tr>
-      <w:tr>
-        <w:tblPrEx>
-          <w:tblCellMar>
-            <w:top w:w="0" w:type="dxa"/>
-            <w:bottom w:w="0" w:type="dxa"/>
-          </w:tblCellMar>
-        </w:tblPrEx>
+              <w:t>% On-time Reliability</w:t>
+            </w:r>
+          </w:p>
+        </w:tc>
+      </w:tr>
+      <w:tr>
         <w:tc>
           <w:tcPr>
             <w:tcW w:w="4428" w:type="dxa"/>
@@ -11470,7 +11509,7 @@
                 <w:kern w:val="0"/>
                 <w:lang w:val="en-US"/>
               </w:rPr>
-              <w:t>KPI115</w:t>
+              <w:t>KPI120</w:t>
             </w:r>
           </w:p>
         </w:tc>
@@ -11516,18 +11555,12 @@
                 <w:kern w:val="0"/>
                 <w:lang w:val="en-US"/>
               </w:rPr>
-              <w:t>% On-time Reliability.</w:t>
-            </w:r>
-          </w:p>
-        </w:tc>
-      </w:tr>
-      <w:tr>
-        <w:tblPrEx>
-          <w:tblCellMar>
-            <w:top w:w="0" w:type="dxa"/>
-            <w:bottom w:w="0" w:type="dxa"/>
-          </w:tblCellMar>
-        </w:tblPrEx>
+              <w:t>% On-time Reliability Customer</w:t>
+            </w:r>
+          </w:p>
+        </w:tc>
+      </w:tr>
+      <w:tr>
         <w:tc>
           <w:tcPr>
             <w:tcW w:w="4428" w:type="dxa"/>
@@ -11570,7 +11603,7 @@
                 <w:kern w:val="0"/>
                 <w:lang w:val="en-US"/>
               </w:rPr>
-              <w:t>KPI116</w:t>
+              <w:t>KPI195</w:t>
             </w:r>
           </w:p>
         </w:tc>
@@ -11616,18 +11649,12 @@
                 <w:kern w:val="0"/>
                 <w:lang w:val="en-US"/>
               </w:rPr>
-              <w:t>% Committed Capability</w:t>
-            </w:r>
-          </w:p>
-        </w:tc>
-      </w:tr>
-      <w:tr>
-        <w:tblPrEx>
-          <w:tblCellMar>
-            <w:top w:w="0" w:type="dxa"/>
-            <w:bottom w:w="0" w:type="dxa"/>
-          </w:tblCellMar>
-        </w:tblPrEx>
+              <w:t xml:space="preserve">% On-time Arrival (Loading) </w:t>
+            </w:r>
+          </w:p>
+        </w:tc>
+      </w:tr>
+      <w:tr>
         <w:tc>
           <w:tcPr>
             <w:tcW w:w="4428" w:type="dxa"/>
@@ -11670,7 +11697,7 @@
                 <w:kern w:val="0"/>
                 <w:lang w:val="en-US"/>
               </w:rPr>
-              <w:t>KPI117</w:t>
+              <w:t>KPI121</w:t>
             </w:r>
           </w:p>
         </w:tc>
@@ -11716,18 +11743,12 @@
                 <w:kern w:val="0"/>
                 <w:lang w:val="en-US"/>
               </w:rPr>
-              <w:t>% Total Capability</w:t>
-            </w:r>
-          </w:p>
-        </w:tc>
-      </w:tr>
-      <w:tr>
-        <w:tblPrEx>
-          <w:tblCellMar>
-            <w:top w:w="0" w:type="dxa"/>
-            <w:bottom w:w="0" w:type="dxa"/>
-          </w:tblCellMar>
-        </w:tblPrEx>
+              <w:t>% Uninterrupted Orders</w:t>
+            </w:r>
+          </w:p>
+        </w:tc>
+      </w:tr>
+      <w:tr>
         <w:tc>
           <w:tcPr>
             <w:tcW w:w="4428" w:type="dxa"/>
@@ -11770,7 +11791,7 @@
                 <w:kern w:val="0"/>
                 <w:lang w:val="en-US"/>
               </w:rPr>
-              <w:t>KPI118</w:t>
+              <w:t>KPI122</w:t>
             </w:r>
           </w:p>
         </w:tc>
@@ -11816,18 +11837,12 @@
                 <w:kern w:val="0"/>
                 <w:lang w:val="en-US"/>
               </w:rPr>
-              <w:t>% On-time Lifting</w:t>
-            </w:r>
-          </w:p>
-        </w:tc>
-      </w:tr>
-      <w:tr>
-        <w:tblPrEx>
-          <w:tblCellMar>
-            <w:top w:w="0" w:type="dxa"/>
-            <w:bottom w:w="0" w:type="dxa"/>
-          </w:tblCellMar>
-        </w:tblPrEx>
+              <w:t>% Planning Accuracy</w:t>
+            </w:r>
+          </w:p>
+        </w:tc>
+      </w:tr>
+      <w:tr>
         <w:tc>
           <w:tcPr>
             <w:tcW w:w="4428" w:type="dxa"/>
@@ -11870,7 +11885,7 @@
                 <w:kern w:val="0"/>
                 <w:lang w:val="en-US"/>
               </w:rPr>
-              <w:t>KPI119</w:t>
+              <w:t>KPI123</w:t>
             </w:r>
           </w:p>
         </w:tc>
@@ -11916,18 +11931,12 @@
                 <w:kern w:val="0"/>
                 <w:lang w:val="en-US"/>
               </w:rPr>
-              <w:t>% On-time Reliability</w:t>
-            </w:r>
-          </w:p>
-        </w:tc>
-      </w:tr>
-      <w:tr>
-        <w:tblPrEx>
-          <w:tblCellMar>
-            <w:top w:w="0" w:type="dxa"/>
-            <w:bottom w:w="0" w:type="dxa"/>
-          </w:tblCellMar>
-        </w:tblPrEx>
+              <w:t>% Demand Plan Accuracy</w:t>
+            </w:r>
+          </w:p>
+        </w:tc>
+      </w:tr>
+      <w:tr>
         <w:tc>
           <w:tcPr>
             <w:tcW w:w="4428" w:type="dxa"/>
@@ -11970,7 +11979,7 @@
                 <w:kern w:val="0"/>
                 <w:lang w:val="en-US"/>
               </w:rPr>
-              <w:t>KPI120</w:t>
+              <w:t>KPI124</w:t>
             </w:r>
           </w:p>
         </w:tc>
@@ -12016,18 +12025,12 @@
                 <w:kern w:val="0"/>
                 <w:lang w:val="en-US"/>
               </w:rPr>
-              <w:t>% On-time Reliability Customer</w:t>
-            </w:r>
-          </w:p>
-        </w:tc>
-      </w:tr>
-      <w:tr>
-        <w:tblPrEx>
-          <w:tblCellMar>
-            <w:top w:w="0" w:type="dxa"/>
-            <w:bottom w:w="0" w:type="dxa"/>
-          </w:tblCellMar>
-        </w:tblPrEx>
+              <w:t>% Supply Plan Accuracy</w:t>
+            </w:r>
+          </w:p>
+        </w:tc>
+      </w:tr>
+      <w:tr>
         <w:tc>
           <w:tcPr>
             <w:tcW w:w="4428" w:type="dxa"/>
@@ -12070,7 +12073,7 @@
                 <w:kern w:val="0"/>
                 <w:lang w:val="en-US"/>
               </w:rPr>
-              <w:t>KPI195</w:t>
+              <w:t>KPI125</w:t>
             </w:r>
           </w:p>
         </w:tc>
@@ -12116,18 +12119,12 @@
                 <w:kern w:val="0"/>
                 <w:lang w:val="en-US"/>
               </w:rPr>
-              <w:t xml:space="preserve">% On-time Arrival (Loading) </w:t>
-            </w:r>
-          </w:p>
-        </w:tc>
-      </w:tr>
-      <w:tr>
-        <w:tblPrEx>
-          <w:tblCellMar>
-            <w:top w:w="0" w:type="dxa"/>
-            <w:bottom w:w="0" w:type="dxa"/>
-          </w:tblCellMar>
-        </w:tblPrEx>
+              <w:t>% Replenishment Plan Accuracy</w:t>
+            </w:r>
+          </w:p>
+        </w:tc>
+      </w:tr>
+      <w:tr>
         <w:tc>
           <w:tcPr>
             <w:tcW w:w="4428" w:type="dxa"/>
@@ -12170,7 +12167,7 @@
                 <w:kern w:val="0"/>
                 <w:lang w:val="en-US"/>
               </w:rPr>
-              <w:t>KPI121</w:t>
+              <w:t>KPI126</w:t>
             </w:r>
           </w:p>
         </w:tc>
@@ -12216,18 +12213,12 @@
                 <w:kern w:val="0"/>
                 <w:lang w:val="en-US"/>
               </w:rPr>
-              <w:t>% Uninterrupted Orders</w:t>
-            </w:r>
-          </w:p>
-        </w:tc>
-      </w:tr>
-      <w:tr>
-        <w:tblPrEx>
-          <w:tblCellMar>
-            <w:top w:w="0" w:type="dxa"/>
-            <w:bottom w:w="0" w:type="dxa"/>
-          </w:tblCellMar>
-        </w:tblPrEx>
+              <w:t>% Shipped to Forecast Plan Accuracy</w:t>
+            </w:r>
+          </w:p>
+        </w:tc>
+      </w:tr>
+      <w:tr>
         <w:tc>
           <w:tcPr>
             <w:tcW w:w="4428" w:type="dxa"/>
@@ -12270,7 +12261,7 @@
                 <w:kern w:val="0"/>
                 <w:lang w:val="en-US"/>
               </w:rPr>
-              <w:t>KPI122</w:t>
+              <w:t>KPI127</w:t>
             </w:r>
           </w:p>
         </w:tc>
@@ -12316,18 +12307,12 @@
                 <w:kern w:val="0"/>
                 <w:lang w:val="en-US"/>
               </w:rPr>
-              <w:t>% Planning Accuracy</w:t>
-            </w:r>
-          </w:p>
-        </w:tc>
-      </w:tr>
-      <w:tr>
-        <w:tblPrEx>
-          <w:tblCellMar>
-            <w:top w:w="0" w:type="dxa"/>
-            <w:bottom w:w="0" w:type="dxa"/>
-          </w:tblCellMar>
-        </w:tblPrEx>
+              <w:t>% Logistics Plan Accuracy</w:t>
+            </w:r>
+          </w:p>
+        </w:tc>
+      </w:tr>
+      <w:tr>
         <w:tc>
           <w:tcPr>
             <w:tcW w:w="4428" w:type="dxa"/>
@@ -12370,7 +12355,7 @@
                 <w:kern w:val="0"/>
                 <w:lang w:val="en-US"/>
               </w:rPr>
-              <w:t>KPI123</w:t>
+              <w:t>KPI166</w:t>
             </w:r>
           </w:p>
         </w:tc>
@@ -12416,518 +12401,12 @@
                 <w:kern w:val="0"/>
                 <w:lang w:val="en-US"/>
               </w:rPr>
-              <w:t>% Demand Plan Accuracy</w:t>
-            </w:r>
-          </w:p>
-        </w:tc>
-      </w:tr>
-      <w:tr>
-        <w:tblPrEx>
-          <w:tblCellMar>
-            <w:top w:w="0" w:type="dxa"/>
-            <w:bottom w:w="0" w:type="dxa"/>
-          </w:tblCellMar>
-        </w:tblPrEx>
-        <w:tc>
-          <w:tcPr>
-            <w:tcW w:w="4428" w:type="dxa"/>
-            <w:tcBorders>
-              <w:top w:val="none" w:sz="6" w:space="0" w:color="auto"/>
-              <w:left w:val="none" w:sz="6" w:space="0" w:color="auto"/>
-              <w:bottom w:val="none" w:sz="6" w:space="0" w:color="auto"/>
-              <w:right w:val="none" w:sz="6" w:space="0" w:color="auto"/>
-            </w:tcBorders>
-          </w:tcPr>
-          <w:p>
-            <w:pPr>
-              <w:tabs>
-                <w:tab w:val="left" w:pos="560"/>
-                <w:tab w:val="left" w:pos="1120"/>
-                <w:tab w:val="left" w:pos="1680"/>
-                <w:tab w:val="left" w:pos="2240"/>
-                <w:tab w:val="left" w:pos="2800"/>
-                <w:tab w:val="left" w:pos="3360"/>
-                <w:tab w:val="left" w:pos="3920"/>
-                <w:tab w:val="left" w:pos="4480"/>
-                <w:tab w:val="left" w:pos="5040"/>
-                <w:tab w:val="left" w:pos="5600"/>
-                <w:tab w:val="left" w:pos="6160"/>
-                <w:tab w:val="left" w:pos="6720"/>
-              </w:tabs>
-              <w:autoSpaceDE w:val="0"/>
-              <w:autoSpaceDN w:val="0"/>
-              <w:adjustRightInd w:val="0"/>
-              <w:spacing w:after="0" w:line="240" w:lineRule="auto"/>
-              <w:rPr>
-                <w:rFonts w:ascii="Helvetica" w:hAnsi="Helvetica" w:cs="Helvetica"/>
-                <w:kern w:val="0"/>
-                <w:lang w:val="en-US"/>
-              </w:rPr>
-            </w:pPr>
-            <w:r>
-              <w:rPr>
-                <w:rFonts w:ascii="Helvetica" w:hAnsi="Helvetica" w:cs="Helvetica"/>
-                <w:kern w:val="0"/>
-                <w:lang w:val="en-US"/>
-              </w:rPr>
-              <w:t>KPI124</w:t>
-            </w:r>
-          </w:p>
-        </w:tc>
-        <w:tc>
-          <w:tcPr>
-            <w:tcW w:w="4320" w:type="dxa"/>
-            <w:tcBorders>
-              <w:top w:val="none" w:sz="6" w:space="0" w:color="auto"/>
-              <w:left w:val="none" w:sz="6" w:space="0" w:color="auto"/>
-              <w:bottom w:val="none" w:sz="6" w:space="0" w:color="auto"/>
-              <w:right w:val="none" w:sz="6" w:space="0" w:color="auto"/>
-            </w:tcBorders>
-          </w:tcPr>
-          <w:p>
-            <w:pPr>
-              <w:tabs>
-                <w:tab w:val="left" w:pos="560"/>
-                <w:tab w:val="left" w:pos="1120"/>
-                <w:tab w:val="left" w:pos="1680"/>
-                <w:tab w:val="left" w:pos="2240"/>
-                <w:tab w:val="left" w:pos="2800"/>
-                <w:tab w:val="left" w:pos="3360"/>
-                <w:tab w:val="left" w:pos="3920"/>
-                <w:tab w:val="left" w:pos="4480"/>
-                <w:tab w:val="left" w:pos="5040"/>
-                <w:tab w:val="left" w:pos="5600"/>
-                <w:tab w:val="left" w:pos="6160"/>
-                <w:tab w:val="left" w:pos="6720"/>
-              </w:tabs>
-              <w:autoSpaceDE w:val="0"/>
-              <w:autoSpaceDN w:val="0"/>
-              <w:adjustRightInd w:val="0"/>
-              <w:spacing w:after="0" w:line="240" w:lineRule="auto"/>
-              <w:rPr>
-                <w:rFonts w:ascii="Helvetica" w:hAnsi="Helvetica" w:cs="Helvetica"/>
-                <w:kern w:val="0"/>
-                <w:lang w:val="en-US"/>
-              </w:rPr>
-            </w:pPr>
-            <w:r>
-              <w:rPr>
-                <w:rFonts w:ascii="Helvetica" w:hAnsi="Helvetica" w:cs="Helvetica"/>
-                <w:kern w:val="0"/>
-                <w:lang w:val="en-US"/>
-              </w:rPr>
-              <w:t>% Supply Plan Accuracy</w:t>
-            </w:r>
-          </w:p>
-        </w:tc>
-      </w:tr>
-      <w:tr>
-        <w:tblPrEx>
-          <w:tblCellMar>
-            <w:top w:w="0" w:type="dxa"/>
-            <w:bottom w:w="0" w:type="dxa"/>
-          </w:tblCellMar>
-        </w:tblPrEx>
-        <w:tc>
-          <w:tcPr>
-            <w:tcW w:w="4428" w:type="dxa"/>
-            <w:tcBorders>
-              <w:top w:val="none" w:sz="6" w:space="0" w:color="auto"/>
-              <w:left w:val="none" w:sz="6" w:space="0" w:color="auto"/>
-              <w:bottom w:val="none" w:sz="6" w:space="0" w:color="auto"/>
-              <w:right w:val="none" w:sz="6" w:space="0" w:color="auto"/>
-            </w:tcBorders>
-          </w:tcPr>
-          <w:p>
-            <w:pPr>
-              <w:tabs>
-                <w:tab w:val="left" w:pos="560"/>
-                <w:tab w:val="left" w:pos="1120"/>
-                <w:tab w:val="left" w:pos="1680"/>
-                <w:tab w:val="left" w:pos="2240"/>
-                <w:tab w:val="left" w:pos="2800"/>
-                <w:tab w:val="left" w:pos="3360"/>
-                <w:tab w:val="left" w:pos="3920"/>
-                <w:tab w:val="left" w:pos="4480"/>
-                <w:tab w:val="left" w:pos="5040"/>
-                <w:tab w:val="left" w:pos="5600"/>
-                <w:tab w:val="left" w:pos="6160"/>
-                <w:tab w:val="left" w:pos="6720"/>
-              </w:tabs>
-              <w:autoSpaceDE w:val="0"/>
-              <w:autoSpaceDN w:val="0"/>
-              <w:adjustRightInd w:val="0"/>
-              <w:spacing w:after="0" w:line="240" w:lineRule="auto"/>
-              <w:rPr>
-                <w:rFonts w:ascii="Helvetica" w:hAnsi="Helvetica" w:cs="Helvetica"/>
-                <w:kern w:val="0"/>
-                <w:lang w:val="en-US"/>
-              </w:rPr>
-            </w:pPr>
-            <w:r>
-              <w:rPr>
-                <w:rFonts w:ascii="Helvetica" w:hAnsi="Helvetica" w:cs="Helvetica"/>
-                <w:kern w:val="0"/>
-                <w:lang w:val="en-US"/>
-              </w:rPr>
-              <w:t>KPI125</w:t>
-            </w:r>
-          </w:p>
-        </w:tc>
-        <w:tc>
-          <w:tcPr>
-            <w:tcW w:w="4320" w:type="dxa"/>
-            <w:tcBorders>
-              <w:top w:val="none" w:sz="6" w:space="0" w:color="auto"/>
-              <w:left w:val="none" w:sz="6" w:space="0" w:color="auto"/>
-              <w:bottom w:val="none" w:sz="6" w:space="0" w:color="auto"/>
-              <w:right w:val="none" w:sz="6" w:space="0" w:color="auto"/>
-            </w:tcBorders>
-          </w:tcPr>
-          <w:p>
-            <w:pPr>
-              <w:tabs>
-                <w:tab w:val="left" w:pos="560"/>
-                <w:tab w:val="left" w:pos="1120"/>
-                <w:tab w:val="left" w:pos="1680"/>
-                <w:tab w:val="left" w:pos="2240"/>
-                <w:tab w:val="left" w:pos="2800"/>
-                <w:tab w:val="left" w:pos="3360"/>
-                <w:tab w:val="left" w:pos="3920"/>
-                <w:tab w:val="left" w:pos="4480"/>
-                <w:tab w:val="left" w:pos="5040"/>
-                <w:tab w:val="left" w:pos="5600"/>
-                <w:tab w:val="left" w:pos="6160"/>
-                <w:tab w:val="left" w:pos="6720"/>
-              </w:tabs>
-              <w:autoSpaceDE w:val="0"/>
-              <w:autoSpaceDN w:val="0"/>
-              <w:adjustRightInd w:val="0"/>
-              <w:spacing w:after="0" w:line="240" w:lineRule="auto"/>
-              <w:rPr>
-                <w:rFonts w:ascii="Helvetica" w:hAnsi="Helvetica" w:cs="Helvetica"/>
-                <w:kern w:val="0"/>
-                <w:lang w:val="en-US"/>
-              </w:rPr>
-            </w:pPr>
-            <w:r>
-              <w:rPr>
-                <w:rFonts w:ascii="Helvetica" w:hAnsi="Helvetica" w:cs="Helvetica"/>
-                <w:kern w:val="0"/>
-                <w:lang w:val="en-US"/>
-              </w:rPr>
-              <w:t>% Replenishment Plan Accuracy</w:t>
-            </w:r>
-          </w:p>
-        </w:tc>
-      </w:tr>
-      <w:tr>
-        <w:tblPrEx>
-          <w:tblCellMar>
-            <w:top w:w="0" w:type="dxa"/>
-            <w:bottom w:w="0" w:type="dxa"/>
-          </w:tblCellMar>
-        </w:tblPrEx>
-        <w:tc>
-          <w:tcPr>
-            <w:tcW w:w="4428" w:type="dxa"/>
-            <w:tcBorders>
-              <w:top w:val="none" w:sz="6" w:space="0" w:color="auto"/>
-              <w:left w:val="none" w:sz="6" w:space="0" w:color="auto"/>
-              <w:bottom w:val="none" w:sz="6" w:space="0" w:color="auto"/>
-              <w:right w:val="none" w:sz="6" w:space="0" w:color="auto"/>
-            </w:tcBorders>
-          </w:tcPr>
-          <w:p>
-            <w:pPr>
-              <w:tabs>
-                <w:tab w:val="left" w:pos="560"/>
-                <w:tab w:val="left" w:pos="1120"/>
-                <w:tab w:val="left" w:pos="1680"/>
-                <w:tab w:val="left" w:pos="2240"/>
-                <w:tab w:val="left" w:pos="2800"/>
-                <w:tab w:val="left" w:pos="3360"/>
-                <w:tab w:val="left" w:pos="3920"/>
-                <w:tab w:val="left" w:pos="4480"/>
-                <w:tab w:val="left" w:pos="5040"/>
-                <w:tab w:val="left" w:pos="5600"/>
-                <w:tab w:val="left" w:pos="6160"/>
-                <w:tab w:val="left" w:pos="6720"/>
-              </w:tabs>
-              <w:autoSpaceDE w:val="0"/>
-              <w:autoSpaceDN w:val="0"/>
-              <w:adjustRightInd w:val="0"/>
-              <w:spacing w:after="0" w:line="240" w:lineRule="auto"/>
-              <w:rPr>
-                <w:rFonts w:ascii="Helvetica" w:hAnsi="Helvetica" w:cs="Helvetica"/>
-                <w:kern w:val="0"/>
-                <w:lang w:val="en-US"/>
-              </w:rPr>
-            </w:pPr>
-            <w:r>
-              <w:rPr>
-                <w:rFonts w:ascii="Helvetica" w:hAnsi="Helvetica" w:cs="Helvetica"/>
-                <w:kern w:val="0"/>
-                <w:lang w:val="en-US"/>
-              </w:rPr>
-              <w:t>KPI126</w:t>
-            </w:r>
-          </w:p>
-        </w:tc>
-        <w:tc>
-          <w:tcPr>
-            <w:tcW w:w="4320" w:type="dxa"/>
-            <w:tcBorders>
-              <w:top w:val="none" w:sz="6" w:space="0" w:color="auto"/>
-              <w:left w:val="none" w:sz="6" w:space="0" w:color="auto"/>
-              <w:bottom w:val="none" w:sz="6" w:space="0" w:color="auto"/>
-              <w:right w:val="none" w:sz="6" w:space="0" w:color="auto"/>
-            </w:tcBorders>
-          </w:tcPr>
-          <w:p>
-            <w:pPr>
-              <w:tabs>
-                <w:tab w:val="left" w:pos="560"/>
-                <w:tab w:val="left" w:pos="1120"/>
-                <w:tab w:val="left" w:pos="1680"/>
-                <w:tab w:val="left" w:pos="2240"/>
-                <w:tab w:val="left" w:pos="2800"/>
-                <w:tab w:val="left" w:pos="3360"/>
-                <w:tab w:val="left" w:pos="3920"/>
-                <w:tab w:val="left" w:pos="4480"/>
-                <w:tab w:val="left" w:pos="5040"/>
-                <w:tab w:val="left" w:pos="5600"/>
-                <w:tab w:val="left" w:pos="6160"/>
-                <w:tab w:val="left" w:pos="6720"/>
-              </w:tabs>
-              <w:autoSpaceDE w:val="0"/>
-              <w:autoSpaceDN w:val="0"/>
-              <w:adjustRightInd w:val="0"/>
-              <w:spacing w:after="0" w:line="240" w:lineRule="auto"/>
-              <w:rPr>
-                <w:rFonts w:ascii="Helvetica" w:hAnsi="Helvetica" w:cs="Helvetica"/>
-                <w:kern w:val="0"/>
-                <w:lang w:val="en-US"/>
-              </w:rPr>
-            </w:pPr>
-            <w:r>
-              <w:rPr>
-                <w:rFonts w:ascii="Helvetica" w:hAnsi="Helvetica" w:cs="Helvetica"/>
-                <w:kern w:val="0"/>
-                <w:lang w:val="en-US"/>
-              </w:rPr>
-              <w:t>% Shipped to Forecast Plan Accuracy</w:t>
-            </w:r>
-          </w:p>
-        </w:tc>
-      </w:tr>
-      <w:tr>
-        <w:tblPrEx>
-          <w:tblCellMar>
-            <w:top w:w="0" w:type="dxa"/>
-            <w:bottom w:w="0" w:type="dxa"/>
-          </w:tblCellMar>
-        </w:tblPrEx>
-        <w:tc>
-          <w:tcPr>
-            <w:tcW w:w="4428" w:type="dxa"/>
-            <w:tcBorders>
-              <w:top w:val="none" w:sz="6" w:space="0" w:color="auto"/>
-              <w:left w:val="none" w:sz="6" w:space="0" w:color="auto"/>
-              <w:bottom w:val="none" w:sz="6" w:space="0" w:color="auto"/>
-              <w:right w:val="none" w:sz="6" w:space="0" w:color="auto"/>
-            </w:tcBorders>
-          </w:tcPr>
-          <w:p>
-            <w:pPr>
-              <w:tabs>
-                <w:tab w:val="left" w:pos="560"/>
-                <w:tab w:val="left" w:pos="1120"/>
-                <w:tab w:val="left" w:pos="1680"/>
-                <w:tab w:val="left" w:pos="2240"/>
-                <w:tab w:val="left" w:pos="2800"/>
-                <w:tab w:val="left" w:pos="3360"/>
-                <w:tab w:val="left" w:pos="3920"/>
-                <w:tab w:val="left" w:pos="4480"/>
-                <w:tab w:val="left" w:pos="5040"/>
-                <w:tab w:val="left" w:pos="5600"/>
-                <w:tab w:val="left" w:pos="6160"/>
-                <w:tab w:val="left" w:pos="6720"/>
-              </w:tabs>
-              <w:autoSpaceDE w:val="0"/>
-              <w:autoSpaceDN w:val="0"/>
-              <w:adjustRightInd w:val="0"/>
-              <w:spacing w:after="0" w:line="240" w:lineRule="auto"/>
-              <w:rPr>
-                <w:rFonts w:ascii="Helvetica" w:hAnsi="Helvetica" w:cs="Helvetica"/>
-                <w:kern w:val="0"/>
-                <w:lang w:val="en-US"/>
-              </w:rPr>
-            </w:pPr>
-            <w:r>
-              <w:rPr>
-                <w:rFonts w:ascii="Helvetica" w:hAnsi="Helvetica" w:cs="Helvetica"/>
-                <w:kern w:val="0"/>
-                <w:lang w:val="en-US"/>
-              </w:rPr>
-              <w:t>KPI127</w:t>
-            </w:r>
-          </w:p>
-        </w:tc>
-        <w:tc>
-          <w:tcPr>
-            <w:tcW w:w="4320" w:type="dxa"/>
-            <w:tcBorders>
-              <w:top w:val="none" w:sz="6" w:space="0" w:color="auto"/>
-              <w:left w:val="none" w:sz="6" w:space="0" w:color="auto"/>
-              <w:bottom w:val="none" w:sz="6" w:space="0" w:color="auto"/>
-              <w:right w:val="none" w:sz="6" w:space="0" w:color="auto"/>
-            </w:tcBorders>
-          </w:tcPr>
-          <w:p>
-            <w:pPr>
-              <w:tabs>
-                <w:tab w:val="left" w:pos="560"/>
-                <w:tab w:val="left" w:pos="1120"/>
-                <w:tab w:val="left" w:pos="1680"/>
-                <w:tab w:val="left" w:pos="2240"/>
-                <w:tab w:val="left" w:pos="2800"/>
-                <w:tab w:val="left" w:pos="3360"/>
-                <w:tab w:val="left" w:pos="3920"/>
-                <w:tab w:val="left" w:pos="4480"/>
-                <w:tab w:val="left" w:pos="5040"/>
-                <w:tab w:val="left" w:pos="5600"/>
-                <w:tab w:val="left" w:pos="6160"/>
-                <w:tab w:val="left" w:pos="6720"/>
-              </w:tabs>
-              <w:autoSpaceDE w:val="0"/>
-              <w:autoSpaceDN w:val="0"/>
-              <w:adjustRightInd w:val="0"/>
-              <w:spacing w:after="0" w:line="240" w:lineRule="auto"/>
-              <w:rPr>
-                <w:rFonts w:ascii="Helvetica" w:hAnsi="Helvetica" w:cs="Helvetica"/>
-                <w:kern w:val="0"/>
-                <w:lang w:val="en-US"/>
-              </w:rPr>
-            </w:pPr>
-            <w:r>
-              <w:rPr>
-                <w:rFonts w:ascii="Helvetica" w:hAnsi="Helvetica" w:cs="Helvetica"/>
-                <w:kern w:val="0"/>
-                <w:lang w:val="en-US"/>
-              </w:rPr>
-              <w:t>% Logistics Plan Accuracy</w:t>
-            </w:r>
-          </w:p>
-        </w:tc>
-      </w:tr>
-      <w:tr>
-        <w:tblPrEx>
-          <w:tblCellMar>
-            <w:top w:w="0" w:type="dxa"/>
-            <w:bottom w:w="0" w:type="dxa"/>
-          </w:tblCellMar>
-        </w:tblPrEx>
-        <w:tc>
-          <w:tcPr>
-            <w:tcW w:w="4428" w:type="dxa"/>
-            <w:tcBorders>
-              <w:top w:val="none" w:sz="6" w:space="0" w:color="auto"/>
-              <w:left w:val="none" w:sz="6" w:space="0" w:color="auto"/>
-              <w:bottom w:val="none" w:sz="6" w:space="0" w:color="auto"/>
-              <w:right w:val="none" w:sz="6" w:space="0" w:color="auto"/>
-            </w:tcBorders>
-          </w:tcPr>
-          <w:p>
-            <w:pPr>
-              <w:tabs>
-                <w:tab w:val="left" w:pos="560"/>
-                <w:tab w:val="left" w:pos="1120"/>
-                <w:tab w:val="left" w:pos="1680"/>
-                <w:tab w:val="left" w:pos="2240"/>
-                <w:tab w:val="left" w:pos="2800"/>
-                <w:tab w:val="left" w:pos="3360"/>
-                <w:tab w:val="left" w:pos="3920"/>
-                <w:tab w:val="left" w:pos="4480"/>
-                <w:tab w:val="left" w:pos="5040"/>
-                <w:tab w:val="left" w:pos="5600"/>
-                <w:tab w:val="left" w:pos="6160"/>
-                <w:tab w:val="left" w:pos="6720"/>
-              </w:tabs>
-              <w:autoSpaceDE w:val="0"/>
-              <w:autoSpaceDN w:val="0"/>
-              <w:adjustRightInd w:val="0"/>
-              <w:spacing w:after="0" w:line="240" w:lineRule="auto"/>
-              <w:rPr>
-                <w:rFonts w:ascii="Helvetica" w:hAnsi="Helvetica" w:cs="Helvetica"/>
-                <w:kern w:val="0"/>
-                <w:lang w:val="en-US"/>
-              </w:rPr>
-            </w:pPr>
-            <w:r>
-              <w:rPr>
-                <w:rFonts w:ascii="Helvetica" w:hAnsi="Helvetica" w:cs="Helvetica"/>
-                <w:kern w:val="0"/>
-                <w:lang w:val="en-US"/>
-              </w:rPr>
-              <w:t>KPI166</w:t>
-            </w:r>
-          </w:p>
-        </w:tc>
-        <w:tc>
-          <w:tcPr>
-            <w:tcW w:w="4320" w:type="dxa"/>
-            <w:tcBorders>
-              <w:top w:val="none" w:sz="6" w:space="0" w:color="auto"/>
-              <w:left w:val="none" w:sz="6" w:space="0" w:color="auto"/>
-              <w:bottom w:val="none" w:sz="6" w:space="0" w:color="auto"/>
-              <w:right w:val="none" w:sz="6" w:space="0" w:color="auto"/>
-            </w:tcBorders>
-          </w:tcPr>
-          <w:p>
-            <w:pPr>
-              <w:tabs>
-                <w:tab w:val="left" w:pos="560"/>
-                <w:tab w:val="left" w:pos="1120"/>
-                <w:tab w:val="left" w:pos="1680"/>
-                <w:tab w:val="left" w:pos="2240"/>
-                <w:tab w:val="left" w:pos="2800"/>
-                <w:tab w:val="left" w:pos="3360"/>
-                <w:tab w:val="left" w:pos="3920"/>
-                <w:tab w:val="left" w:pos="4480"/>
-                <w:tab w:val="left" w:pos="5040"/>
-                <w:tab w:val="left" w:pos="5600"/>
-                <w:tab w:val="left" w:pos="6160"/>
-                <w:tab w:val="left" w:pos="6720"/>
-              </w:tabs>
-              <w:autoSpaceDE w:val="0"/>
-              <w:autoSpaceDN w:val="0"/>
-              <w:adjustRightInd w:val="0"/>
-              <w:spacing w:after="0" w:line="240" w:lineRule="auto"/>
-              <w:rPr>
-                <w:rFonts w:ascii="Helvetica" w:hAnsi="Helvetica" w:cs="Helvetica"/>
-                <w:kern w:val="0"/>
-                <w:lang w:val="en-US"/>
-              </w:rPr>
-            </w:pPr>
-            <w:r>
-              <w:rPr>
-                <w:rFonts w:ascii="Helvetica" w:hAnsi="Helvetica" w:cs="Helvetica"/>
-                <w:kern w:val="0"/>
-                <w:lang w:val="en-US"/>
-              </w:rPr>
               <w:t># Inventory (KMT)</w:t>
             </w:r>
           </w:p>
         </w:tc>
       </w:tr>
       <w:tr>
-        <w:tblPrEx>
-          <w:tblCellMar>
-            <w:top w:w="0" w:type="dxa"/>
-            <w:bottom w:w="0" w:type="dxa"/>
-          </w:tblCellMar>
-        </w:tblPrEx>
         <w:tc>
           <w:tcPr>
             <w:tcW w:w="4428" w:type="dxa"/>
